--- a/Output/Tables/PAPER1 - table1.abbreviated_PP_QCEasytrial.docx
+++ b/Output/Tables/PAPER1 - table1.abbreviated_PP_QCEasytrial.docx
@@ -4960,51 +4960,51 @@
                 <w:szCs w:val="22"/>
                 <w:color w:val="000000"/>
               </w:rPr>
-              <w:t xml:space="preserve">30.0 [20.0, 40.0]</w:t>
-            </w:r>
-          </w:p>
-        </w:tc>
-        <w:tc>
-          <w:tcPr>
-            <w:tcBorders>
-              <w:bottom w:val="none" w:sz="0" w:space="0" w:color="000000"/>
-              <w:top w:val="none" w:sz="0" w:space="0" w:color="000000"/>
-              <w:left w:val="none" w:sz="0" w:space="0" w:color="000000"/>
-              <w:right w:val="none" w:sz="0" w:space="0" w:color="000000"/>
-            </w:tcBorders>
-            <w:shd w:val="clear" w:color="auto" w:fill="FFFFFF"/>
-            <w:tcMar>
-              <w:top w:w="0" w:type="dxa"/>
-              <w:bottom w:w="0" w:type="dxa"/>
-              <w:left w:w="0" w:type="dxa"/>
-              <w:right w:w="0" w:type="dxa"/>
-            </w:tcMar>
-            <w:vAlign w:val="center"/>
-          </w:tcPr>
-          <w:p>
-            <w:pPr>
-              <w:pStyle w:val="Normal"/>
-              <w:jc w:val="center"/>
-              <w:pBdr>
-                <w:bottom w:val="none" w:sz="0" w:space="0" w:color="000000"/>
-                <w:top w:val="none" w:sz="0" w:space="0" w:color="000000"/>
-                <w:left w:val="none" w:sz="0" w:space="0" w:color="000000"/>
-                <w:right w:val="none" w:sz="0" w:space="0" w:color="000000"/>
-              </w:pBdr>
-              <w:spacing w:after="100" w:before="100" w:line="240"/>
-              <w:ind w:left="100" w:right="100" w:firstLine="0" w:firstLineChars="0"/>
-            </w:pPr>
-            <w:r>
-              <w:rPr>
-                <w:rFonts w:ascii="Arial" w:hAnsi="Arial" w:eastAsia="Arial" w:cs="Arial"/>
-                <w:i w:val="false"/>
-                <w:b w:val="false"/>
-                <w:u w:val="none"/>
-                <w:sz w:val="22"/>
-                <w:szCs w:val="22"/>
-                <w:color w:val="000000"/>
-              </w:rPr>
-              <w:t xml:space="preserve">40.0 [20.0, 70.0]</w:t>
+              <w:t xml:space="preserve">70.0 [60.0, 80.0]</w:t>
+            </w:r>
+          </w:p>
+        </w:tc>
+        <w:tc>
+          <w:tcPr>
+            <w:tcBorders>
+              <w:bottom w:val="none" w:sz="0" w:space="0" w:color="000000"/>
+              <w:top w:val="none" w:sz="0" w:space="0" w:color="000000"/>
+              <w:left w:val="none" w:sz="0" w:space="0" w:color="000000"/>
+              <w:right w:val="none" w:sz="0" w:space="0" w:color="000000"/>
+            </w:tcBorders>
+            <w:shd w:val="clear" w:color="auto" w:fill="FFFFFF"/>
+            <w:tcMar>
+              <w:top w:w="0" w:type="dxa"/>
+              <w:bottom w:w="0" w:type="dxa"/>
+              <w:left w:w="0" w:type="dxa"/>
+              <w:right w:w="0" w:type="dxa"/>
+            </w:tcMar>
+            <w:vAlign w:val="center"/>
+          </w:tcPr>
+          <w:p>
+            <w:pPr>
+              <w:pStyle w:val="Normal"/>
+              <w:jc w:val="center"/>
+              <w:pBdr>
+                <w:bottom w:val="none" w:sz="0" w:space="0" w:color="000000"/>
+                <w:top w:val="none" w:sz="0" w:space="0" w:color="000000"/>
+                <w:left w:val="none" w:sz="0" w:space="0" w:color="000000"/>
+                <w:right w:val="none" w:sz="0" w:space="0" w:color="000000"/>
+              </w:pBdr>
+              <w:spacing w:after="100" w:before="100" w:line="240"/>
+              <w:ind w:left="100" w:right="100" w:firstLine="0" w:firstLineChars="0"/>
+            </w:pPr>
+            <w:r>
+              <w:rPr>
+                <w:rFonts w:ascii="Arial" w:hAnsi="Arial" w:eastAsia="Arial" w:cs="Arial"/>
+                <w:i w:val="false"/>
+                <w:b w:val="false"/>
+                <w:u w:val="none"/>
+                <w:sz w:val="22"/>
+                <w:szCs w:val="22"/>
+                <w:color w:val="000000"/>
+              </w:rPr>
+              <w:t xml:space="preserve">60.0 [30.0, 80.0]</w:t>
             </w:r>
           </w:p>
         </w:tc>
@@ -5607,7 +5607,7 @@
         <w:tc>
           <w:tcPr>
             <w:tcBorders>
-              <w:bottom w:val="single" w:sz="12" w:space="0" w:color="666666"/>
+              <w:bottom w:val="none" w:sz="0" w:space="0" w:color="000000"/>
               <w:top w:val="none" w:sz="0" w:space="0" w:color="000000"/>
               <w:left w:val="none" w:sz="0" w:space="0" w:color="000000"/>
               <w:right w:val="none" w:sz="0" w:space="0" w:color="000000"/>
@@ -5651,7 +5651,7 @@
         <w:tc>
           <w:tcPr>
             <w:tcBorders>
-              <w:bottom w:val="single" w:sz="12" w:space="0" w:color="666666"/>
+              <w:bottom w:val="none" w:sz="0" w:space="0" w:color="000000"/>
               <w:top w:val="none" w:sz="0" w:space="0" w:color="000000"/>
               <w:left w:val="none" w:sz="0" w:space="0" w:color="000000"/>
               <w:right w:val="none" w:sz="0" w:space="0" w:color="000000"/>
@@ -5695,7 +5695,7 @@
         <w:tc>
           <w:tcPr>
             <w:tcBorders>
-              <w:bottom w:val="single" w:sz="12" w:space="0" w:color="666666"/>
+              <w:bottom w:val="none" w:sz="0" w:space="0" w:color="000000"/>
               <w:top w:val="none" w:sz="0" w:space="0" w:color="000000"/>
               <w:left w:val="none" w:sz="0" w:space="0" w:color="000000"/>
               <w:right w:val="none" w:sz="0" w:space="0" w:color="000000"/>
@@ -5964,139 +5964,139 @@
                 <w:szCs w:val="22"/>
                 <w:color w:val="000000"/>
               </w:rPr>
-              <w:t xml:space="preserve">Energy Intake (kJ)</w:t>
-            </w:r>
-          </w:p>
-        </w:tc>
-        <w:tc>
-          <w:tcPr>
-            <w:tcBorders>
-              <w:bottom w:val="none" w:sz="0" w:space="0" w:color="000000"/>
-              <w:top w:val="none" w:sz="0" w:space="0" w:color="000000"/>
-              <w:left w:val="none" w:sz="0" w:space="0" w:color="000000"/>
-              <w:right w:val="none" w:sz="0" w:space="0" w:color="000000"/>
-            </w:tcBorders>
-            <w:shd w:val="clear" w:color="auto" w:fill="FFFFFF"/>
-            <w:tcMar>
-              <w:top w:w="0" w:type="dxa"/>
-              <w:bottom w:w="0" w:type="dxa"/>
-              <w:left w:w="0" w:type="dxa"/>
-              <w:right w:w="0" w:type="dxa"/>
-            </w:tcMar>
-            <w:vAlign w:val="center"/>
-          </w:tcPr>
-          <w:p>
-            <w:pPr>
-              <w:pStyle w:val="Normal"/>
-              <w:jc w:val="center"/>
-              <w:pBdr>
-                <w:bottom w:val="none" w:sz="0" w:space="0" w:color="000000"/>
-                <w:top w:val="none" w:sz="0" w:space="0" w:color="000000"/>
-                <w:left w:val="none" w:sz="0" w:space="0" w:color="000000"/>
-                <w:right w:val="none" w:sz="0" w:space="0" w:color="000000"/>
-              </w:pBdr>
-              <w:spacing w:after="100" w:before="100" w:line="240"/>
-              <w:ind w:left="100" w:right="100" w:firstLine="0" w:firstLineChars="0"/>
-            </w:pPr>
-            <w:r>
-              <w:rPr>
-                <w:rFonts w:ascii="Arial" w:hAnsi="Arial" w:eastAsia="Arial" w:cs="Arial"/>
-                <w:i w:val="false"/>
-                <w:b w:val="false"/>
-                <w:u w:val="none"/>
-                <w:sz w:val="22"/>
-                <w:szCs w:val="22"/>
-                <w:color w:val="000000"/>
-              </w:rPr>
-              <w:t xml:space="preserve">7100 (1860)</w:t>
-            </w:r>
-          </w:p>
-        </w:tc>
-        <w:tc>
-          <w:tcPr>
-            <w:tcBorders>
-              <w:bottom w:val="none" w:sz="0" w:space="0" w:color="000000"/>
-              <w:top w:val="none" w:sz="0" w:space="0" w:color="000000"/>
-              <w:left w:val="none" w:sz="0" w:space="0" w:color="000000"/>
-              <w:right w:val="none" w:sz="0" w:space="0" w:color="000000"/>
-            </w:tcBorders>
-            <w:shd w:val="clear" w:color="auto" w:fill="FFFFFF"/>
-            <w:tcMar>
-              <w:top w:w="0" w:type="dxa"/>
-              <w:bottom w:w="0" w:type="dxa"/>
-              <w:left w:w="0" w:type="dxa"/>
-              <w:right w:w="0" w:type="dxa"/>
-            </w:tcMar>
-            <w:vAlign w:val="center"/>
-          </w:tcPr>
-          <w:p>
-            <w:pPr>
-              <w:pStyle w:val="Normal"/>
-              <w:jc w:val="center"/>
-              <w:pBdr>
-                <w:bottom w:val="none" w:sz="0" w:space="0" w:color="000000"/>
-                <w:top w:val="none" w:sz="0" w:space="0" w:color="000000"/>
-                <w:left w:val="none" w:sz="0" w:space="0" w:color="000000"/>
-                <w:right w:val="none" w:sz="0" w:space="0" w:color="000000"/>
-              </w:pBdr>
-              <w:spacing w:after="100" w:before="100" w:line="240"/>
-              <w:ind w:left="100" w:right="100" w:firstLine="0" w:firstLineChars="0"/>
-            </w:pPr>
-            <w:r>
-              <w:rPr>
-                <w:rFonts w:ascii="Arial" w:hAnsi="Arial" w:eastAsia="Arial" w:cs="Arial"/>
-                <w:i w:val="false"/>
-                <w:b w:val="false"/>
-                <w:u w:val="none"/>
-                <w:sz w:val="22"/>
-                <w:szCs w:val="22"/>
-                <w:color w:val="000000"/>
-              </w:rPr>
-              <w:t xml:space="preserve">8490 (1910)</w:t>
-            </w:r>
-          </w:p>
-        </w:tc>
-        <w:tc>
-          <w:tcPr>
-            <w:tcBorders>
-              <w:bottom w:val="none" w:sz="0" w:space="0" w:color="000000"/>
-              <w:top w:val="none" w:sz="0" w:space="0" w:color="000000"/>
-              <w:left w:val="none" w:sz="0" w:space="0" w:color="000000"/>
-              <w:right w:val="none" w:sz="0" w:space="0" w:color="000000"/>
-            </w:tcBorders>
-            <w:shd w:val="clear" w:color="auto" w:fill="FFFFFF"/>
-            <w:tcMar>
-              <w:top w:w="0" w:type="dxa"/>
-              <w:bottom w:w="0" w:type="dxa"/>
-              <w:left w:w="0" w:type="dxa"/>
-              <w:right w:w="0" w:type="dxa"/>
-            </w:tcMar>
-            <w:vAlign w:val="center"/>
-          </w:tcPr>
-          <w:p>
-            <w:pPr>
-              <w:pStyle w:val="Normal"/>
-              <w:jc w:val="center"/>
-              <w:pBdr>
-                <w:bottom w:val="none" w:sz="0" w:space="0" w:color="000000"/>
-                <w:top w:val="none" w:sz="0" w:space="0" w:color="000000"/>
-                <w:left w:val="none" w:sz="0" w:space="0" w:color="000000"/>
-                <w:right w:val="none" w:sz="0" w:space="0" w:color="000000"/>
-              </w:pBdr>
-              <w:spacing w:after="100" w:before="100" w:line="240"/>
-              <w:ind w:left="100" w:right="100" w:firstLine="0" w:firstLineChars="0"/>
-            </w:pPr>
-            <w:r>
-              <w:rPr>
-                <w:rFonts w:ascii="Arial" w:hAnsi="Arial" w:eastAsia="Arial" w:cs="Arial"/>
-                <w:i w:val="false"/>
-                <w:b w:val="false"/>
-                <w:u w:val="none"/>
-                <w:sz w:val="22"/>
-                <w:szCs w:val="22"/>
-                <w:color w:val="000000"/>
-              </w:rPr>
-              <w:t xml:space="preserve">7690 (1970)</w:t>
+              <w:t xml:space="preserve">Smoking status</w:t>
+            </w:r>
+          </w:p>
+        </w:tc>
+        <w:tc>
+          <w:tcPr>
+            <w:tcBorders>
+              <w:bottom w:val="none" w:sz="0" w:space="0" w:color="000000"/>
+              <w:top w:val="none" w:sz="0" w:space="0" w:color="000000"/>
+              <w:left w:val="none" w:sz="0" w:space="0" w:color="000000"/>
+              <w:right w:val="none" w:sz="0" w:space="0" w:color="000000"/>
+            </w:tcBorders>
+            <w:shd w:val="clear" w:color="auto" w:fill="FFFFFF"/>
+            <w:tcMar>
+              <w:top w:w="0" w:type="dxa"/>
+              <w:bottom w:w="0" w:type="dxa"/>
+              <w:left w:w="0" w:type="dxa"/>
+              <w:right w:w="0" w:type="dxa"/>
+            </w:tcMar>
+            <w:vAlign w:val="center"/>
+          </w:tcPr>
+          <w:p>
+            <w:pPr>
+              <w:pStyle w:val="Normal"/>
+              <w:jc w:val="center"/>
+              <w:pBdr>
+                <w:bottom w:val="none" w:sz="0" w:space="0" w:color="000000"/>
+                <w:top w:val="none" w:sz="0" w:space="0" w:color="000000"/>
+                <w:left w:val="none" w:sz="0" w:space="0" w:color="000000"/>
+                <w:right w:val="none" w:sz="0" w:space="0" w:color="000000"/>
+              </w:pBdr>
+              <w:spacing w:after="100" w:before="100" w:line="240"/>
+              <w:ind w:left="100" w:right="100" w:firstLine="0" w:firstLineChars="0"/>
+            </w:pPr>
+            <w:r>
+              <w:rPr>
+                <w:rFonts w:ascii="Arial" w:hAnsi="Arial" w:eastAsia="Arial" w:cs="Arial"/>
+                <w:i w:val="false"/>
+                <w:b w:val="false"/>
+                <w:u w:val="none"/>
+                <w:sz w:val="22"/>
+                <w:szCs w:val="22"/>
+                <w:color w:val="000000"/>
+              </w:rPr>
+              <w:t xml:space="preserve"/>
+            </w:r>
+          </w:p>
+        </w:tc>
+        <w:tc>
+          <w:tcPr>
+            <w:tcBorders>
+              <w:bottom w:val="none" w:sz="0" w:space="0" w:color="000000"/>
+              <w:top w:val="none" w:sz="0" w:space="0" w:color="000000"/>
+              <w:left w:val="none" w:sz="0" w:space="0" w:color="000000"/>
+              <w:right w:val="none" w:sz="0" w:space="0" w:color="000000"/>
+            </w:tcBorders>
+            <w:shd w:val="clear" w:color="auto" w:fill="FFFFFF"/>
+            <w:tcMar>
+              <w:top w:w="0" w:type="dxa"/>
+              <w:bottom w:w="0" w:type="dxa"/>
+              <w:left w:w="0" w:type="dxa"/>
+              <w:right w:w="0" w:type="dxa"/>
+            </w:tcMar>
+            <w:vAlign w:val="center"/>
+          </w:tcPr>
+          <w:p>
+            <w:pPr>
+              <w:pStyle w:val="Normal"/>
+              <w:jc w:val="center"/>
+              <w:pBdr>
+                <w:bottom w:val="none" w:sz="0" w:space="0" w:color="000000"/>
+                <w:top w:val="none" w:sz="0" w:space="0" w:color="000000"/>
+                <w:left w:val="none" w:sz="0" w:space="0" w:color="000000"/>
+                <w:right w:val="none" w:sz="0" w:space="0" w:color="000000"/>
+              </w:pBdr>
+              <w:spacing w:after="100" w:before="100" w:line="240"/>
+              <w:ind w:left="100" w:right="100" w:firstLine="0" w:firstLineChars="0"/>
+            </w:pPr>
+            <w:r>
+              <w:rPr>
+                <w:rFonts w:ascii="Arial" w:hAnsi="Arial" w:eastAsia="Arial" w:cs="Arial"/>
+                <w:i w:val="false"/>
+                <w:b w:val="false"/>
+                <w:u w:val="none"/>
+                <w:sz w:val="22"/>
+                <w:szCs w:val="22"/>
+                <w:color w:val="000000"/>
+              </w:rPr>
+              <w:t xml:space="preserve"/>
+            </w:r>
+          </w:p>
+        </w:tc>
+        <w:tc>
+          <w:tcPr>
+            <w:tcBorders>
+              <w:bottom w:val="none" w:sz="0" w:space="0" w:color="000000"/>
+              <w:top w:val="none" w:sz="0" w:space="0" w:color="000000"/>
+              <w:left w:val="none" w:sz="0" w:space="0" w:color="000000"/>
+              <w:right w:val="none" w:sz="0" w:space="0" w:color="000000"/>
+            </w:tcBorders>
+            <w:shd w:val="clear" w:color="auto" w:fill="FFFFFF"/>
+            <w:tcMar>
+              <w:top w:w="0" w:type="dxa"/>
+              <w:bottom w:w="0" w:type="dxa"/>
+              <w:left w:w="0" w:type="dxa"/>
+              <w:right w:w="0" w:type="dxa"/>
+            </w:tcMar>
+            <w:vAlign w:val="center"/>
+          </w:tcPr>
+          <w:p>
+            <w:pPr>
+              <w:pStyle w:val="Normal"/>
+              <w:jc w:val="center"/>
+              <w:pBdr>
+                <w:bottom w:val="none" w:sz="0" w:space="0" w:color="000000"/>
+                <w:top w:val="none" w:sz="0" w:space="0" w:color="000000"/>
+                <w:left w:val="none" w:sz="0" w:space="0" w:color="000000"/>
+                <w:right w:val="none" w:sz="0" w:space="0" w:color="000000"/>
+              </w:pBdr>
+              <w:spacing w:after="100" w:before="100" w:line="240"/>
+              <w:ind w:left="100" w:right="100" w:firstLine="0" w:firstLineChars="0"/>
+            </w:pPr>
+            <w:r>
+              <w:rPr>
+                <w:rFonts w:ascii="Arial" w:hAnsi="Arial" w:eastAsia="Arial" w:cs="Arial"/>
+                <w:i w:val="false"/>
+                <w:b w:val="false"/>
+                <w:u w:val="none"/>
+                <w:sz w:val="22"/>
+                <w:szCs w:val="22"/>
+                <w:color w:val="000000"/>
+              </w:rPr>
+              <w:t xml:space="preserve"/>
             </w:r>
           </w:p>
         </w:tc>
@@ -6140,145 +6140,145 @@
               <w:rPr>
                 <w:rFonts w:ascii="Arial" w:hAnsi="Arial" w:eastAsia="Arial" w:cs="Arial"/>
                 <w:i w:val="false"/>
-                <w:b w:val="true"/>
-                <w:u w:val="none"/>
-                <w:sz w:val="22"/>
-                <w:szCs w:val="22"/>
-                <w:color w:val="000000"/>
-              </w:rPr>
-              <w:t xml:space="preserve">Lipid intake (g)</w:t>
-            </w:r>
-          </w:p>
-        </w:tc>
-        <w:tc>
-          <w:tcPr>
-            <w:tcBorders>
-              <w:bottom w:val="none" w:sz="0" w:space="0" w:color="000000"/>
-              <w:top w:val="none" w:sz="0" w:space="0" w:color="000000"/>
-              <w:left w:val="none" w:sz="0" w:space="0" w:color="000000"/>
-              <w:right w:val="none" w:sz="0" w:space="0" w:color="000000"/>
-            </w:tcBorders>
-            <w:shd w:val="clear" w:color="auto" w:fill="FFFFFF"/>
-            <w:tcMar>
-              <w:top w:w="0" w:type="dxa"/>
-              <w:bottom w:w="0" w:type="dxa"/>
-              <w:left w:w="0" w:type="dxa"/>
-              <w:right w:w="0" w:type="dxa"/>
-            </w:tcMar>
-            <w:vAlign w:val="center"/>
-          </w:tcPr>
-          <w:p>
-            <w:pPr>
-              <w:pStyle w:val="Normal"/>
-              <w:jc w:val="center"/>
-              <w:pBdr>
-                <w:bottom w:val="none" w:sz="0" w:space="0" w:color="000000"/>
-                <w:top w:val="none" w:sz="0" w:space="0" w:color="000000"/>
-                <w:left w:val="none" w:sz="0" w:space="0" w:color="000000"/>
-                <w:right w:val="none" w:sz="0" w:space="0" w:color="000000"/>
-              </w:pBdr>
-              <w:spacing w:after="100" w:before="100" w:line="240"/>
-              <w:ind w:left="100" w:right="100" w:firstLine="0" w:firstLineChars="0"/>
-            </w:pPr>
-            <w:r>
-              <w:rPr>
-                <w:rFonts w:ascii="Arial" w:hAnsi="Arial" w:eastAsia="Arial" w:cs="Arial"/>
-                <w:i w:val="false"/>
-                <w:b w:val="false"/>
-                <w:u w:val="none"/>
-                <w:sz w:val="22"/>
-                <w:szCs w:val="22"/>
-                <w:color w:val="000000"/>
-              </w:rPr>
-              <w:t xml:space="preserve">74.6 [60.8, 88.1]</w:t>
-            </w:r>
-          </w:p>
-        </w:tc>
-        <w:tc>
-          <w:tcPr>
-            <w:tcBorders>
-              <w:bottom w:val="none" w:sz="0" w:space="0" w:color="000000"/>
-              <w:top w:val="none" w:sz="0" w:space="0" w:color="000000"/>
-              <w:left w:val="none" w:sz="0" w:space="0" w:color="000000"/>
-              <w:right w:val="none" w:sz="0" w:space="0" w:color="000000"/>
-            </w:tcBorders>
-            <w:shd w:val="clear" w:color="auto" w:fill="FFFFFF"/>
-            <w:tcMar>
-              <w:top w:w="0" w:type="dxa"/>
-              <w:bottom w:w="0" w:type="dxa"/>
-              <w:left w:w="0" w:type="dxa"/>
-              <w:right w:w="0" w:type="dxa"/>
-            </w:tcMar>
-            <w:vAlign w:val="center"/>
-          </w:tcPr>
-          <w:p>
-            <w:pPr>
-              <w:pStyle w:val="Normal"/>
-              <w:jc w:val="center"/>
-              <w:pBdr>
-                <w:bottom w:val="none" w:sz="0" w:space="0" w:color="000000"/>
-                <w:top w:val="none" w:sz="0" w:space="0" w:color="000000"/>
-                <w:left w:val="none" w:sz="0" w:space="0" w:color="000000"/>
-                <w:right w:val="none" w:sz="0" w:space="0" w:color="000000"/>
-              </w:pBdr>
-              <w:spacing w:after="100" w:before="100" w:line="240"/>
-              <w:ind w:left="100" w:right="100" w:firstLine="0" w:firstLineChars="0"/>
-            </w:pPr>
-            <w:r>
-              <w:rPr>
-                <w:rFonts w:ascii="Arial" w:hAnsi="Arial" w:eastAsia="Arial" w:cs="Arial"/>
-                <w:i w:val="false"/>
-                <w:b w:val="false"/>
-                <w:u w:val="none"/>
-                <w:sz w:val="22"/>
-                <w:szCs w:val="22"/>
-                <w:color w:val="000000"/>
-              </w:rPr>
-              <w:t xml:space="preserve">75.6 [54.9, 86.7]</w:t>
-            </w:r>
-          </w:p>
-        </w:tc>
-        <w:tc>
-          <w:tcPr>
-            <w:tcBorders>
-              <w:bottom w:val="none" w:sz="0" w:space="0" w:color="000000"/>
-              <w:top w:val="none" w:sz="0" w:space="0" w:color="000000"/>
-              <w:left w:val="none" w:sz="0" w:space="0" w:color="000000"/>
-              <w:right w:val="none" w:sz="0" w:space="0" w:color="000000"/>
-            </w:tcBorders>
-            <w:shd w:val="clear" w:color="auto" w:fill="FFFFFF"/>
-            <w:tcMar>
-              <w:top w:w="0" w:type="dxa"/>
-              <w:bottom w:w="0" w:type="dxa"/>
-              <w:left w:w="0" w:type="dxa"/>
-              <w:right w:w="0" w:type="dxa"/>
-            </w:tcMar>
-            <w:vAlign w:val="center"/>
-          </w:tcPr>
-          <w:p>
-            <w:pPr>
-              <w:pStyle w:val="Normal"/>
-              <w:jc w:val="center"/>
-              <w:pBdr>
-                <w:bottom w:val="none" w:sz="0" w:space="0" w:color="000000"/>
-                <w:top w:val="none" w:sz="0" w:space="0" w:color="000000"/>
-                <w:left w:val="none" w:sz="0" w:space="0" w:color="000000"/>
-                <w:right w:val="none" w:sz="0" w:space="0" w:color="000000"/>
-              </w:pBdr>
-              <w:spacing w:after="100" w:before="100" w:line="240"/>
-              <w:ind w:left="100" w:right="100" w:firstLine="0" w:firstLineChars="0"/>
-            </w:pPr>
-            <w:r>
-              <w:rPr>
-                <w:rFonts w:ascii="Arial" w:hAnsi="Arial" w:eastAsia="Arial" w:cs="Arial"/>
-                <w:i w:val="false"/>
-                <w:b w:val="false"/>
-                <w:u w:val="none"/>
-                <w:sz w:val="22"/>
-                <w:szCs w:val="22"/>
-                <w:color w:val="000000"/>
-              </w:rPr>
-              <w:t xml:space="preserve">74.8 [55.7, 89.7]</w:t>
+                <w:b w:val="false"/>
+                <w:u w:val="none"/>
+                <w:sz w:val="22"/>
+                <w:szCs w:val="22"/>
+                <w:color w:val="000000"/>
+              </w:rPr>
+              <w:t xml:space="preserve">  Current Smoker</w:t>
+            </w:r>
+          </w:p>
+        </w:tc>
+        <w:tc>
+          <w:tcPr>
+            <w:tcBorders>
+              <w:bottom w:val="none" w:sz="0" w:space="0" w:color="000000"/>
+              <w:top w:val="none" w:sz="0" w:space="0" w:color="000000"/>
+              <w:left w:val="none" w:sz="0" w:space="0" w:color="000000"/>
+              <w:right w:val="none" w:sz="0" w:space="0" w:color="000000"/>
+            </w:tcBorders>
+            <w:shd w:val="clear" w:color="auto" w:fill="FFFFFF"/>
+            <w:tcMar>
+              <w:top w:w="0" w:type="dxa"/>
+              <w:bottom w:w="0" w:type="dxa"/>
+              <w:left w:w="0" w:type="dxa"/>
+              <w:right w:w="0" w:type="dxa"/>
+            </w:tcMar>
+            <w:vAlign w:val="center"/>
+          </w:tcPr>
+          <w:p>
+            <w:pPr>
+              <w:pStyle w:val="Normal"/>
+              <w:jc w:val="center"/>
+              <w:pBdr>
+                <w:bottom w:val="none" w:sz="0" w:space="0" w:color="000000"/>
+                <w:top w:val="none" w:sz="0" w:space="0" w:color="000000"/>
+                <w:left w:val="none" w:sz="0" w:space="0" w:color="000000"/>
+                <w:right w:val="none" w:sz="0" w:space="0" w:color="000000"/>
+              </w:pBdr>
+              <w:spacing w:after="100" w:before="100" w:line="240"/>
+              <w:ind w:left="100" w:right="100" w:firstLine="0" w:firstLineChars="0"/>
+            </w:pPr>
+            <w:r>
+              <w:rPr>
+                <w:rFonts w:ascii="Arial" w:hAnsi="Arial" w:eastAsia="Arial" w:cs="Arial"/>
+                <w:i w:val="false"/>
+                <w:b w:val="false"/>
+                <w:u w:val="none"/>
+                <w:sz w:val="22"/>
+                <w:szCs w:val="22"/>
+                <w:color w:val="000000"/>
+              </w:rPr>
+              <w:t xml:space="preserve">5 (18.5%)</w:t>
+            </w:r>
+          </w:p>
+        </w:tc>
+        <w:tc>
+          <w:tcPr>
+            <w:tcBorders>
+              <w:bottom w:val="none" w:sz="0" w:space="0" w:color="000000"/>
+              <w:top w:val="none" w:sz="0" w:space="0" w:color="000000"/>
+              <w:left w:val="none" w:sz="0" w:space="0" w:color="000000"/>
+              <w:right w:val="none" w:sz="0" w:space="0" w:color="000000"/>
+            </w:tcBorders>
+            <w:shd w:val="clear" w:color="auto" w:fill="FFFFFF"/>
+            <w:tcMar>
+              <w:top w:w="0" w:type="dxa"/>
+              <w:bottom w:w="0" w:type="dxa"/>
+              <w:left w:w="0" w:type="dxa"/>
+              <w:right w:w="0" w:type="dxa"/>
+            </w:tcMar>
+            <w:vAlign w:val="center"/>
+          </w:tcPr>
+          <w:p>
+            <w:pPr>
+              <w:pStyle w:val="Normal"/>
+              <w:jc w:val="center"/>
+              <w:pBdr>
+                <w:bottom w:val="none" w:sz="0" w:space="0" w:color="000000"/>
+                <w:top w:val="none" w:sz="0" w:space="0" w:color="000000"/>
+                <w:left w:val="none" w:sz="0" w:space="0" w:color="000000"/>
+                <w:right w:val="none" w:sz="0" w:space="0" w:color="000000"/>
+              </w:pBdr>
+              <w:spacing w:after="100" w:before="100" w:line="240"/>
+              <w:ind w:left="100" w:right="100" w:firstLine="0" w:firstLineChars="0"/>
+            </w:pPr>
+            <w:r>
+              <w:rPr>
+                <w:rFonts w:ascii="Arial" w:hAnsi="Arial" w:eastAsia="Arial" w:cs="Arial"/>
+                <w:i w:val="false"/>
+                <w:b w:val="false"/>
+                <w:u w:val="none"/>
+                <w:sz w:val="22"/>
+                <w:szCs w:val="22"/>
+                <w:color w:val="000000"/>
+              </w:rPr>
+              <w:t xml:space="preserve">3 (25.0%)</w:t>
+            </w:r>
+          </w:p>
+        </w:tc>
+        <w:tc>
+          <w:tcPr>
+            <w:tcBorders>
+              <w:bottom w:val="none" w:sz="0" w:space="0" w:color="000000"/>
+              <w:top w:val="none" w:sz="0" w:space="0" w:color="000000"/>
+              <w:left w:val="none" w:sz="0" w:space="0" w:color="000000"/>
+              <w:right w:val="none" w:sz="0" w:space="0" w:color="000000"/>
+            </w:tcBorders>
+            <w:shd w:val="clear" w:color="auto" w:fill="FFFFFF"/>
+            <w:tcMar>
+              <w:top w:w="0" w:type="dxa"/>
+              <w:bottom w:w="0" w:type="dxa"/>
+              <w:left w:w="0" w:type="dxa"/>
+              <w:right w:w="0" w:type="dxa"/>
+            </w:tcMar>
+            <w:vAlign w:val="center"/>
+          </w:tcPr>
+          <w:p>
+            <w:pPr>
+              <w:pStyle w:val="Normal"/>
+              <w:jc w:val="center"/>
+              <w:pBdr>
+                <w:bottom w:val="none" w:sz="0" w:space="0" w:color="000000"/>
+                <w:top w:val="none" w:sz="0" w:space="0" w:color="000000"/>
+                <w:left w:val="none" w:sz="0" w:space="0" w:color="000000"/>
+                <w:right w:val="none" w:sz="0" w:space="0" w:color="000000"/>
+              </w:pBdr>
+              <w:spacing w:after="100" w:before="100" w:line="240"/>
+              <w:ind w:left="100" w:right="100" w:firstLine="0" w:firstLineChars="0"/>
+            </w:pPr>
+            <w:r>
+              <w:rPr>
+                <w:rFonts w:ascii="Arial" w:hAnsi="Arial" w:eastAsia="Arial" w:cs="Arial"/>
+                <w:i w:val="false"/>
+                <w:b w:val="false"/>
+                <w:u w:val="none"/>
+                <w:sz w:val="22"/>
+                <w:szCs w:val="22"/>
+                <w:color w:val="000000"/>
+              </w:rPr>
+              <w:t xml:space="preserve">8 (20.5%)</w:t>
             </w:r>
           </w:p>
         </w:tc>
@@ -6322,145 +6322,145 @@
               <w:rPr>
                 <w:rFonts w:ascii="Arial" w:hAnsi="Arial" w:eastAsia="Arial" w:cs="Arial"/>
                 <w:i w:val="false"/>
-                <w:b w:val="true"/>
-                <w:u w:val="none"/>
-                <w:sz w:val="22"/>
-                <w:szCs w:val="22"/>
-                <w:color w:val="000000"/>
-              </w:rPr>
-              <w:t xml:space="preserve">Carbohydrate intake (g)</w:t>
-            </w:r>
-          </w:p>
-        </w:tc>
-        <w:tc>
-          <w:tcPr>
-            <w:tcBorders>
-              <w:bottom w:val="none" w:sz="0" w:space="0" w:color="000000"/>
-              <w:top w:val="none" w:sz="0" w:space="0" w:color="000000"/>
-              <w:left w:val="none" w:sz="0" w:space="0" w:color="000000"/>
-              <w:right w:val="none" w:sz="0" w:space="0" w:color="000000"/>
-            </w:tcBorders>
-            <w:shd w:val="clear" w:color="auto" w:fill="FFFFFF"/>
-            <w:tcMar>
-              <w:top w:w="0" w:type="dxa"/>
-              <w:bottom w:w="0" w:type="dxa"/>
-              <w:left w:w="0" w:type="dxa"/>
-              <w:right w:w="0" w:type="dxa"/>
-            </w:tcMar>
-            <w:vAlign w:val="center"/>
-          </w:tcPr>
-          <w:p>
-            <w:pPr>
-              <w:pStyle w:val="Normal"/>
-              <w:jc w:val="center"/>
-              <w:pBdr>
-                <w:bottom w:val="none" w:sz="0" w:space="0" w:color="000000"/>
-                <w:top w:val="none" w:sz="0" w:space="0" w:color="000000"/>
-                <w:left w:val="none" w:sz="0" w:space="0" w:color="000000"/>
-                <w:right w:val="none" w:sz="0" w:space="0" w:color="000000"/>
-              </w:pBdr>
-              <w:spacing w:after="100" w:before="100" w:line="240"/>
-              <w:ind w:left="100" w:right="100" w:firstLine="0" w:firstLineChars="0"/>
-            </w:pPr>
-            <w:r>
-              <w:rPr>
-                <w:rFonts w:ascii="Arial" w:hAnsi="Arial" w:eastAsia="Arial" w:cs="Arial"/>
-                <w:i w:val="false"/>
-                <w:b w:val="false"/>
-                <w:u w:val="none"/>
-                <w:sz w:val="22"/>
-                <w:szCs w:val="22"/>
-                <w:color w:val="000000"/>
-              </w:rPr>
-              <w:t xml:space="preserve">166 [140, 205]</w:t>
-            </w:r>
-          </w:p>
-        </w:tc>
-        <w:tc>
-          <w:tcPr>
-            <w:tcBorders>
-              <w:bottom w:val="none" w:sz="0" w:space="0" w:color="000000"/>
-              <w:top w:val="none" w:sz="0" w:space="0" w:color="000000"/>
-              <w:left w:val="none" w:sz="0" w:space="0" w:color="000000"/>
-              <w:right w:val="none" w:sz="0" w:space="0" w:color="000000"/>
-            </w:tcBorders>
-            <w:shd w:val="clear" w:color="auto" w:fill="FFFFFF"/>
-            <w:tcMar>
-              <w:top w:w="0" w:type="dxa"/>
-              <w:bottom w:w="0" w:type="dxa"/>
-              <w:left w:w="0" w:type="dxa"/>
-              <w:right w:w="0" w:type="dxa"/>
-            </w:tcMar>
-            <w:vAlign w:val="center"/>
-          </w:tcPr>
-          <w:p>
-            <w:pPr>
-              <w:pStyle w:val="Normal"/>
-              <w:jc w:val="center"/>
-              <w:pBdr>
-                <w:bottom w:val="none" w:sz="0" w:space="0" w:color="000000"/>
-                <w:top w:val="none" w:sz="0" w:space="0" w:color="000000"/>
-                <w:left w:val="none" w:sz="0" w:space="0" w:color="000000"/>
-                <w:right w:val="none" w:sz="0" w:space="0" w:color="000000"/>
-              </w:pBdr>
-              <w:spacing w:after="100" w:before="100" w:line="240"/>
-              <w:ind w:left="100" w:right="100" w:firstLine="0" w:firstLineChars="0"/>
-            </w:pPr>
-            <w:r>
-              <w:rPr>
-                <w:rFonts w:ascii="Arial" w:hAnsi="Arial" w:eastAsia="Arial" w:cs="Arial"/>
-                <w:i w:val="false"/>
-                <w:b w:val="false"/>
-                <w:u w:val="none"/>
-                <w:sz w:val="22"/>
-                <w:szCs w:val="22"/>
-                <w:color w:val="000000"/>
-              </w:rPr>
-              <w:t xml:space="preserve">223 [161, 299]</w:t>
-            </w:r>
-          </w:p>
-        </w:tc>
-        <w:tc>
-          <w:tcPr>
-            <w:tcBorders>
-              <w:bottom w:val="none" w:sz="0" w:space="0" w:color="000000"/>
-              <w:top w:val="none" w:sz="0" w:space="0" w:color="000000"/>
-              <w:left w:val="none" w:sz="0" w:space="0" w:color="000000"/>
-              <w:right w:val="none" w:sz="0" w:space="0" w:color="000000"/>
-            </w:tcBorders>
-            <w:shd w:val="clear" w:color="auto" w:fill="FFFFFF"/>
-            <w:tcMar>
-              <w:top w:w="0" w:type="dxa"/>
-              <w:bottom w:w="0" w:type="dxa"/>
-              <w:left w:w="0" w:type="dxa"/>
-              <w:right w:w="0" w:type="dxa"/>
-            </w:tcMar>
-            <w:vAlign w:val="center"/>
-          </w:tcPr>
-          <w:p>
-            <w:pPr>
-              <w:pStyle w:val="Normal"/>
-              <w:jc w:val="center"/>
-              <w:pBdr>
-                <w:bottom w:val="none" w:sz="0" w:space="0" w:color="000000"/>
-                <w:top w:val="none" w:sz="0" w:space="0" w:color="000000"/>
-                <w:left w:val="none" w:sz="0" w:space="0" w:color="000000"/>
-                <w:right w:val="none" w:sz="0" w:space="0" w:color="000000"/>
-              </w:pBdr>
-              <w:spacing w:after="100" w:before="100" w:line="240"/>
-              <w:ind w:left="100" w:right="100" w:firstLine="0" w:firstLineChars="0"/>
-            </w:pPr>
-            <w:r>
-              <w:rPr>
-                <w:rFonts w:ascii="Arial" w:hAnsi="Arial" w:eastAsia="Arial" w:cs="Arial"/>
-                <w:i w:val="false"/>
-                <w:b w:val="false"/>
-                <w:u w:val="none"/>
-                <w:sz w:val="22"/>
-                <w:szCs w:val="22"/>
-                <w:color w:val="000000"/>
-              </w:rPr>
-              <w:t xml:space="preserve">190 [143, 221]</w:t>
+                <w:b w:val="false"/>
+                <w:u w:val="none"/>
+                <w:sz w:val="22"/>
+                <w:szCs w:val="22"/>
+                <w:color w:val="000000"/>
+              </w:rPr>
+              <w:t xml:space="preserve">  Former Smoker</w:t>
+            </w:r>
+          </w:p>
+        </w:tc>
+        <w:tc>
+          <w:tcPr>
+            <w:tcBorders>
+              <w:bottom w:val="none" w:sz="0" w:space="0" w:color="000000"/>
+              <w:top w:val="none" w:sz="0" w:space="0" w:color="000000"/>
+              <w:left w:val="none" w:sz="0" w:space="0" w:color="000000"/>
+              <w:right w:val="none" w:sz="0" w:space="0" w:color="000000"/>
+            </w:tcBorders>
+            <w:shd w:val="clear" w:color="auto" w:fill="FFFFFF"/>
+            <w:tcMar>
+              <w:top w:w="0" w:type="dxa"/>
+              <w:bottom w:w="0" w:type="dxa"/>
+              <w:left w:w="0" w:type="dxa"/>
+              <w:right w:w="0" w:type="dxa"/>
+            </w:tcMar>
+            <w:vAlign w:val="center"/>
+          </w:tcPr>
+          <w:p>
+            <w:pPr>
+              <w:pStyle w:val="Normal"/>
+              <w:jc w:val="center"/>
+              <w:pBdr>
+                <w:bottom w:val="none" w:sz="0" w:space="0" w:color="000000"/>
+                <w:top w:val="none" w:sz="0" w:space="0" w:color="000000"/>
+                <w:left w:val="none" w:sz="0" w:space="0" w:color="000000"/>
+                <w:right w:val="none" w:sz="0" w:space="0" w:color="000000"/>
+              </w:pBdr>
+              <w:spacing w:after="100" w:before="100" w:line="240"/>
+              <w:ind w:left="100" w:right="100" w:firstLine="0" w:firstLineChars="0"/>
+            </w:pPr>
+            <w:r>
+              <w:rPr>
+                <w:rFonts w:ascii="Arial" w:hAnsi="Arial" w:eastAsia="Arial" w:cs="Arial"/>
+                <w:i w:val="false"/>
+                <w:b w:val="false"/>
+                <w:u w:val="none"/>
+                <w:sz w:val="22"/>
+                <w:szCs w:val="22"/>
+                <w:color w:val="000000"/>
+              </w:rPr>
+              <w:t xml:space="preserve">7 (25.9%)</w:t>
+            </w:r>
+          </w:p>
+        </w:tc>
+        <w:tc>
+          <w:tcPr>
+            <w:tcBorders>
+              <w:bottom w:val="none" w:sz="0" w:space="0" w:color="000000"/>
+              <w:top w:val="none" w:sz="0" w:space="0" w:color="000000"/>
+              <w:left w:val="none" w:sz="0" w:space="0" w:color="000000"/>
+              <w:right w:val="none" w:sz="0" w:space="0" w:color="000000"/>
+            </w:tcBorders>
+            <w:shd w:val="clear" w:color="auto" w:fill="FFFFFF"/>
+            <w:tcMar>
+              <w:top w:w="0" w:type="dxa"/>
+              <w:bottom w:w="0" w:type="dxa"/>
+              <w:left w:w="0" w:type="dxa"/>
+              <w:right w:w="0" w:type="dxa"/>
+            </w:tcMar>
+            <w:vAlign w:val="center"/>
+          </w:tcPr>
+          <w:p>
+            <w:pPr>
+              <w:pStyle w:val="Normal"/>
+              <w:jc w:val="center"/>
+              <w:pBdr>
+                <w:bottom w:val="none" w:sz="0" w:space="0" w:color="000000"/>
+                <w:top w:val="none" w:sz="0" w:space="0" w:color="000000"/>
+                <w:left w:val="none" w:sz="0" w:space="0" w:color="000000"/>
+                <w:right w:val="none" w:sz="0" w:space="0" w:color="000000"/>
+              </w:pBdr>
+              <w:spacing w:after="100" w:before="100" w:line="240"/>
+              <w:ind w:left="100" w:right="100" w:firstLine="0" w:firstLineChars="0"/>
+            </w:pPr>
+            <w:r>
+              <w:rPr>
+                <w:rFonts w:ascii="Arial" w:hAnsi="Arial" w:eastAsia="Arial" w:cs="Arial"/>
+                <w:i w:val="false"/>
+                <w:b w:val="false"/>
+                <w:u w:val="none"/>
+                <w:sz w:val="22"/>
+                <w:szCs w:val="22"/>
+                <w:color w:val="000000"/>
+              </w:rPr>
+              <w:t xml:space="preserve">2 (16.7%)</w:t>
+            </w:r>
+          </w:p>
+        </w:tc>
+        <w:tc>
+          <w:tcPr>
+            <w:tcBorders>
+              <w:bottom w:val="none" w:sz="0" w:space="0" w:color="000000"/>
+              <w:top w:val="none" w:sz="0" w:space="0" w:color="000000"/>
+              <w:left w:val="none" w:sz="0" w:space="0" w:color="000000"/>
+              <w:right w:val="none" w:sz="0" w:space="0" w:color="000000"/>
+            </w:tcBorders>
+            <w:shd w:val="clear" w:color="auto" w:fill="FFFFFF"/>
+            <w:tcMar>
+              <w:top w:w="0" w:type="dxa"/>
+              <w:bottom w:w="0" w:type="dxa"/>
+              <w:left w:w="0" w:type="dxa"/>
+              <w:right w:w="0" w:type="dxa"/>
+            </w:tcMar>
+            <w:vAlign w:val="center"/>
+          </w:tcPr>
+          <w:p>
+            <w:pPr>
+              <w:pStyle w:val="Normal"/>
+              <w:jc w:val="center"/>
+              <w:pBdr>
+                <w:bottom w:val="none" w:sz="0" w:space="0" w:color="000000"/>
+                <w:top w:val="none" w:sz="0" w:space="0" w:color="000000"/>
+                <w:left w:val="none" w:sz="0" w:space="0" w:color="000000"/>
+                <w:right w:val="none" w:sz="0" w:space="0" w:color="000000"/>
+              </w:pBdr>
+              <w:spacing w:after="100" w:before="100" w:line="240"/>
+              <w:ind w:left="100" w:right="100" w:firstLine="0" w:firstLineChars="0"/>
+            </w:pPr>
+            <w:r>
+              <w:rPr>
+                <w:rFonts w:ascii="Arial" w:hAnsi="Arial" w:eastAsia="Arial" w:cs="Arial"/>
+                <w:i w:val="false"/>
+                <w:b w:val="false"/>
+                <w:u w:val="none"/>
+                <w:sz w:val="22"/>
+                <w:szCs w:val="22"/>
+                <w:color w:val="000000"/>
+              </w:rPr>
+              <w:t xml:space="preserve">9 (23.1%)</w:t>
             </w:r>
           </w:p>
         </w:tc>
@@ -6504,145 +6504,145 @@
               <w:rPr>
                 <w:rFonts w:ascii="Arial" w:hAnsi="Arial" w:eastAsia="Arial" w:cs="Arial"/>
                 <w:i w:val="false"/>
-                <w:b w:val="true"/>
-                <w:u w:val="none"/>
-                <w:sz w:val="22"/>
-                <w:szCs w:val="22"/>
-                <w:color w:val="000000"/>
-              </w:rPr>
-              <w:t xml:space="preserve">Protein intake (g)</w:t>
-            </w:r>
-          </w:p>
-        </w:tc>
-        <w:tc>
-          <w:tcPr>
-            <w:tcBorders>
-              <w:bottom w:val="none" w:sz="0" w:space="0" w:color="000000"/>
-              <w:top w:val="none" w:sz="0" w:space="0" w:color="000000"/>
-              <w:left w:val="none" w:sz="0" w:space="0" w:color="000000"/>
-              <w:right w:val="none" w:sz="0" w:space="0" w:color="000000"/>
-            </w:tcBorders>
-            <w:shd w:val="clear" w:color="auto" w:fill="FFFFFF"/>
-            <w:tcMar>
-              <w:top w:w="0" w:type="dxa"/>
-              <w:bottom w:w="0" w:type="dxa"/>
-              <w:left w:w="0" w:type="dxa"/>
-              <w:right w:w="0" w:type="dxa"/>
-            </w:tcMar>
-            <w:vAlign w:val="center"/>
-          </w:tcPr>
-          <w:p>
-            <w:pPr>
-              <w:pStyle w:val="Normal"/>
-              <w:jc w:val="center"/>
-              <w:pBdr>
-                <w:bottom w:val="none" w:sz="0" w:space="0" w:color="000000"/>
-                <w:top w:val="none" w:sz="0" w:space="0" w:color="000000"/>
-                <w:left w:val="none" w:sz="0" w:space="0" w:color="000000"/>
-                <w:right w:val="none" w:sz="0" w:space="0" w:color="000000"/>
-              </w:pBdr>
-              <w:spacing w:after="100" w:before="100" w:line="240"/>
-              <w:ind w:left="100" w:right="100" w:firstLine="0" w:firstLineChars="0"/>
-            </w:pPr>
-            <w:r>
-              <w:rPr>
-                <w:rFonts w:ascii="Arial" w:hAnsi="Arial" w:eastAsia="Arial" w:cs="Arial"/>
-                <w:i w:val="false"/>
-                <w:b w:val="false"/>
-                <w:u w:val="none"/>
-                <w:sz w:val="22"/>
-                <w:szCs w:val="22"/>
-                <w:color w:val="000000"/>
-              </w:rPr>
-              <w:t xml:space="preserve">72.2 [57.7, 77.1]</w:t>
-            </w:r>
-          </w:p>
-        </w:tc>
-        <w:tc>
-          <w:tcPr>
-            <w:tcBorders>
-              <w:bottom w:val="none" w:sz="0" w:space="0" w:color="000000"/>
-              <w:top w:val="none" w:sz="0" w:space="0" w:color="000000"/>
-              <w:left w:val="none" w:sz="0" w:space="0" w:color="000000"/>
-              <w:right w:val="none" w:sz="0" w:space="0" w:color="000000"/>
-            </w:tcBorders>
-            <w:shd w:val="clear" w:color="auto" w:fill="FFFFFF"/>
-            <w:tcMar>
-              <w:top w:w="0" w:type="dxa"/>
-              <w:bottom w:w="0" w:type="dxa"/>
-              <w:left w:w="0" w:type="dxa"/>
-              <w:right w:w="0" w:type="dxa"/>
-            </w:tcMar>
-            <w:vAlign w:val="center"/>
-          </w:tcPr>
-          <w:p>
-            <w:pPr>
-              <w:pStyle w:val="Normal"/>
-              <w:jc w:val="center"/>
-              <w:pBdr>
-                <w:bottom w:val="none" w:sz="0" w:space="0" w:color="000000"/>
-                <w:top w:val="none" w:sz="0" w:space="0" w:color="000000"/>
-                <w:left w:val="none" w:sz="0" w:space="0" w:color="000000"/>
-                <w:right w:val="none" w:sz="0" w:space="0" w:color="000000"/>
-              </w:pBdr>
-              <w:spacing w:after="100" w:before="100" w:line="240"/>
-              <w:ind w:left="100" w:right="100" w:firstLine="0" w:firstLineChars="0"/>
-            </w:pPr>
-            <w:r>
-              <w:rPr>
-                <w:rFonts w:ascii="Arial" w:hAnsi="Arial" w:eastAsia="Arial" w:cs="Arial"/>
-                <w:i w:val="false"/>
-                <w:b w:val="false"/>
-                <w:u w:val="none"/>
-                <w:sz w:val="22"/>
-                <w:szCs w:val="22"/>
-                <w:color w:val="000000"/>
-              </w:rPr>
-              <w:t xml:space="preserve">83.3 [80.1, 90.1]</w:t>
-            </w:r>
-          </w:p>
-        </w:tc>
-        <w:tc>
-          <w:tcPr>
-            <w:tcBorders>
-              <w:bottom w:val="none" w:sz="0" w:space="0" w:color="000000"/>
-              <w:top w:val="none" w:sz="0" w:space="0" w:color="000000"/>
-              <w:left w:val="none" w:sz="0" w:space="0" w:color="000000"/>
-              <w:right w:val="none" w:sz="0" w:space="0" w:color="000000"/>
-            </w:tcBorders>
-            <w:shd w:val="clear" w:color="auto" w:fill="FFFFFF"/>
-            <w:tcMar>
-              <w:top w:w="0" w:type="dxa"/>
-              <w:bottom w:w="0" w:type="dxa"/>
-              <w:left w:w="0" w:type="dxa"/>
-              <w:right w:w="0" w:type="dxa"/>
-            </w:tcMar>
-            <w:vAlign w:val="center"/>
-          </w:tcPr>
-          <w:p>
-            <w:pPr>
-              <w:pStyle w:val="Normal"/>
-              <w:jc w:val="center"/>
-              <w:pBdr>
-                <w:bottom w:val="none" w:sz="0" w:space="0" w:color="000000"/>
-                <w:top w:val="none" w:sz="0" w:space="0" w:color="000000"/>
-                <w:left w:val="none" w:sz="0" w:space="0" w:color="000000"/>
-                <w:right w:val="none" w:sz="0" w:space="0" w:color="000000"/>
-              </w:pBdr>
-              <w:spacing w:after="100" w:before="100" w:line="240"/>
-              <w:ind w:left="100" w:right="100" w:firstLine="0" w:firstLineChars="0"/>
-            </w:pPr>
-            <w:r>
-              <w:rPr>
-                <w:rFonts w:ascii="Arial" w:hAnsi="Arial" w:eastAsia="Arial" w:cs="Arial"/>
-                <w:i w:val="false"/>
-                <w:b w:val="false"/>
-                <w:u w:val="none"/>
-                <w:sz w:val="22"/>
-                <w:szCs w:val="22"/>
-                <w:color w:val="000000"/>
-              </w:rPr>
-              <w:t xml:space="preserve">78.0 [62.7, 86.6]</w:t>
+                <w:b w:val="false"/>
+                <w:u w:val="none"/>
+                <w:sz w:val="22"/>
+                <w:szCs w:val="22"/>
+                <w:color w:val="000000"/>
+              </w:rPr>
+              <w:t xml:space="preserve">  Never Smoker</w:t>
+            </w:r>
+          </w:p>
+        </w:tc>
+        <w:tc>
+          <w:tcPr>
+            <w:tcBorders>
+              <w:bottom w:val="none" w:sz="0" w:space="0" w:color="000000"/>
+              <w:top w:val="none" w:sz="0" w:space="0" w:color="000000"/>
+              <w:left w:val="none" w:sz="0" w:space="0" w:color="000000"/>
+              <w:right w:val="none" w:sz="0" w:space="0" w:color="000000"/>
+            </w:tcBorders>
+            <w:shd w:val="clear" w:color="auto" w:fill="FFFFFF"/>
+            <w:tcMar>
+              <w:top w:w="0" w:type="dxa"/>
+              <w:bottom w:w="0" w:type="dxa"/>
+              <w:left w:w="0" w:type="dxa"/>
+              <w:right w:w="0" w:type="dxa"/>
+            </w:tcMar>
+            <w:vAlign w:val="center"/>
+          </w:tcPr>
+          <w:p>
+            <w:pPr>
+              <w:pStyle w:val="Normal"/>
+              <w:jc w:val="center"/>
+              <w:pBdr>
+                <w:bottom w:val="none" w:sz="0" w:space="0" w:color="000000"/>
+                <w:top w:val="none" w:sz="0" w:space="0" w:color="000000"/>
+                <w:left w:val="none" w:sz="0" w:space="0" w:color="000000"/>
+                <w:right w:val="none" w:sz="0" w:space="0" w:color="000000"/>
+              </w:pBdr>
+              <w:spacing w:after="100" w:before="100" w:line="240"/>
+              <w:ind w:left="100" w:right="100" w:firstLine="0" w:firstLineChars="0"/>
+            </w:pPr>
+            <w:r>
+              <w:rPr>
+                <w:rFonts w:ascii="Arial" w:hAnsi="Arial" w:eastAsia="Arial" w:cs="Arial"/>
+                <w:i w:val="false"/>
+                <w:b w:val="false"/>
+                <w:u w:val="none"/>
+                <w:sz w:val="22"/>
+                <w:szCs w:val="22"/>
+                <w:color w:val="000000"/>
+              </w:rPr>
+              <w:t xml:space="preserve">12 (44.4%)</w:t>
+            </w:r>
+          </w:p>
+        </w:tc>
+        <w:tc>
+          <w:tcPr>
+            <w:tcBorders>
+              <w:bottom w:val="none" w:sz="0" w:space="0" w:color="000000"/>
+              <w:top w:val="none" w:sz="0" w:space="0" w:color="000000"/>
+              <w:left w:val="none" w:sz="0" w:space="0" w:color="000000"/>
+              <w:right w:val="none" w:sz="0" w:space="0" w:color="000000"/>
+            </w:tcBorders>
+            <w:shd w:val="clear" w:color="auto" w:fill="FFFFFF"/>
+            <w:tcMar>
+              <w:top w:w="0" w:type="dxa"/>
+              <w:bottom w:w="0" w:type="dxa"/>
+              <w:left w:w="0" w:type="dxa"/>
+              <w:right w:w="0" w:type="dxa"/>
+            </w:tcMar>
+            <w:vAlign w:val="center"/>
+          </w:tcPr>
+          <w:p>
+            <w:pPr>
+              <w:pStyle w:val="Normal"/>
+              <w:jc w:val="center"/>
+              <w:pBdr>
+                <w:bottom w:val="none" w:sz="0" w:space="0" w:color="000000"/>
+                <w:top w:val="none" w:sz="0" w:space="0" w:color="000000"/>
+                <w:left w:val="none" w:sz="0" w:space="0" w:color="000000"/>
+                <w:right w:val="none" w:sz="0" w:space="0" w:color="000000"/>
+              </w:pBdr>
+              <w:spacing w:after="100" w:before="100" w:line="240"/>
+              <w:ind w:left="100" w:right="100" w:firstLine="0" w:firstLineChars="0"/>
+            </w:pPr>
+            <w:r>
+              <w:rPr>
+                <w:rFonts w:ascii="Arial" w:hAnsi="Arial" w:eastAsia="Arial" w:cs="Arial"/>
+                <w:i w:val="false"/>
+                <w:b w:val="false"/>
+                <w:u w:val="none"/>
+                <w:sz w:val="22"/>
+                <w:szCs w:val="22"/>
+                <w:color w:val="000000"/>
+              </w:rPr>
+              <w:t xml:space="preserve">7 (58.3%)</w:t>
+            </w:r>
+          </w:p>
+        </w:tc>
+        <w:tc>
+          <w:tcPr>
+            <w:tcBorders>
+              <w:bottom w:val="none" w:sz="0" w:space="0" w:color="000000"/>
+              <w:top w:val="none" w:sz="0" w:space="0" w:color="000000"/>
+              <w:left w:val="none" w:sz="0" w:space="0" w:color="000000"/>
+              <w:right w:val="none" w:sz="0" w:space="0" w:color="000000"/>
+            </w:tcBorders>
+            <w:shd w:val="clear" w:color="auto" w:fill="FFFFFF"/>
+            <w:tcMar>
+              <w:top w:w="0" w:type="dxa"/>
+              <w:bottom w:w="0" w:type="dxa"/>
+              <w:left w:w="0" w:type="dxa"/>
+              <w:right w:w="0" w:type="dxa"/>
+            </w:tcMar>
+            <w:vAlign w:val="center"/>
+          </w:tcPr>
+          <w:p>
+            <w:pPr>
+              <w:pStyle w:val="Normal"/>
+              <w:jc w:val="center"/>
+              <w:pBdr>
+                <w:bottom w:val="none" w:sz="0" w:space="0" w:color="000000"/>
+                <w:top w:val="none" w:sz="0" w:space="0" w:color="000000"/>
+                <w:left w:val="none" w:sz="0" w:space="0" w:color="000000"/>
+                <w:right w:val="none" w:sz="0" w:space="0" w:color="000000"/>
+              </w:pBdr>
+              <w:spacing w:after="100" w:before="100" w:line="240"/>
+              <w:ind w:left="100" w:right="100" w:firstLine="0" w:firstLineChars="0"/>
+            </w:pPr>
+            <w:r>
+              <w:rPr>
+                <w:rFonts w:ascii="Arial" w:hAnsi="Arial" w:eastAsia="Arial" w:cs="Arial"/>
+                <w:i w:val="false"/>
+                <w:b w:val="false"/>
+                <w:u w:val="none"/>
+                <w:sz w:val="22"/>
+                <w:szCs w:val="22"/>
+                <w:color w:val="000000"/>
+              </w:rPr>
+              <w:t xml:space="preserve">19 (48.7%)</w:t>
             </w:r>
           </w:p>
         </w:tc>
@@ -6692,139 +6692,139 @@
                 <w:szCs w:val="22"/>
                 <w:color w:val="000000"/>
               </w:rPr>
-              <w:t xml:space="preserve">Adipose Tissue on DXA scan (%)</w:t>
-            </w:r>
-          </w:p>
-        </w:tc>
-        <w:tc>
-          <w:tcPr>
-            <w:tcBorders>
-              <w:bottom w:val="none" w:sz="0" w:space="0" w:color="000000"/>
-              <w:top w:val="none" w:sz="0" w:space="0" w:color="000000"/>
-              <w:left w:val="none" w:sz="0" w:space="0" w:color="000000"/>
-              <w:right w:val="none" w:sz="0" w:space="0" w:color="000000"/>
-            </w:tcBorders>
-            <w:shd w:val="clear" w:color="auto" w:fill="FFFFFF"/>
-            <w:tcMar>
-              <w:top w:w="0" w:type="dxa"/>
-              <w:bottom w:w="0" w:type="dxa"/>
-              <w:left w:w="0" w:type="dxa"/>
-              <w:right w:w="0" w:type="dxa"/>
-            </w:tcMar>
-            <w:vAlign w:val="center"/>
-          </w:tcPr>
-          <w:p>
-            <w:pPr>
-              <w:pStyle w:val="Normal"/>
-              <w:jc w:val="center"/>
-              <w:pBdr>
-                <w:bottom w:val="none" w:sz="0" w:space="0" w:color="000000"/>
-                <w:top w:val="none" w:sz="0" w:space="0" w:color="000000"/>
-                <w:left w:val="none" w:sz="0" w:space="0" w:color="000000"/>
-                <w:right w:val="none" w:sz="0" w:space="0" w:color="000000"/>
-              </w:pBdr>
-              <w:spacing w:after="100" w:before="100" w:line="240"/>
-              <w:ind w:left="100" w:right="100" w:firstLine="0" w:firstLineChars="0"/>
-            </w:pPr>
-            <w:r>
-              <w:rPr>
-                <w:rFonts w:ascii="Arial" w:hAnsi="Arial" w:eastAsia="Arial" w:cs="Arial"/>
-                <w:i w:val="false"/>
-                <w:b w:val="false"/>
-                <w:u w:val="none"/>
-                <w:sz w:val="22"/>
-                <w:szCs w:val="22"/>
-                <w:color w:val="000000"/>
-              </w:rPr>
-              <w:t xml:space="preserve">35.2 [30.8, 41.6]</w:t>
-            </w:r>
-          </w:p>
-        </w:tc>
-        <w:tc>
-          <w:tcPr>
-            <w:tcBorders>
-              <w:bottom w:val="none" w:sz="0" w:space="0" w:color="000000"/>
-              <w:top w:val="none" w:sz="0" w:space="0" w:color="000000"/>
-              <w:left w:val="none" w:sz="0" w:space="0" w:color="000000"/>
-              <w:right w:val="none" w:sz="0" w:space="0" w:color="000000"/>
-            </w:tcBorders>
-            <w:shd w:val="clear" w:color="auto" w:fill="FFFFFF"/>
-            <w:tcMar>
-              <w:top w:w="0" w:type="dxa"/>
-              <w:bottom w:w="0" w:type="dxa"/>
-              <w:left w:w="0" w:type="dxa"/>
-              <w:right w:w="0" w:type="dxa"/>
-            </w:tcMar>
-            <w:vAlign w:val="center"/>
-          </w:tcPr>
-          <w:p>
-            <w:pPr>
-              <w:pStyle w:val="Normal"/>
-              <w:jc w:val="center"/>
-              <w:pBdr>
-                <w:bottom w:val="none" w:sz="0" w:space="0" w:color="000000"/>
-                <w:top w:val="none" w:sz="0" w:space="0" w:color="000000"/>
-                <w:left w:val="none" w:sz="0" w:space="0" w:color="000000"/>
-                <w:right w:val="none" w:sz="0" w:space="0" w:color="000000"/>
-              </w:pBdr>
-              <w:spacing w:after="100" w:before="100" w:line="240"/>
-              <w:ind w:left="100" w:right="100" w:firstLine="0" w:firstLineChars="0"/>
-            </w:pPr>
-            <w:r>
-              <w:rPr>
-                <w:rFonts w:ascii="Arial" w:hAnsi="Arial" w:eastAsia="Arial" w:cs="Arial"/>
-                <w:i w:val="false"/>
-                <w:b w:val="false"/>
-                <w:u w:val="none"/>
-                <w:sz w:val="22"/>
-                <w:szCs w:val="22"/>
-                <w:color w:val="000000"/>
-              </w:rPr>
-              <w:t xml:space="preserve">35.1 [30.2, 39.0]</w:t>
-            </w:r>
-          </w:p>
-        </w:tc>
-        <w:tc>
-          <w:tcPr>
-            <w:tcBorders>
-              <w:bottom w:val="none" w:sz="0" w:space="0" w:color="000000"/>
-              <w:top w:val="none" w:sz="0" w:space="0" w:color="000000"/>
-              <w:left w:val="none" w:sz="0" w:space="0" w:color="000000"/>
-              <w:right w:val="none" w:sz="0" w:space="0" w:color="000000"/>
-            </w:tcBorders>
-            <w:shd w:val="clear" w:color="auto" w:fill="FFFFFF"/>
-            <w:tcMar>
-              <w:top w:w="0" w:type="dxa"/>
-              <w:bottom w:w="0" w:type="dxa"/>
-              <w:left w:w="0" w:type="dxa"/>
-              <w:right w:w="0" w:type="dxa"/>
-            </w:tcMar>
-            <w:vAlign w:val="center"/>
-          </w:tcPr>
-          <w:p>
-            <w:pPr>
-              <w:pStyle w:val="Normal"/>
-              <w:jc w:val="center"/>
-              <w:pBdr>
-                <w:bottom w:val="none" w:sz="0" w:space="0" w:color="000000"/>
-                <w:top w:val="none" w:sz="0" w:space="0" w:color="000000"/>
-                <w:left w:val="none" w:sz="0" w:space="0" w:color="000000"/>
-                <w:right w:val="none" w:sz="0" w:space="0" w:color="000000"/>
-              </w:pBdr>
-              <w:spacing w:after="100" w:before="100" w:line="240"/>
-              <w:ind w:left="100" w:right="100" w:firstLine="0" w:firstLineChars="0"/>
-            </w:pPr>
-            <w:r>
-              <w:rPr>
-                <w:rFonts w:ascii="Arial" w:hAnsi="Arial" w:eastAsia="Arial" w:cs="Arial"/>
-                <w:i w:val="false"/>
-                <w:b w:val="false"/>
-                <w:u w:val="none"/>
-                <w:sz w:val="22"/>
-                <w:szCs w:val="22"/>
-                <w:color w:val="000000"/>
-              </w:rPr>
-              <w:t xml:space="preserve">35.2 [30.2, 40.5]</w:t>
+              <w:t xml:space="preserve">Smoking pack years (years)</w:t>
+            </w:r>
+          </w:p>
+        </w:tc>
+        <w:tc>
+          <w:tcPr>
+            <w:tcBorders>
+              <w:bottom w:val="none" w:sz="0" w:space="0" w:color="000000"/>
+              <w:top w:val="none" w:sz="0" w:space="0" w:color="000000"/>
+              <w:left w:val="none" w:sz="0" w:space="0" w:color="000000"/>
+              <w:right w:val="none" w:sz="0" w:space="0" w:color="000000"/>
+            </w:tcBorders>
+            <w:shd w:val="clear" w:color="auto" w:fill="FFFFFF"/>
+            <w:tcMar>
+              <w:top w:w="0" w:type="dxa"/>
+              <w:bottom w:w="0" w:type="dxa"/>
+              <w:left w:w="0" w:type="dxa"/>
+              <w:right w:w="0" w:type="dxa"/>
+            </w:tcMar>
+            <w:vAlign w:val="center"/>
+          </w:tcPr>
+          <w:p>
+            <w:pPr>
+              <w:pStyle w:val="Normal"/>
+              <w:jc w:val="center"/>
+              <w:pBdr>
+                <w:bottom w:val="none" w:sz="0" w:space="0" w:color="000000"/>
+                <w:top w:val="none" w:sz="0" w:space="0" w:color="000000"/>
+                <w:left w:val="none" w:sz="0" w:space="0" w:color="000000"/>
+                <w:right w:val="none" w:sz="0" w:space="0" w:color="000000"/>
+              </w:pBdr>
+              <w:spacing w:after="100" w:before="100" w:line="240"/>
+              <w:ind w:left="100" w:right="100" w:firstLine="0" w:firstLineChars="0"/>
+            </w:pPr>
+            <w:r>
+              <w:rPr>
+                <w:rFonts w:ascii="Arial" w:hAnsi="Arial" w:eastAsia="Arial" w:cs="Arial"/>
+                <w:i w:val="false"/>
+                <w:b w:val="false"/>
+                <w:u w:val="none"/>
+                <w:sz w:val="22"/>
+                <w:szCs w:val="22"/>
+                <w:color w:val="000000"/>
+              </w:rPr>
+              <w:t xml:space="preserve">3.50 [1.00, 10.0]</w:t>
+            </w:r>
+          </w:p>
+        </w:tc>
+        <w:tc>
+          <w:tcPr>
+            <w:tcBorders>
+              <w:bottom w:val="none" w:sz="0" w:space="0" w:color="000000"/>
+              <w:top w:val="none" w:sz="0" w:space="0" w:color="000000"/>
+              <w:left w:val="none" w:sz="0" w:space="0" w:color="000000"/>
+              <w:right w:val="none" w:sz="0" w:space="0" w:color="000000"/>
+            </w:tcBorders>
+            <w:shd w:val="clear" w:color="auto" w:fill="FFFFFF"/>
+            <w:tcMar>
+              <w:top w:w="0" w:type="dxa"/>
+              <w:bottom w:w="0" w:type="dxa"/>
+              <w:left w:w="0" w:type="dxa"/>
+              <w:right w:w="0" w:type="dxa"/>
+            </w:tcMar>
+            <w:vAlign w:val="center"/>
+          </w:tcPr>
+          <w:p>
+            <w:pPr>
+              <w:pStyle w:val="Normal"/>
+              <w:jc w:val="center"/>
+              <w:pBdr>
+                <w:bottom w:val="none" w:sz="0" w:space="0" w:color="000000"/>
+                <w:top w:val="none" w:sz="0" w:space="0" w:color="000000"/>
+                <w:left w:val="none" w:sz="0" w:space="0" w:color="000000"/>
+                <w:right w:val="none" w:sz="0" w:space="0" w:color="000000"/>
+              </w:pBdr>
+              <w:spacing w:after="100" w:before="100" w:line="240"/>
+              <w:ind w:left="100" w:right="100" w:firstLine="0" w:firstLineChars="0"/>
+            </w:pPr>
+            <w:r>
+              <w:rPr>
+                <w:rFonts w:ascii="Arial" w:hAnsi="Arial" w:eastAsia="Arial" w:cs="Arial"/>
+                <w:i w:val="false"/>
+                <w:b w:val="false"/>
+                <w:u w:val="none"/>
+                <w:sz w:val="22"/>
+                <w:szCs w:val="22"/>
+                <w:color w:val="000000"/>
+              </w:rPr>
+              <w:t xml:space="preserve">9.00 [4.00, 14.8]</w:t>
+            </w:r>
+          </w:p>
+        </w:tc>
+        <w:tc>
+          <w:tcPr>
+            <w:tcBorders>
+              <w:bottom w:val="none" w:sz="0" w:space="0" w:color="000000"/>
+              <w:top w:val="none" w:sz="0" w:space="0" w:color="000000"/>
+              <w:left w:val="none" w:sz="0" w:space="0" w:color="000000"/>
+              <w:right w:val="none" w:sz="0" w:space="0" w:color="000000"/>
+            </w:tcBorders>
+            <w:shd w:val="clear" w:color="auto" w:fill="FFFFFF"/>
+            <w:tcMar>
+              <w:top w:w="0" w:type="dxa"/>
+              <w:bottom w:w="0" w:type="dxa"/>
+              <w:left w:w="0" w:type="dxa"/>
+              <w:right w:w="0" w:type="dxa"/>
+            </w:tcMar>
+            <w:vAlign w:val="center"/>
+          </w:tcPr>
+          <w:p>
+            <w:pPr>
+              <w:pStyle w:val="Normal"/>
+              <w:jc w:val="center"/>
+              <w:pBdr>
+                <w:bottom w:val="none" w:sz="0" w:space="0" w:color="000000"/>
+                <w:top w:val="none" w:sz="0" w:space="0" w:color="000000"/>
+                <w:left w:val="none" w:sz="0" w:space="0" w:color="000000"/>
+                <w:right w:val="none" w:sz="0" w:space="0" w:color="000000"/>
+              </w:pBdr>
+              <w:spacing w:after="100" w:before="100" w:line="240"/>
+              <w:ind w:left="100" w:right="100" w:firstLine="0" w:firstLineChars="0"/>
+            </w:pPr>
+            <w:r>
+              <w:rPr>
+                <w:rFonts w:ascii="Arial" w:hAnsi="Arial" w:eastAsia="Arial" w:cs="Arial"/>
+                <w:i w:val="false"/>
+                <w:b w:val="false"/>
+                <w:u w:val="none"/>
+                <w:sz w:val="22"/>
+                <w:szCs w:val="22"/>
+                <w:color w:val="000000"/>
+              </w:rPr>
+              <w:t xml:space="preserve">4.50 [1.00, 10.8]</w:t>
             </w:r>
           </w:p>
         </w:tc>
@@ -6874,139 +6874,139 @@
                 <w:szCs w:val="22"/>
                 <w:color w:val="000000"/>
               </w:rPr>
-              <w:t xml:space="preserve">Adipose Tissue on DXA scan (kg)</w:t>
-            </w:r>
-          </w:p>
-        </w:tc>
-        <w:tc>
-          <w:tcPr>
-            <w:tcBorders>
-              <w:bottom w:val="none" w:sz="0" w:space="0" w:color="000000"/>
-              <w:top w:val="none" w:sz="0" w:space="0" w:color="000000"/>
-              <w:left w:val="none" w:sz="0" w:space="0" w:color="000000"/>
-              <w:right w:val="none" w:sz="0" w:space="0" w:color="000000"/>
-            </w:tcBorders>
-            <w:shd w:val="clear" w:color="auto" w:fill="FFFFFF"/>
-            <w:tcMar>
-              <w:top w:w="0" w:type="dxa"/>
-              <w:bottom w:w="0" w:type="dxa"/>
-              <w:left w:w="0" w:type="dxa"/>
-              <w:right w:w="0" w:type="dxa"/>
-            </w:tcMar>
-            <w:vAlign w:val="center"/>
-          </w:tcPr>
-          <w:p>
-            <w:pPr>
-              <w:pStyle w:val="Normal"/>
-              <w:jc w:val="center"/>
-              <w:pBdr>
-                <w:bottom w:val="none" w:sz="0" w:space="0" w:color="000000"/>
-                <w:top w:val="none" w:sz="0" w:space="0" w:color="000000"/>
-                <w:left w:val="none" w:sz="0" w:space="0" w:color="000000"/>
-                <w:right w:val="none" w:sz="0" w:space="0" w:color="000000"/>
-              </w:pBdr>
-              <w:spacing w:after="100" w:before="100" w:line="240"/>
-              <w:ind w:left="100" w:right="100" w:firstLine="0" w:firstLineChars="0"/>
-            </w:pPr>
-            <w:r>
-              <w:rPr>
-                <w:rFonts w:ascii="Arial" w:hAnsi="Arial" w:eastAsia="Arial" w:cs="Arial"/>
-                <w:i w:val="false"/>
-                <w:b w:val="false"/>
-                <w:u w:val="none"/>
-                <w:sz w:val="22"/>
-                <w:szCs w:val="22"/>
-                <w:color w:val="000000"/>
-              </w:rPr>
-              <w:t xml:space="preserve">20.8 [18.9, 32.0]</w:t>
-            </w:r>
-          </w:p>
-        </w:tc>
-        <w:tc>
-          <w:tcPr>
-            <w:tcBorders>
-              <w:bottom w:val="none" w:sz="0" w:space="0" w:color="000000"/>
-              <w:top w:val="none" w:sz="0" w:space="0" w:color="000000"/>
-              <w:left w:val="none" w:sz="0" w:space="0" w:color="000000"/>
-              <w:right w:val="none" w:sz="0" w:space="0" w:color="000000"/>
-            </w:tcBorders>
-            <w:shd w:val="clear" w:color="auto" w:fill="FFFFFF"/>
-            <w:tcMar>
-              <w:top w:w="0" w:type="dxa"/>
-              <w:bottom w:w="0" w:type="dxa"/>
-              <w:left w:w="0" w:type="dxa"/>
-              <w:right w:w="0" w:type="dxa"/>
-            </w:tcMar>
-            <w:vAlign w:val="center"/>
-          </w:tcPr>
-          <w:p>
-            <w:pPr>
-              <w:pStyle w:val="Normal"/>
-              <w:jc w:val="center"/>
-              <w:pBdr>
-                <w:bottom w:val="none" w:sz="0" w:space="0" w:color="000000"/>
-                <w:top w:val="none" w:sz="0" w:space="0" w:color="000000"/>
-                <w:left w:val="none" w:sz="0" w:space="0" w:color="000000"/>
-                <w:right w:val="none" w:sz="0" w:space="0" w:color="000000"/>
-              </w:pBdr>
-              <w:spacing w:after="100" w:before="100" w:line="240"/>
-              <w:ind w:left="100" w:right="100" w:firstLine="0" w:firstLineChars="0"/>
-            </w:pPr>
-            <w:r>
-              <w:rPr>
-                <w:rFonts w:ascii="Arial" w:hAnsi="Arial" w:eastAsia="Arial" w:cs="Arial"/>
-                <w:i w:val="false"/>
-                <w:b w:val="false"/>
-                <w:u w:val="none"/>
-                <w:sz w:val="22"/>
-                <w:szCs w:val="22"/>
-                <w:color w:val="000000"/>
-              </w:rPr>
-              <w:t xml:space="preserve">24.1 [17.3, 28.8]</w:t>
-            </w:r>
-          </w:p>
-        </w:tc>
-        <w:tc>
-          <w:tcPr>
-            <w:tcBorders>
-              <w:bottom w:val="none" w:sz="0" w:space="0" w:color="000000"/>
-              <w:top w:val="none" w:sz="0" w:space="0" w:color="000000"/>
-              <w:left w:val="none" w:sz="0" w:space="0" w:color="000000"/>
-              <w:right w:val="none" w:sz="0" w:space="0" w:color="000000"/>
-            </w:tcBorders>
-            <w:shd w:val="clear" w:color="auto" w:fill="FFFFFF"/>
-            <w:tcMar>
-              <w:top w:w="0" w:type="dxa"/>
-              <w:bottom w:w="0" w:type="dxa"/>
-              <w:left w:w="0" w:type="dxa"/>
-              <w:right w:w="0" w:type="dxa"/>
-            </w:tcMar>
-            <w:vAlign w:val="center"/>
-          </w:tcPr>
-          <w:p>
-            <w:pPr>
-              <w:pStyle w:val="Normal"/>
-              <w:jc w:val="center"/>
-              <w:pBdr>
-                <w:bottom w:val="none" w:sz="0" w:space="0" w:color="000000"/>
-                <w:top w:val="none" w:sz="0" w:space="0" w:color="000000"/>
-                <w:left w:val="none" w:sz="0" w:space="0" w:color="000000"/>
-                <w:right w:val="none" w:sz="0" w:space="0" w:color="000000"/>
-              </w:pBdr>
-              <w:spacing w:after="100" w:before="100" w:line="240"/>
-              <w:ind w:left="100" w:right="100" w:firstLine="0" w:firstLineChars="0"/>
-            </w:pPr>
-            <w:r>
-              <w:rPr>
-                <w:rFonts w:ascii="Arial" w:hAnsi="Arial" w:eastAsia="Arial" w:cs="Arial"/>
-                <w:i w:val="false"/>
-                <w:b w:val="false"/>
-                <w:u w:val="none"/>
-                <w:sz w:val="22"/>
-                <w:szCs w:val="22"/>
-                <w:color w:val="000000"/>
-              </w:rPr>
-              <w:t xml:space="preserve">21.4 [18.2, 30.3]</w:t>
+              <w:t xml:space="preserve">Energy Intake (kJ)</w:t>
+            </w:r>
+          </w:p>
+        </w:tc>
+        <w:tc>
+          <w:tcPr>
+            <w:tcBorders>
+              <w:bottom w:val="none" w:sz="0" w:space="0" w:color="000000"/>
+              <w:top w:val="none" w:sz="0" w:space="0" w:color="000000"/>
+              <w:left w:val="none" w:sz="0" w:space="0" w:color="000000"/>
+              <w:right w:val="none" w:sz="0" w:space="0" w:color="000000"/>
+            </w:tcBorders>
+            <w:shd w:val="clear" w:color="auto" w:fill="FFFFFF"/>
+            <w:tcMar>
+              <w:top w:w="0" w:type="dxa"/>
+              <w:bottom w:w="0" w:type="dxa"/>
+              <w:left w:w="0" w:type="dxa"/>
+              <w:right w:w="0" w:type="dxa"/>
+            </w:tcMar>
+            <w:vAlign w:val="center"/>
+          </w:tcPr>
+          <w:p>
+            <w:pPr>
+              <w:pStyle w:val="Normal"/>
+              <w:jc w:val="center"/>
+              <w:pBdr>
+                <w:bottom w:val="none" w:sz="0" w:space="0" w:color="000000"/>
+                <w:top w:val="none" w:sz="0" w:space="0" w:color="000000"/>
+                <w:left w:val="none" w:sz="0" w:space="0" w:color="000000"/>
+                <w:right w:val="none" w:sz="0" w:space="0" w:color="000000"/>
+              </w:pBdr>
+              <w:spacing w:after="100" w:before="100" w:line="240"/>
+              <w:ind w:left="100" w:right="100" w:firstLine="0" w:firstLineChars="0"/>
+            </w:pPr>
+            <w:r>
+              <w:rPr>
+                <w:rFonts w:ascii="Arial" w:hAnsi="Arial" w:eastAsia="Arial" w:cs="Arial"/>
+                <w:i w:val="false"/>
+                <w:b w:val="false"/>
+                <w:u w:val="none"/>
+                <w:sz w:val="22"/>
+                <w:szCs w:val="22"/>
+                <w:color w:val="000000"/>
+              </w:rPr>
+              <w:t xml:space="preserve">7100 (1860)</w:t>
+            </w:r>
+          </w:p>
+        </w:tc>
+        <w:tc>
+          <w:tcPr>
+            <w:tcBorders>
+              <w:bottom w:val="none" w:sz="0" w:space="0" w:color="000000"/>
+              <w:top w:val="none" w:sz="0" w:space="0" w:color="000000"/>
+              <w:left w:val="none" w:sz="0" w:space="0" w:color="000000"/>
+              <w:right w:val="none" w:sz="0" w:space="0" w:color="000000"/>
+            </w:tcBorders>
+            <w:shd w:val="clear" w:color="auto" w:fill="FFFFFF"/>
+            <w:tcMar>
+              <w:top w:w="0" w:type="dxa"/>
+              <w:bottom w:w="0" w:type="dxa"/>
+              <w:left w:w="0" w:type="dxa"/>
+              <w:right w:w="0" w:type="dxa"/>
+            </w:tcMar>
+            <w:vAlign w:val="center"/>
+          </w:tcPr>
+          <w:p>
+            <w:pPr>
+              <w:pStyle w:val="Normal"/>
+              <w:jc w:val="center"/>
+              <w:pBdr>
+                <w:bottom w:val="none" w:sz="0" w:space="0" w:color="000000"/>
+                <w:top w:val="none" w:sz="0" w:space="0" w:color="000000"/>
+                <w:left w:val="none" w:sz="0" w:space="0" w:color="000000"/>
+                <w:right w:val="none" w:sz="0" w:space="0" w:color="000000"/>
+              </w:pBdr>
+              <w:spacing w:after="100" w:before="100" w:line="240"/>
+              <w:ind w:left="100" w:right="100" w:firstLine="0" w:firstLineChars="0"/>
+            </w:pPr>
+            <w:r>
+              <w:rPr>
+                <w:rFonts w:ascii="Arial" w:hAnsi="Arial" w:eastAsia="Arial" w:cs="Arial"/>
+                <w:i w:val="false"/>
+                <w:b w:val="false"/>
+                <w:u w:val="none"/>
+                <w:sz w:val="22"/>
+                <w:szCs w:val="22"/>
+                <w:color w:val="000000"/>
+              </w:rPr>
+              <w:t xml:space="preserve">8490 (1910)</w:t>
+            </w:r>
+          </w:p>
+        </w:tc>
+        <w:tc>
+          <w:tcPr>
+            <w:tcBorders>
+              <w:bottom w:val="none" w:sz="0" w:space="0" w:color="000000"/>
+              <w:top w:val="none" w:sz="0" w:space="0" w:color="000000"/>
+              <w:left w:val="none" w:sz="0" w:space="0" w:color="000000"/>
+              <w:right w:val="none" w:sz="0" w:space="0" w:color="000000"/>
+            </w:tcBorders>
+            <w:shd w:val="clear" w:color="auto" w:fill="FFFFFF"/>
+            <w:tcMar>
+              <w:top w:w="0" w:type="dxa"/>
+              <w:bottom w:w="0" w:type="dxa"/>
+              <w:left w:w="0" w:type="dxa"/>
+              <w:right w:w="0" w:type="dxa"/>
+            </w:tcMar>
+            <w:vAlign w:val="center"/>
+          </w:tcPr>
+          <w:p>
+            <w:pPr>
+              <w:pStyle w:val="Normal"/>
+              <w:jc w:val="center"/>
+              <w:pBdr>
+                <w:bottom w:val="none" w:sz="0" w:space="0" w:color="000000"/>
+                <w:top w:val="none" w:sz="0" w:space="0" w:color="000000"/>
+                <w:left w:val="none" w:sz="0" w:space="0" w:color="000000"/>
+                <w:right w:val="none" w:sz="0" w:space="0" w:color="000000"/>
+              </w:pBdr>
+              <w:spacing w:after="100" w:before="100" w:line="240"/>
+              <w:ind w:left="100" w:right="100" w:firstLine="0" w:firstLineChars="0"/>
+            </w:pPr>
+            <w:r>
+              <w:rPr>
+                <w:rFonts w:ascii="Arial" w:hAnsi="Arial" w:eastAsia="Arial" w:cs="Arial"/>
+                <w:i w:val="false"/>
+                <w:b w:val="false"/>
+                <w:u w:val="none"/>
+                <w:sz w:val="22"/>
+                <w:szCs w:val="22"/>
+                <w:color w:val="000000"/>
+              </w:rPr>
+              <w:t xml:space="preserve">7690 (1970)</w:t>
             </w:r>
           </w:p>
         </w:tc>
@@ -7056,139 +7056,139 @@
                 <w:szCs w:val="22"/>
                 <w:color w:val="000000"/>
               </w:rPr>
-              <w:t xml:space="preserve">Android fat mass (kg)</w:t>
-            </w:r>
-          </w:p>
-        </w:tc>
-        <w:tc>
-          <w:tcPr>
-            <w:tcBorders>
-              <w:bottom w:val="none" w:sz="0" w:space="0" w:color="000000"/>
-              <w:top w:val="none" w:sz="0" w:space="0" w:color="000000"/>
-              <w:left w:val="none" w:sz="0" w:space="0" w:color="000000"/>
-              <w:right w:val="none" w:sz="0" w:space="0" w:color="000000"/>
-            </w:tcBorders>
-            <w:shd w:val="clear" w:color="auto" w:fill="FFFFFF"/>
-            <w:tcMar>
-              <w:top w:w="0" w:type="dxa"/>
-              <w:bottom w:w="0" w:type="dxa"/>
-              <w:left w:w="0" w:type="dxa"/>
-              <w:right w:w="0" w:type="dxa"/>
-            </w:tcMar>
-            <w:vAlign w:val="center"/>
-          </w:tcPr>
-          <w:p>
-            <w:pPr>
-              <w:pStyle w:val="Normal"/>
-              <w:jc w:val="center"/>
-              <w:pBdr>
-                <w:bottom w:val="none" w:sz="0" w:space="0" w:color="000000"/>
-                <w:top w:val="none" w:sz="0" w:space="0" w:color="000000"/>
-                <w:left w:val="none" w:sz="0" w:space="0" w:color="000000"/>
-                <w:right w:val="none" w:sz="0" w:space="0" w:color="000000"/>
-              </w:pBdr>
-              <w:spacing w:after="100" w:before="100" w:line="240"/>
-              <w:ind w:left="100" w:right="100" w:firstLine="0" w:firstLineChars="0"/>
-            </w:pPr>
-            <w:r>
-              <w:rPr>
-                <w:rFonts w:ascii="Arial" w:hAnsi="Arial" w:eastAsia="Arial" w:cs="Arial"/>
-                <w:i w:val="false"/>
-                <w:b w:val="false"/>
-                <w:u w:val="none"/>
-                <w:sz w:val="22"/>
-                <w:szCs w:val="22"/>
-                <w:color w:val="000000"/>
-              </w:rPr>
-              <w:t xml:space="preserve">1.89 [1.15, 3.34]</w:t>
-            </w:r>
-          </w:p>
-        </w:tc>
-        <w:tc>
-          <w:tcPr>
-            <w:tcBorders>
-              <w:bottom w:val="none" w:sz="0" w:space="0" w:color="000000"/>
-              <w:top w:val="none" w:sz="0" w:space="0" w:color="000000"/>
-              <w:left w:val="none" w:sz="0" w:space="0" w:color="000000"/>
-              <w:right w:val="none" w:sz="0" w:space="0" w:color="000000"/>
-            </w:tcBorders>
-            <w:shd w:val="clear" w:color="auto" w:fill="FFFFFF"/>
-            <w:tcMar>
-              <w:top w:w="0" w:type="dxa"/>
-              <w:bottom w:w="0" w:type="dxa"/>
-              <w:left w:w="0" w:type="dxa"/>
-              <w:right w:w="0" w:type="dxa"/>
-            </w:tcMar>
-            <w:vAlign w:val="center"/>
-          </w:tcPr>
-          <w:p>
-            <w:pPr>
-              <w:pStyle w:val="Normal"/>
-              <w:jc w:val="center"/>
-              <w:pBdr>
-                <w:bottom w:val="none" w:sz="0" w:space="0" w:color="000000"/>
-                <w:top w:val="none" w:sz="0" w:space="0" w:color="000000"/>
-                <w:left w:val="none" w:sz="0" w:space="0" w:color="000000"/>
-                <w:right w:val="none" w:sz="0" w:space="0" w:color="000000"/>
-              </w:pBdr>
-              <w:spacing w:after="100" w:before="100" w:line="240"/>
-              <w:ind w:left="100" w:right="100" w:firstLine="0" w:firstLineChars="0"/>
-            </w:pPr>
-            <w:r>
-              <w:rPr>
-                <w:rFonts w:ascii="Arial" w:hAnsi="Arial" w:eastAsia="Arial" w:cs="Arial"/>
-                <w:i w:val="false"/>
-                <w:b w:val="false"/>
-                <w:u w:val="none"/>
-                <w:sz w:val="22"/>
-                <w:szCs w:val="22"/>
-                <w:color w:val="000000"/>
-              </w:rPr>
-              <w:t xml:space="preserve">2.36 [1.42, 3.35]</w:t>
-            </w:r>
-          </w:p>
-        </w:tc>
-        <w:tc>
-          <w:tcPr>
-            <w:tcBorders>
-              <w:bottom w:val="none" w:sz="0" w:space="0" w:color="000000"/>
-              <w:top w:val="none" w:sz="0" w:space="0" w:color="000000"/>
-              <w:left w:val="none" w:sz="0" w:space="0" w:color="000000"/>
-              <w:right w:val="none" w:sz="0" w:space="0" w:color="000000"/>
-            </w:tcBorders>
-            <w:shd w:val="clear" w:color="auto" w:fill="FFFFFF"/>
-            <w:tcMar>
-              <w:top w:w="0" w:type="dxa"/>
-              <w:bottom w:w="0" w:type="dxa"/>
-              <w:left w:w="0" w:type="dxa"/>
-              <w:right w:w="0" w:type="dxa"/>
-            </w:tcMar>
-            <w:vAlign w:val="center"/>
-          </w:tcPr>
-          <w:p>
-            <w:pPr>
-              <w:pStyle w:val="Normal"/>
-              <w:jc w:val="center"/>
-              <w:pBdr>
-                <w:bottom w:val="none" w:sz="0" w:space="0" w:color="000000"/>
-                <w:top w:val="none" w:sz="0" w:space="0" w:color="000000"/>
-                <w:left w:val="none" w:sz="0" w:space="0" w:color="000000"/>
-                <w:right w:val="none" w:sz="0" w:space="0" w:color="000000"/>
-              </w:pBdr>
-              <w:spacing w:after="100" w:before="100" w:line="240"/>
-              <w:ind w:left="100" w:right="100" w:firstLine="0" w:firstLineChars="0"/>
-            </w:pPr>
-            <w:r>
-              <w:rPr>
-                <w:rFonts w:ascii="Arial" w:hAnsi="Arial" w:eastAsia="Arial" w:cs="Arial"/>
-                <w:i w:val="false"/>
-                <w:b w:val="false"/>
-                <w:u w:val="none"/>
-                <w:sz w:val="22"/>
-                <w:szCs w:val="22"/>
-                <w:color w:val="000000"/>
-              </w:rPr>
-              <w:t xml:space="preserve">1.90 [1.15, 3.34]</w:t>
+              <w:t xml:space="preserve">Lipid intake (g)</w:t>
+            </w:r>
+          </w:p>
+        </w:tc>
+        <w:tc>
+          <w:tcPr>
+            <w:tcBorders>
+              <w:bottom w:val="none" w:sz="0" w:space="0" w:color="000000"/>
+              <w:top w:val="none" w:sz="0" w:space="0" w:color="000000"/>
+              <w:left w:val="none" w:sz="0" w:space="0" w:color="000000"/>
+              <w:right w:val="none" w:sz="0" w:space="0" w:color="000000"/>
+            </w:tcBorders>
+            <w:shd w:val="clear" w:color="auto" w:fill="FFFFFF"/>
+            <w:tcMar>
+              <w:top w:w="0" w:type="dxa"/>
+              <w:bottom w:w="0" w:type="dxa"/>
+              <w:left w:w="0" w:type="dxa"/>
+              <w:right w:w="0" w:type="dxa"/>
+            </w:tcMar>
+            <w:vAlign w:val="center"/>
+          </w:tcPr>
+          <w:p>
+            <w:pPr>
+              <w:pStyle w:val="Normal"/>
+              <w:jc w:val="center"/>
+              <w:pBdr>
+                <w:bottom w:val="none" w:sz="0" w:space="0" w:color="000000"/>
+                <w:top w:val="none" w:sz="0" w:space="0" w:color="000000"/>
+                <w:left w:val="none" w:sz="0" w:space="0" w:color="000000"/>
+                <w:right w:val="none" w:sz="0" w:space="0" w:color="000000"/>
+              </w:pBdr>
+              <w:spacing w:after="100" w:before="100" w:line="240"/>
+              <w:ind w:left="100" w:right="100" w:firstLine="0" w:firstLineChars="0"/>
+            </w:pPr>
+            <w:r>
+              <w:rPr>
+                <w:rFonts w:ascii="Arial" w:hAnsi="Arial" w:eastAsia="Arial" w:cs="Arial"/>
+                <w:i w:val="false"/>
+                <w:b w:val="false"/>
+                <w:u w:val="none"/>
+                <w:sz w:val="22"/>
+                <w:szCs w:val="22"/>
+                <w:color w:val="000000"/>
+              </w:rPr>
+              <w:t xml:space="preserve">74.6 [60.8, 88.1]</w:t>
+            </w:r>
+          </w:p>
+        </w:tc>
+        <w:tc>
+          <w:tcPr>
+            <w:tcBorders>
+              <w:bottom w:val="none" w:sz="0" w:space="0" w:color="000000"/>
+              <w:top w:val="none" w:sz="0" w:space="0" w:color="000000"/>
+              <w:left w:val="none" w:sz="0" w:space="0" w:color="000000"/>
+              <w:right w:val="none" w:sz="0" w:space="0" w:color="000000"/>
+            </w:tcBorders>
+            <w:shd w:val="clear" w:color="auto" w:fill="FFFFFF"/>
+            <w:tcMar>
+              <w:top w:w="0" w:type="dxa"/>
+              <w:bottom w:w="0" w:type="dxa"/>
+              <w:left w:w="0" w:type="dxa"/>
+              <w:right w:w="0" w:type="dxa"/>
+            </w:tcMar>
+            <w:vAlign w:val="center"/>
+          </w:tcPr>
+          <w:p>
+            <w:pPr>
+              <w:pStyle w:val="Normal"/>
+              <w:jc w:val="center"/>
+              <w:pBdr>
+                <w:bottom w:val="none" w:sz="0" w:space="0" w:color="000000"/>
+                <w:top w:val="none" w:sz="0" w:space="0" w:color="000000"/>
+                <w:left w:val="none" w:sz="0" w:space="0" w:color="000000"/>
+                <w:right w:val="none" w:sz="0" w:space="0" w:color="000000"/>
+              </w:pBdr>
+              <w:spacing w:after="100" w:before="100" w:line="240"/>
+              <w:ind w:left="100" w:right="100" w:firstLine="0" w:firstLineChars="0"/>
+            </w:pPr>
+            <w:r>
+              <w:rPr>
+                <w:rFonts w:ascii="Arial" w:hAnsi="Arial" w:eastAsia="Arial" w:cs="Arial"/>
+                <w:i w:val="false"/>
+                <w:b w:val="false"/>
+                <w:u w:val="none"/>
+                <w:sz w:val="22"/>
+                <w:szCs w:val="22"/>
+                <w:color w:val="000000"/>
+              </w:rPr>
+              <w:t xml:space="preserve">75.6 [54.9, 86.7]</w:t>
+            </w:r>
+          </w:p>
+        </w:tc>
+        <w:tc>
+          <w:tcPr>
+            <w:tcBorders>
+              <w:bottom w:val="none" w:sz="0" w:space="0" w:color="000000"/>
+              <w:top w:val="none" w:sz="0" w:space="0" w:color="000000"/>
+              <w:left w:val="none" w:sz="0" w:space="0" w:color="000000"/>
+              <w:right w:val="none" w:sz="0" w:space="0" w:color="000000"/>
+            </w:tcBorders>
+            <w:shd w:val="clear" w:color="auto" w:fill="FFFFFF"/>
+            <w:tcMar>
+              <w:top w:w="0" w:type="dxa"/>
+              <w:bottom w:w="0" w:type="dxa"/>
+              <w:left w:w="0" w:type="dxa"/>
+              <w:right w:w="0" w:type="dxa"/>
+            </w:tcMar>
+            <w:vAlign w:val="center"/>
+          </w:tcPr>
+          <w:p>
+            <w:pPr>
+              <w:pStyle w:val="Normal"/>
+              <w:jc w:val="center"/>
+              <w:pBdr>
+                <w:bottom w:val="none" w:sz="0" w:space="0" w:color="000000"/>
+                <w:top w:val="none" w:sz="0" w:space="0" w:color="000000"/>
+                <w:left w:val="none" w:sz="0" w:space="0" w:color="000000"/>
+                <w:right w:val="none" w:sz="0" w:space="0" w:color="000000"/>
+              </w:pBdr>
+              <w:spacing w:after="100" w:before="100" w:line="240"/>
+              <w:ind w:left="100" w:right="100" w:firstLine="0" w:firstLineChars="0"/>
+            </w:pPr>
+            <w:r>
+              <w:rPr>
+                <w:rFonts w:ascii="Arial" w:hAnsi="Arial" w:eastAsia="Arial" w:cs="Arial"/>
+                <w:i w:val="false"/>
+                <w:b w:val="false"/>
+                <w:u w:val="none"/>
+                <w:sz w:val="22"/>
+                <w:szCs w:val="22"/>
+                <w:color w:val="000000"/>
+              </w:rPr>
+              <w:t xml:space="preserve">74.8 [55.7, 89.7]</w:t>
             </w:r>
           </w:p>
         </w:tc>
@@ -7238,139 +7238,139 @@
                 <w:szCs w:val="22"/>
                 <w:color w:val="000000"/>
               </w:rPr>
-              <w:t xml:space="preserve">Gynoid fat mass (kg)</w:t>
-            </w:r>
-          </w:p>
-        </w:tc>
-        <w:tc>
-          <w:tcPr>
-            <w:tcBorders>
-              <w:bottom w:val="none" w:sz="0" w:space="0" w:color="000000"/>
-              <w:top w:val="none" w:sz="0" w:space="0" w:color="000000"/>
-              <w:left w:val="none" w:sz="0" w:space="0" w:color="000000"/>
-              <w:right w:val="none" w:sz="0" w:space="0" w:color="000000"/>
-            </w:tcBorders>
-            <w:shd w:val="clear" w:color="auto" w:fill="FFFFFF"/>
-            <w:tcMar>
-              <w:top w:w="0" w:type="dxa"/>
-              <w:bottom w:w="0" w:type="dxa"/>
-              <w:left w:w="0" w:type="dxa"/>
-              <w:right w:w="0" w:type="dxa"/>
-            </w:tcMar>
-            <w:vAlign w:val="center"/>
-          </w:tcPr>
-          <w:p>
-            <w:pPr>
-              <w:pStyle w:val="Normal"/>
-              <w:jc w:val="center"/>
-              <w:pBdr>
-                <w:bottom w:val="none" w:sz="0" w:space="0" w:color="000000"/>
-                <w:top w:val="none" w:sz="0" w:space="0" w:color="000000"/>
-                <w:left w:val="none" w:sz="0" w:space="0" w:color="000000"/>
-                <w:right w:val="none" w:sz="0" w:space="0" w:color="000000"/>
-              </w:pBdr>
-              <w:spacing w:after="100" w:before="100" w:line="240"/>
-              <w:ind w:left="100" w:right="100" w:firstLine="0" w:firstLineChars="0"/>
-            </w:pPr>
-            <w:r>
-              <w:rPr>
-                <w:rFonts w:ascii="Arial" w:hAnsi="Arial" w:eastAsia="Arial" w:cs="Arial"/>
-                <w:i w:val="false"/>
-                <w:b w:val="false"/>
-                <w:u w:val="none"/>
-                <w:sz w:val="22"/>
-                <w:szCs w:val="22"/>
-                <w:color w:val="000000"/>
-              </w:rPr>
-              <w:t xml:space="preserve">4.51 [4.12, 6.70]</w:t>
-            </w:r>
-          </w:p>
-        </w:tc>
-        <w:tc>
-          <w:tcPr>
-            <w:tcBorders>
-              <w:bottom w:val="none" w:sz="0" w:space="0" w:color="000000"/>
-              <w:top w:val="none" w:sz="0" w:space="0" w:color="000000"/>
-              <w:left w:val="none" w:sz="0" w:space="0" w:color="000000"/>
-              <w:right w:val="none" w:sz="0" w:space="0" w:color="000000"/>
-            </w:tcBorders>
-            <w:shd w:val="clear" w:color="auto" w:fill="FFFFFF"/>
-            <w:tcMar>
-              <w:top w:w="0" w:type="dxa"/>
-              <w:bottom w:w="0" w:type="dxa"/>
-              <w:left w:w="0" w:type="dxa"/>
-              <w:right w:w="0" w:type="dxa"/>
-            </w:tcMar>
-            <w:vAlign w:val="center"/>
-          </w:tcPr>
-          <w:p>
-            <w:pPr>
-              <w:pStyle w:val="Normal"/>
-              <w:jc w:val="center"/>
-              <w:pBdr>
-                <w:bottom w:val="none" w:sz="0" w:space="0" w:color="000000"/>
-                <w:top w:val="none" w:sz="0" w:space="0" w:color="000000"/>
-                <w:left w:val="none" w:sz="0" w:space="0" w:color="000000"/>
-                <w:right w:val="none" w:sz="0" w:space="0" w:color="000000"/>
-              </w:pBdr>
-              <w:spacing w:after="100" w:before="100" w:line="240"/>
-              <w:ind w:left="100" w:right="100" w:firstLine="0" w:firstLineChars="0"/>
-            </w:pPr>
-            <w:r>
-              <w:rPr>
-                <w:rFonts w:ascii="Arial" w:hAnsi="Arial" w:eastAsia="Arial" w:cs="Arial"/>
-                <w:i w:val="false"/>
-                <w:b w:val="false"/>
-                <w:u w:val="none"/>
-                <w:sz w:val="22"/>
-                <w:szCs w:val="22"/>
-                <w:color w:val="000000"/>
-              </w:rPr>
-              <w:t xml:space="preserve">4.49 [3.77, 6.21]</w:t>
-            </w:r>
-          </w:p>
-        </w:tc>
-        <w:tc>
-          <w:tcPr>
-            <w:tcBorders>
-              <w:bottom w:val="none" w:sz="0" w:space="0" w:color="000000"/>
-              <w:top w:val="none" w:sz="0" w:space="0" w:color="000000"/>
-              <w:left w:val="none" w:sz="0" w:space="0" w:color="000000"/>
-              <w:right w:val="none" w:sz="0" w:space="0" w:color="000000"/>
-            </w:tcBorders>
-            <w:shd w:val="clear" w:color="auto" w:fill="FFFFFF"/>
-            <w:tcMar>
-              <w:top w:w="0" w:type="dxa"/>
-              <w:bottom w:w="0" w:type="dxa"/>
-              <w:left w:w="0" w:type="dxa"/>
-              <w:right w:w="0" w:type="dxa"/>
-            </w:tcMar>
-            <w:vAlign w:val="center"/>
-          </w:tcPr>
-          <w:p>
-            <w:pPr>
-              <w:pStyle w:val="Normal"/>
-              <w:jc w:val="center"/>
-              <w:pBdr>
-                <w:bottom w:val="none" w:sz="0" w:space="0" w:color="000000"/>
-                <w:top w:val="none" w:sz="0" w:space="0" w:color="000000"/>
-                <w:left w:val="none" w:sz="0" w:space="0" w:color="000000"/>
-                <w:right w:val="none" w:sz="0" w:space="0" w:color="000000"/>
-              </w:pBdr>
-              <w:spacing w:after="100" w:before="100" w:line="240"/>
-              <w:ind w:left="100" w:right="100" w:firstLine="0" w:firstLineChars="0"/>
-            </w:pPr>
-            <w:r>
-              <w:rPr>
-                <w:rFonts w:ascii="Arial" w:hAnsi="Arial" w:eastAsia="Arial" w:cs="Arial"/>
-                <w:i w:val="false"/>
-                <w:b w:val="false"/>
-                <w:u w:val="none"/>
-                <w:sz w:val="22"/>
-                <w:szCs w:val="22"/>
-                <w:color w:val="000000"/>
-              </w:rPr>
-              <w:t xml:space="preserve">4.51 [4.09, 6.70]</w:t>
+              <w:t xml:space="preserve">Carbohydrate intake (g)</w:t>
+            </w:r>
+          </w:p>
+        </w:tc>
+        <w:tc>
+          <w:tcPr>
+            <w:tcBorders>
+              <w:bottom w:val="none" w:sz="0" w:space="0" w:color="000000"/>
+              <w:top w:val="none" w:sz="0" w:space="0" w:color="000000"/>
+              <w:left w:val="none" w:sz="0" w:space="0" w:color="000000"/>
+              <w:right w:val="none" w:sz="0" w:space="0" w:color="000000"/>
+            </w:tcBorders>
+            <w:shd w:val="clear" w:color="auto" w:fill="FFFFFF"/>
+            <w:tcMar>
+              <w:top w:w="0" w:type="dxa"/>
+              <w:bottom w:w="0" w:type="dxa"/>
+              <w:left w:w="0" w:type="dxa"/>
+              <w:right w:w="0" w:type="dxa"/>
+            </w:tcMar>
+            <w:vAlign w:val="center"/>
+          </w:tcPr>
+          <w:p>
+            <w:pPr>
+              <w:pStyle w:val="Normal"/>
+              <w:jc w:val="center"/>
+              <w:pBdr>
+                <w:bottom w:val="none" w:sz="0" w:space="0" w:color="000000"/>
+                <w:top w:val="none" w:sz="0" w:space="0" w:color="000000"/>
+                <w:left w:val="none" w:sz="0" w:space="0" w:color="000000"/>
+                <w:right w:val="none" w:sz="0" w:space="0" w:color="000000"/>
+              </w:pBdr>
+              <w:spacing w:after="100" w:before="100" w:line="240"/>
+              <w:ind w:left="100" w:right="100" w:firstLine="0" w:firstLineChars="0"/>
+            </w:pPr>
+            <w:r>
+              <w:rPr>
+                <w:rFonts w:ascii="Arial" w:hAnsi="Arial" w:eastAsia="Arial" w:cs="Arial"/>
+                <w:i w:val="false"/>
+                <w:b w:val="false"/>
+                <w:u w:val="none"/>
+                <w:sz w:val="22"/>
+                <w:szCs w:val="22"/>
+                <w:color w:val="000000"/>
+              </w:rPr>
+              <w:t xml:space="preserve">166 [140, 205]</w:t>
+            </w:r>
+          </w:p>
+        </w:tc>
+        <w:tc>
+          <w:tcPr>
+            <w:tcBorders>
+              <w:bottom w:val="none" w:sz="0" w:space="0" w:color="000000"/>
+              <w:top w:val="none" w:sz="0" w:space="0" w:color="000000"/>
+              <w:left w:val="none" w:sz="0" w:space="0" w:color="000000"/>
+              <w:right w:val="none" w:sz="0" w:space="0" w:color="000000"/>
+            </w:tcBorders>
+            <w:shd w:val="clear" w:color="auto" w:fill="FFFFFF"/>
+            <w:tcMar>
+              <w:top w:w="0" w:type="dxa"/>
+              <w:bottom w:w="0" w:type="dxa"/>
+              <w:left w:w="0" w:type="dxa"/>
+              <w:right w:w="0" w:type="dxa"/>
+            </w:tcMar>
+            <w:vAlign w:val="center"/>
+          </w:tcPr>
+          <w:p>
+            <w:pPr>
+              <w:pStyle w:val="Normal"/>
+              <w:jc w:val="center"/>
+              <w:pBdr>
+                <w:bottom w:val="none" w:sz="0" w:space="0" w:color="000000"/>
+                <w:top w:val="none" w:sz="0" w:space="0" w:color="000000"/>
+                <w:left w:val="none" w:sz="0" w:space="0" w:color="000000"/>
+                <w:right w:val="none" w:sz="0" w:space="0" w:color="000000"/>
+              </w:pBdr>
+              <w:spacing w:after="100" w:before="100" w:line="240"/>
+              <w:ind w:left="100" w:right="100" w:firstLine="0" w:firstLineChars="0"/>
+            </w:pPr>
+            <w:r>
+              <w:rPr>
+                <w:rFonts w:ascii="Arial" w:hAnsi="Arial" w:eastAsia="Arial" w:cs="Arial"/>
+                <w:i w:val="false"/>
+                <w:b w:val="false"/>
+                <w:u w:val="none"/>
+                <w:sz w:val="22"/>
+                <w:szCs w:val="22"/>
+                <w:color w:val="000000"/>
+              </w:rPr>
+              <w:t xml:space="preserve">223 [161, 299]</w:t>
+            </w:r>
+          </w:p>
+        </w:tc>
+        <w:tc>
+          <w:tcPr>
+            <w:tcBorders>
+              <w:bottom w:val="none" w:sz="0" w:space="0" w:color="000000"/>
+              <w:top w:val="none" w:sz="0" w:space="0" w:color="000000"/>
+              <w:left w:val="none" w:sz="0" w:space="0" w:color="000000"/>
+              <w:right w:val="none" w:sz="0" w:space="0" w:color="000000"/>
+            </w:tcBorders>
+            <w:shd w:val="clear" w:color="auto" w:fill="FFFFFF"/>
+            <w:tcMar>
+              <w:top w:w="0" w:type="dxa"/>
+              <w:bottom w:w="0" w:type="dxa"/>
+              <w:left w:w="0" w:type="dxa"/>
+              <w:right w:w="0" w:type="dxa"/>
+            </w:tcMar>
+            <w:vAlign w:val="center"/>
+          </w:tcPr>
+          <w:p>
+            <w:pPr>
+              <w:pStyle w:val="Normal"/>
+              <w:jc w:val="center"/>
+              <w:pBdr>
+                <w:bottom w:val="none" w:sz="0" w:space="0" w:color="000000"/>
+                <w:top w:val="none" w:sz="0" w:space="0" w:color="000000"/>
+                <w:left w:val="none" w:sz="0" w:space="0" w:color="000000"/>
+                <w:right w:val="none" w:sz="0" w:space="0" w:color="000000"/>
+              </w:pBdr>
+              <w:spacing w:after="100" w:before="100" w:line="240"/>
+              <w:ind w:left="100" w:right="100" w:firstLine="0" w:firstLineChars="0"/>
+            </w:pPr>
+            <w:r>
+              <w:rPr>
+                <w:rFonts w:ascii="Arial" w:hAnsi="Arial" w:eastAsia="Arial" w:cs="Arial"/>
+                <w:i w:val="false"/>
+                <w:b w:val="false"/>
+                <w:u w:val="none"/>
+                <w:sz w:val="22"/>
+                <w:szCs w:val="22"/>
+                <w:color w:val="000000"/>
+              </w:rPr>
+              <w:t xml:space="preserve">190 [143, 221]</w:t>
             </w:r>
           </w:p>
         </w:tc>
@@ -7420,139 +7420,139 @@
                 <w:szCs w:val="22"/>
                 <w:color w:val="000000"/>
               </w:rPr>
-              <w:t xml:space="preserve">Total lean mass (kg)</w:t>
-            </w:r>
-          </w:p>
-        </w:tc>
-        <w:tc>
-          <w:tcPr>
-            <w:tcBorders>
-              <w:bottom w:val="none" w:sz="0" w:space="0" w:color="000000"/>
-              <w:top w:val="none" w:sz="0" w:space="0" w:color="000000"/>
-              <w:left w:val="none" w:sz="0" w:space="0" w:color="000000"/>
-              <w:right w:val="none" w:sz="0" w:space="0" w:color="000000"/>
-            </w:tcBorders>
-            <w:shd w:val="clear" w:color="auto" w:fill="FFFFFF"/>
-            <w:tcMar>
-              <w:top w:w="0" w:type="dxa"/>
-              <w:bottom w:w="0" w:type="dxa"/>
-              <w:left w:w="0" w:type="dxa"/>
-              <w:right w:w="0" w:type="dxa"/>
-            </w:tcMar>
-            <w:vAlign w:val="center"/>
-          </w:tcPr>
-          <w:p>
-            <w:pPr>
-              <w:pStyle w:val="Normal"/>
-              <w:jc w:val="center"/>
-              <w:pBdr>
-                <w:bottom w:val="none" w:sz="0" w:space="0" w:color="000000"/>
-                <w:top w:val="none" w:sz="0" w:space="0" w:color="000000"/>
-                <w:left w:val="none" w:sz="0" w:space="0" w:color="000000"/>
-                <w:right w:val="none" w:sz="0" w:space="0" w:color="000000"/>
-              </w:pBdr>
-              <w:spacing w:after="100" w:before="100" w:line="240"/>
-              <w:ind w:left="100" w:right="100" w:firstLine="0" w:firstLineChars="0"/>
-            </w:pPr>
-            <w:r>
-              <w:rPr>
-                <w:rFonts w:ascii="Arial" w:hAnsi="Arial" w:eastAsia="Arial" w:cs="Arial"/>
-                <w:i w:val="false"/>
-                <w:b w:val="false"/>
-                <w:u w:val="none"/>
-                <w:sz w:val="22"/>
-                <w:szCs w:val="22"/>
-                <w:color w:val="000000"/>
-              </w:rPr>
-              <w:t xml:space="preserve">41.9 [37.3, 45.7]</w:t>
-            </w:r>
-          </w:p>
-        </w:tc>
-        <w:tc>
-          <w:tcPr>
-            <w:tcBorders>
-              <w:bottom w:val="none" w:sz="0" w:space="0" w:color="000000"/>
-              <w:top w:val="none" w:sz="0" w:space="0" w:color="000000"/>
-              <w:left w:val="none" w:sz="0" w:space="0" w:color="000000"/>
-              <w:right w:val="none" w:sz="0" w:space="0" w:color="000000"/>
-            </w:tcBorders>
-            <w:shd w:val="clear" w:color="auto" w:fill="FFFFFF"/>
-            <w:tcMar>
-              <w:top w:w="0" w:type="dxa"/>
-              <w:bottom w:w="0" w:type="dxa"/>
-              <w:left w:w="0" w:type="dxa"/>
-              <w:right w:w="0" w:type="dxa"/>
-            </w:tcMar>
-            <w:vAlign w:val="center"/>
-          </w:tcPr>
-          <w:p>
-            <w:pPr>
-              <w:pStyle w:val="Normal"/>
-              <w:jc w:val="center"/>
-              <w:pBdr>
-                <w:bottom w:val="none" w:sz="0" w:space="0" w:color="000000"/>
-                <w:top w:val="none" w:sz="0" w:space="0" w:color="000000"/>
-                <w:left w:val="none" w:sz="0" w:space="0" w:color="000000"/>
-                <w:right w:val="none" w:sz="0" w:space="0" w:color="000000"/>
-              </w:pBdr>
-              <w:spacing w:after="100" w:before="100" w:line="240"/>
-              <w:ind w:left="100" w:right="100" w:firstLine="0" w:firstLineChars="0"/>
-            </w:pPr>
-            <w:r>
-              <w:rPr>
-                <w:rFonts w:ascii="Arial" w:hAnsi="Arial" w:eastAsia="Arial" w:cs="Arial"/>
-                <w:i w:val="false"/>
-                <w:b w:val="false"/>
-                <w:u w:val="none"/>
-                <w:sz w:val="22"/>
-                <w:szCs w:val="22"/>
-                <w:color w:val="000000"/>
-              </w:rPr>
-              <w:t xml:space="preserve">42.3 [35.0, 48.0]</w:t>
-            </w:r>
-          </w:p>
-        </w:tc>
-        <w:tc>
-          <w:tcPr>
-            <w:tcBorders>
-              <w:bottom w:val="none" w:sz="0" w:space="0" w:color="000000"/>
-              <w:top w:val="none" w:sz="0" w:space="0" w:color="000000"/>
-              <w:left w:val="none" w:sz="0" w:space="0" w:color="000000"/>
-              <w:right w:val="none" w:sz="0" w:space="0" w:color="000000"/>
-            </w:tcBorders>
-            <w:shd w:val="clear" w:color="auto" w:fill="FFFFFF"/>
-            <w:tcMar>
-              <w:top w:w="0" w:type="dxa"/>
-              <w:bottom w:w="0" w:type="dxa"/>
-              <w:left w:w="0" w:type="dxa"/>
-              <w:right w:w="0" w:type="dxa"/>
-            </w:tcMar>
-            <w:vAlign w:val="center"/>
-          </w:tcPr>
-          <w:p>
-            <w:pPr>
-              <w:pStyle w:val="Normal"/>
-              <w:jc w:val="center"/>
-              <w:pBdr>
-                <w:bottom w:val="none" w:sz="0" w:space="0" w:color="000000"/>
-                <w:top w:val="none" w:sz="0" w:space="0" w:color="000000"/>
-                <w:left w:val="none" w:sz="0" w:space="0" w:color="000000"/>
-                <w:right w:val="none" w:sz="0" w:space="0" w:color="000000"/>
-              </w:pBdr>
-              <w:spacing w:after="100" w:before="100" w:line="240"/>
-              <w:ind w:left="100" w:right="100" w:firstLine="0" w:firstLineChars="0"/>
-            </w:pPr>
-            <w:r>
-              <w:rPr>
-                <w:rFonts w:ascii="Arial" w:hAnsi="Arial" w:eastAsia="Arial" w:cs="Arial"/>
-                <w:i w:val="false"/>
-                <w:b w:val="false"/>
-                <w:u w:val="none"/>
-                <w:sz w:val="22"/>
-                <w:szCs w:val="22"/>
-                <w:color w:val="000000"/>
-              </w:rPr>
-              <w:t xml:space="preserve">41.9 [36.7, 45.9]</w:t>
+              <w:t xml:space="preserve">Protein intake (g)</w:t>
+            </w:r>
+          </w:p>
+        </w:tc>
+        <w:tc>
+          <w:tcPr>
+            <w:tcBorders>
+              <w:bottom w:val="none" w:sz="0" w:space="0" w:color="000000"/>
+              <w:top w:val="none" w:sz="0" w:space="0" w:color="000000"/>
+              <w:left w:val="none" w:sz="0" w:space="0" w:color="000000"/>
+              <w:right w:val="none" w:sz="0" w:space="0" w:color="000000"/>
+            </w:tcBorders>
+            <w:shd w:val="clear" w:color="auto" w:fill="FFFFFF"/>
+            <w:tcMar>
+              <w:top w:w="0" w:type="dxa"/>
+              <w:bottom w:w="0" w:type="dxa"/>
+              <w:left w:w="0" w:type="dxa"/>
+              <w:right w:w="0" w:type="dxa"/>
+            </w:tcMar>
+            <w:vAlign w:val="center"/>
+          </w:tcPr>
+          <w:p>
+            <w:pPr>
+              <w:pStyle w:val="Normal"/>
+              <w:jc w:val="center"/>
+              <w:pBdr>
+                <w:bottom w:val="none" w:sz="0" w:space="0" w:color="000000"/>
+                <w:top w:val="none" w:sz="0" w:space="0" w:color="000000"/>
+                <w:left w:val="none" w:sz="0" w:space="0" w:color="000000"/>
+                <w:right w:val="none" w:sz="0" w:space="0" w:color="000000"/>
+              </w:pBdr>
+              <w:spacing w:after="100" w:before="100" w:line="240"/>
+              <w:ind w:left="100" w:right="100" w:firstLine="0" w:firstLineChars="0"/>
+            </w:pPr>
+            <w:r>
+              <w:rPr>
+                <w:rFonts w:ascii="Arial" w:hAnsi="Arial" w:eastAsia="Arial" w:cs="Arial"/>
+                <w:i w:val="false"/>
+                <w:b w:val="false"/>
+                <w:u w:val="none"/>
+                <w:sz w:val="22"/>
+                <w:szCs w:val="22"/>
+                <w:color w:val="000000"/>
+              </w:rPr>
+              <w:t xml:space="preserve">72.2 [57.7, 77.1]</w:t>
+            </w:r>
+          </w:p>
+        </w:tc>
+        <w:tc>
+          <w:tcPr>
+            <w:tcBorders>
+              <w:bottom w:val="none" w:sz="0" w:space="0" w:color="000000"/>
+              <w:top w:val="none" w:sz="0" w:space="0" w:color="000000"/>
+              <w:left w:val="none" w:sz="0" w:space="0" w:color="000000"/>
+              <w:right w:val="none" w:sz="0" w:space="0" w:color="000000"/>
+            </w:tcBorders>
+            <w:shd w:val="clear" w:color="auto" w:fill="FFFFFF"/>
+            <w:tcMar>
+              <w:top w:w="0" w:type="dxa"/>
+              <w:bottom w:w="0" w:type="dxa"/>
+              <w:left w:w="0" w:type="dxa"/>
+              <w:right w:w="0" w:type="dxa"/>
+            </w:tcMar>
+            <w:vAlign w:val="center"/>
+          </w:tcPr>
+          <w:p>
+            <w:pPr>
+              <w:pStyle w:val="Normal"/>
+              <w:jc w:val="center"/>
+              <w:pBdr>
+                <w:bottom w:val="none" w:sz="0" w:space="0" w:color="000000"/>
+                <w:top w:val="none" w:sz="0" w:space="0" w:color="000000"/>
+                <w:left w:val="none" w:sz="0" w:space="0" w:color="000000"/>
+                <w:right w:val="none" w:sz="0" w:space="0" w:color="000000"/>
+              </w:pBdr>
+              <w:spacing w:after="100" w:before="100" w:line="240"/>
+              <w:ind w:left="100" w:right="100" w:firstLine="0" w:firstLineChars="0"/>
+            </w:pPr>
+            <w:r>
+              <w:rPr>
+                <w:rFonts w:ascii="Arial" w:hAnsi="Arial" w:eastAsia="Arial" w:cs="Arial"/>
+                <w:i w:val="false"/>
+                <w:b w:val="false"/>
+                <w:u w:val="none"/>
+                <w:sz w:val="22"/>
+                <w:szCs w:val="22"/>
+                <w:color w:val="000000"/>
+              </w:rPr>
+              <w:t xml:space="preserve">83.3 [80.1, 90.1]</w:t>
+            </w:r>
+          </w:p>
+        </w:tc>
+        <w:tc>
+          <w:tcPr>
+            <w:tcBorders>
+              <w:bottom w:val="none" w:sz="0" w:space="0" w:color="000000"/>
+              <w:top w:val="none" w:sz="0" w:space="0" w:color="000000"/>
+              <w:left w:val="none" w:sz="0" w:space="0" w:color="000000"/>
+              <w:right w:val="none" w:sz="0" w:space="0" w:color="000000"/>
+            </w:tcBorders>
+            <w:shd w:val="clear" w:color="auto" w:fill="FFFFFF"/>
+            <w:tcMar>
+              <w:top w:w="0" w:type="dxa"/>
+              <w:bottom w:w="0" w:type="dxa"/>
+              <w:left w:w="0" w:type="dxa"/>
+              <w:right w:w="0" w:type="dxa"/>
+            </w:tcMar>
+            <w:vAlign w:val="center"/>
+          </w:tcPr>
+          <w:p>
+            <w:pPr>
+              <w:pStyle w:val="Normal"/>
+              <w:jc w:val="center"/>
+              <w:pBdr>
+                <w:bottom w:val="none" w:sz="0" w:space="0" w:color="000000"/>
+                <w:top w:val="none" w:sz="0" w:space="0" w:color="000000"/>
+                <w:left w:val="none" w:sz="0" w:space="0" w:color="000000"/>
+                <w:right w:val="none" w:sz="0" w:space="0" w:color="000000"/>
+              </w:pBdr>
+              <w:spacing w:after="100" w:before="100" w:line="240"/>
+              <w:ind w:left="100" w:right="100" w:firstLine="0" w:firstLineChars="0"/>
+            </w:pPr>
+            <w:r>
+              <w:rPr>
+                <w:rFonts w:ascii="Arial" w:hAnsi="Arial" w:eastAsia="Arial" w:cs="Arial"/>
+                <w:i w:val="false"/>
+                <w:b w:val="false"/>
+                <w:u w:val="none"/>
+                <w:sz w:val="22"/>
+                <w:szCs w:val="22"/>
+                <w:color w:val="000000"/>
+              </w:rPr>
+              <w:t xml:space="preserve">78.0 [62.7, 86.6]</w:t>
             </w:r>
           </w:p>
         </w:tc>
@@ -7602,139 +7602,139 @@
                 <w:szCs w:val="22"/>
                 <w:color w:val="000000"/>
               </w:rPr>
-              <w:t xml:space="preserve">All IFN  Z-Score (SD)</w:t>
-            </w:r>
-          </w:p>
-        </w:tc>
-        <w:tc>
-          <w:tcPr>
-            <w:tcBorders>
-              <w:bottom w:val="none" w:sz="0" w:space="0" w:color="000000"/>
-              <w:top w:val="none" w:sz="0" w:space="0" w:color="000000"/>
-              <w:left w:val="none" w:sz="0" w:space="0" w:color="000000"/>
-              <w:right w:val="none" w:sz="0" w:space="0" w:color="000000"/>
-            </w:tcBorders>
-            <w:shd w:val="clear" w:color="auto" w:fill="FFFFFF"/>
-            <w:tcMar>
-              <w:top w:w="0" w:type="dxa"/>
-              <w:bottom w:w="0" w:type="dxa"/>
-              <w:left w:w="0" w:type="dxa"/>
-              <w:right w:w="0" w:type="dxa"/>
-            </w:tcMar>
-            <w:vAlign w:val="center"/>
-          </w:tcPr>
-          <w:p>
-            <w:pPr>
-              <w:pStyle w:val="Normal"/>
-              <w:jc w:val="center"/>
-              <w:pBdr>
-                <w:bottom w:val="none" w:sz="0" w:space="0" w:color="000000"/>
-                <w:top w:val="none" w:sz="0" w:space="0" w:color="000000"/>
-                <w:left w:val="none" w:sz="0" w:space="0" w:color="000000"/>
-                <w:right w:val="none" w:sz="0" w:space="0" w:color="000000"/>
-              </w:pBdr>
-              <w:spacing w:after="100" w:before="100" w:line="240"/>
-              <w:ind w:left="100" w:right="100" w:firstLine="0" w:firstLineChars="0"/>
-            </w:pPr>
-            <w:r>
-              <w:rPr>
-                <w:rFonts w:ascii="Arial" w:hAnsi="Arial" w:eastAsia="Arial" w:cs="Arial"/>
-                <w:i w:val="false"/>
-                <w:b w:val="false"/>
-                <w:u w:val="none"/>
-                <w:sz w:val="22"/>
-                <w:szCs w:val="22"/>
-                <w:color w:val="000000"/>
-              </w:rPr>
-              <w:t xml:space="preserve">2.85 (1.97)</w:t>
-            </w:r>
-          </w:p>
-        </w:tc>
-        <w:tc>
-          <w:tcPr>
-            <w:tcBorders>
-              <w:bottom w:val="none" w:sz="0" w:space="0" w:color="000000"/>
-              <w:top w:val="none" w:sz="0" w:space="0" w:color="000000"/>
-              <w:left w:val="none" w:sz="0" w:space="0" w:color="000000"/>
-              <w:right w:val="none" w:sz="0" w:space="0" w:color="000000"/>
-            </w:tcBorders>
-            <w:shd w:val="clear" w:color="auto" w:fill="FFFFFF"/>
-            <w:tcMar>
-              <w:top w:w="0" w:type="dxa"/>
-              <w:bottom w:w="0" w:type="dxa"/>
-              <w:left w:w="0" w:type="dxa"/>
-              <w:right w:w="0" w:type="dxa"/>
-            </w:tcMar>
-            <w:vAlign w:val="center"/>
-          </w:tcPr>
-          <w:p>
-            <w:pPr>
-              <w:pStyle w:val="Normal"/>
-              <w:jc w:val="center"/>
-              <w:pBdr>
-                <w:bottom w:val="none" w:sz="0" w:space="0" w:color="000000"/>
-                <w:top w:val="none" w:sz="0" w:space="0" w:color="000000"/>
-                <w:left w:val="none" w:sz="0" w:space="0" w:color="000000"/>
-                <w:right w:val="none" w:sz="0" w:space="0" w:color="000000"/>
-              </w:pBdr>
-              <w:spacing w:after="100" w:before="100" w:line="240"/>
-              <w:ind w:left="100" w:right="100" w:firstLine="0" w:firstLineChars="0"/>
-            </w:pPr>
-            <w:r>
-              <w:rPr>
-                <w:rFonts w:ascii="Arial" w:hAnsi="Arial" w:eastAsia="Arial" w:cs="Arial"/>
-                <w:i w:val="false"/>
-                <w:b w:val="false"/>
-                <w:u w:val="none"/>
-                <w:sz w:val="22"/>
-                <w:szCs w:val="22"/>
-                <w:color w:val="000000"/>
-              </w:rPr>
-              <w:t xml:space="preserve">1.81 (1.93)</w:t>
-            </w:r>
-          </w:p>
-        </w:tc>
-        <w:tc>
-          <w:tcPr>
-            <w:tcBorders>
-              <w:bottom w:val="none" w:sz="0" w:space="0" w:color="000000"/>
-              <w:top w:val="none" w:sz="0" w:space="0" w:color="000000"/>
-              <w:left w:val="none" w:sz="0" w:space="0" w:color="000000"/>
-              <w:right w:val="none" w:sz="0" w:space="0" w:color="000000"/>
-            </w:tcBorders>
-            <w:shd w:val="clear" w:color="auto" w:fill="FFFFFF"/>
-            <w:tcMar>
-              <w:top w:w="0" w:type="dxa"/>
-              <w:bottom w:w="0" w:type="dxa"/>
-              <w:left w:w="0" w:type="dxa"/>
-              <w:right w:w="0" w:type="dxa"/>
-            </w:tcMar>
-            <w:vAlign w:val="center"/>
-          </w:tcPr>
-          <w:p>
-            <w:pPr>
-              <w:pStyle w:val="Normal"/>
-              <w:jc w:val="center"/>
-              <w:pBdr>
-                <w:bottom w:val="none" w:sz="0" w:space="0" w:color="000000"/>
-                <w:top w:val="none" w:sz="0" w:space="0" w:color="000000"/>
-                <w:left w:val="none" w:sz="0" w:space="0" w:color="000000"/>
-                <w:right w:val="none" w:sz="0" w:space="0" w:color="000000"/>
-              </w:pBdr>
-              <w:spacing w:after="100" w:before="100" w:line="240"/>
-              <w:ind w:left="100" w:right="100" w:firstLine="0" w:firstLineChars="0"/>
-            </w:pPr>
-            <w:r>
-              <w:rPr>
-                <w:rFonts w:ascii="Arial" w:hAnsi="Arial" w:eastAsia="Arial" w:cs="Arial"/>
-                <w:i w:val="false"/>
-                <w:b w:val="false"/>
-                <w:u w:val="none"/>
-                <w:sz w:val="22"/>
-                <w:szCs w:val="22"/>
-                <w:color w:val="000000"/>
-              </w:rPr>
-              <w:t xml:space="preserve">2.52 (1.99)</w:t>
+              <w:t xml:space="preserve">Adipose Tissue on DXA scan (%)</w:t>
+            </w:r>
+          </w:p>
+        </w:tc>
+        <w:tc>
+          <w:tcPr>
+            <w:tcBorders>
+              <w:bottom w:val="none" w:sz="0" w:space="0" w:color="000000"/>
+              <w:top w:val="none" w:sz="0" w:space="0" w:color="000000"/>
+              <w:left w:val="none" w:sz="0" w:space="0" w:color="000000"/>
+              <w:right w:val="none" w:sz="0" w:space="0" w:color="000000"/>
+            </w:tcBorders>
+            <w:shd w:val="clear" w:color="auto" w:fill="FFFFFF"/>
+            <w:tcMar>
+              <w:top w:w="0" w:type="dxa"/>
+              <w:bottom w:w="0" w:type="dxa"/>
+              <w:left w:w="0" w:type="dxa"/>
+              <w:right w:w="0" w:type="dxa"/>
+            </w:tcMar>
+            <w:vAlign w:val="center"/>
+          </w:tcPr>
+          <w:p>
+            <w:pPr>
+              <w:pStyle w:val="Normal"/>
+              <w:jc w:val="center"/>
+              <w:pBdr>
+                <w:bottom w:val="none" w:sz="0" w:space="0" w:color="000000"/>
+                <w:top w:val="none" w:sz="0" w:space="0" w:color="000000"/>
+                <w:left w:val="none" w:sz="0" w:space="0" w:color="000000"/>
+                <w:right w:val="none" w:sz="0" w:space="0" w:color="000000"/>
+              </w:pBdr>
+              <w:spacing w:after="100" w:before="100" w:line="240"/>
+              <w:ind w:left="100" w:right="100" w:firstLine="0" w:firstLineChars="0"/>
+            </w:pPr>
+            <w:r>
+              <w:rPr>
+                <w:rFonts w:ascii="Arial" w:hAnsi="Arial" w:eastAsia="Arial" w:cs="Arial"/>
+                <w:i w:val="false"/>
+                <w:b w:val="false"/>
+                <w:u w:val="none"/>
+                <w:sz w:val="22"/>
+                <w:szCs w:val="22"/>
+                <w:color w:val="000000"/>
+              </w:rPr>
+              <w:t xml:space="preserve">35.2 [30.8, 41.6]</w:t>
+            </w:r>
+          </w:p>
+        </w:tc>
+        <w:tc>
+          <w:tcPr>
+            <w:tcBorders>
+              <w:bottom w:val="none" w:sz="0" w:space="0" w:color="000000"/>
+              <w:top w:val="none" w:sz="0" w:space="0" w:color="000000"/>
+              <w:left w:val="none" w:sz="0" w:space="0" w:color="000000"/>
+              <w:right w:val="none" w:sz="0" w:space="0" w:color="000000"/>
+            </w:tcBorders>
+            <w:shd w:val="clear" w:color="auto" w:fill="FFFFFF"/>
+            <w:tcMar>
+              <w:top w:w="0" w:type="dxa"/>
+              <w:bottom w:w="0" w:type="dxa"/>
+              <w:left w:w="0" w:type="dxa"/>
+              <w:right w:w="0" w:type="dxa"/>
+            </w:tcMar>
+            <w:vAlign w:val="center"/>
+          </w:tcPr>
+          <w:p>
+            <w:pPr>
+              <w:pStyle w:val="Normal"/>
+              <w:jc w:val="center"/>
+              <w:pBdr>
+                <w:bottom w:val="none" w:sz="0" w:space="0" w:color="000000"/>
+                <w:top w:val="none" w:sz="0" w:space="0" w:color="000000"/>
+                <w:left w:val="none" w:sz="0" w:space="0" w:color="000000"/>
+                <w:right w:val="none" w:sz="0" w:space="0" w:color="000000"/>
+              </w:pBdr>
+              <w:spacing w:after="100" w:before="100" w:line="240"/>
+              <w:ind w:left="100" w:right="100" w:firstLine="0" w:firstLineChars="0"/>
+            </w:pPr>
+            <w:r>
+              <w:rPr>
+                <w:rFonts w:ascii="Arial" w:hAnsi="Arial" w:eastAsia="Arial" w:cs="Arial"/>
+                <w:i w:val="false"/>
+                <w:b w:val="false"/>
+                <w:u w:val="none"/>
+                <w:sz w:val="22"/>
+                <w:szCs w:val="22"/>
+                <w:color w:val="000000"/>
+              </w:rPr>
+              <w:t xml:space="preserve">35.1 [30.2, 39.0]</w:t>
+            </w:r>
+          </w:p>
+        </w:tc>
+        <w:tc>
+          <w:tcPr>
+            <w:tcBorders>
+              <w:bottom w:val="none" w:sz="0" w:space="0" w:color="000000"/>
+              <w:top w:val="none" w:sz="0" w:space="0" w:color="000000"/>
+              <w:left w:val="none" w:sz="0" w:space="0" w:color="000000"/>
+              <w:right w:val="none" w:sz="0" w:space="0" w:color="000000"/>
+            </w:tcBorders>
+            <w:shd w:val="clear" w:color="auto" w:fill="FFFFFF"/>
+            <w:tcMar>
+              <w:top w:w="0" w:type="dxa"/>
+              <w:bottom w:w="0" w:type="dxa"/>
+              <w:left w:w="0" w:type="dxa"/>
+              <w:right w:w="0" w:type="dxa"/>
+            </w:tcMar>
+            <w:vAlign w:val="center"/>
+          </w:tcPr>
+          <w:p>
+            <w:pPr>
+              <w:pStyle w:val="Normal"/>
+              <w:jc w:val="center"/>
+              <w:pBdr>
+                <w:bottom w:val="none" w:sz="0" w:space="0" w:color="000000"/>
+                <w:top w:val="none" w:sz="0" w:space="0" w:color="000000"/>
+                <w:left w:val="none" w:sz="0" w:space="0" w:color="000000"/>
+                <w:right w:val="none" w:sz="0" w:space="0" w:color="000000"/>
+              </w:pBdr>
+              <w:spacing w:after="100" w:before="100" w:line="240"/>
+              <w:ind w:left="100" w:right="100" w:firstLine="0" w:firstLineChars="0"/>
+            </w:pPr>
+            <w:r>
+              <w:rPr>
+                <w:rFonts w:ascii="Arial" w:hAnsi="Arial" w:eastAsia="Arial" w:cs="Arial"/>
+                <w:i w:val="false"/>
+                <w:b w:val="false"/>
+                <w:u w:val="none"/>
+                <w:sz w:val="22"/>
+                <w:szCs w:val="22"/>
+                <w:color w:val="000000"/>
+              </w:rPr>
+              <w:t xml:space="preserve">35.2 [30.2, 40.5]</w:t>
             </w:r>
           </w:p>
         </w:tc>
@@ -7784,139 +7784,139 @@
                 <w:szCs w:val="22"/>
                 <w:color w:val="000000"/>
               </w:rPr>
-              <w:t xml:space="preserve">IFN-1  Z-Score (SD)</w:t>
-            </w:r>
-          </w:p>
-        </w:tc>
-        <w:tc>
-          <w:tcPr>
-            <w:tcBorders>
-              <w:bottom w:val="none" w:sz="0" w:space="0" w:color="000000"/>
-              <w:top w:val="none" w:sz="0" w:space="0" w:color="000000"/>
-              <w:left w:val="none" w:sz="0" w:space="0" w:color="000000"/>
-              <w:right w:val="none" w:sz="0" w:space="0" w:color="000000"/>
-            </w:tcBorders>
-            <w:shd w:val="clear" w:color="auto" w:fill="FFFFFF"/>
-            <w:tcMar>
-              <w:top w:w="0" w:type="dxa"/>
-              <w:bottom w:w="0" w:type="dxa"/>
-              <w:left w:w="0" w:type="dxa"/>
-              <w:right w:w="0" w:type="dxa"/>
-            </w:tcMar>
-            <w:vAlign w:val="center"/>
-          </w:tcPr>
-          <w:p>
-            <w:pPr>
-              <w:pStyle w:val="Normal"/>
-              <w:jc w:val="center"/>
-              <w:pBdr>
-                <w:bottom w:val="none" w:sz="0" w:space="0" w:color="000000"/>
-                <w:top w:val="none" w:sz="0" w:space="0" w:color="000000"/>
-                <w:left w:val="none" w:sz="0" w:space="0" w:color="000000"/>
-                <w:right w:val="none" w:sz="0" w:space="0" w:color="000000"/>
-              </w:pBdr>
-              <w:spacing w:after="100" w:before="100" w:line="240"/>
-              <w:ind w:left="100" w:right="100" w:firstLine="0" w:firstLineChars="0"/>
-            </w:pPr>
-            <w:r>
-              <w:rPr>
-                <w:rFonts w:ascii="Arial" w:hAnsi="Arial" w:eastAsia="Arial" w:cs="Arial"/>
-                <w:i w:val="false"/>
-                <w:b w:val="false"/>
-                <w:u w:val="none"/>
-                <w:sz w:val="22"/>
-                <w:szCs w:val="22"/>
-                <w:color w:val="000000"/>
-              </w:rPr>
-              <w:t xml:space="preserve">2.98 (2.07)</w:t>
-            </w:r>
-          </w:p>
-        </w:tc>
-        <w:tc>
-          <w:tcPr>
-            <w:tcBorders>
-              <w:bottom w:val="none" w:sz="0" w:space="0" w:color="000000"/>
-              <w:top w:val="none" w:sz="0" w:space="0" w:color="000000"/>
-              <w:left w:val="none" w:sz="0" w:space="0" w:color="000000"/>
-              <w:right w:val="none" w:sz="0" w:space="0" w:color="000000"/>
-            </w:tcBorders>
-            <w:shd w:val="clear" w:color="auto" w:fill="FFFFFF"/>
-            <w:tcMar>
-              <w:top w:w="0" w:type="dxa"/>
-              <w:bottom w:w="0" w:type="dxa"/>
-              <w:left w:w="0" w:type="dxa"/>
-              <w:right w:w="0" w:type="dxa"/>
-            </w:tcMar>
-            <w:vAlign w:val="center"/>
-          </w:tcPr>
-          <w:p>
-            <w:pPr>
-              <w:pStyle w:val="Normal"/>
-              <w:jc w:val="center"/>
-              <w:pBdr>
-                <w:bottom w:val="none" w:sz="0" w:space="0" w:color="000000"/>
-                <w:top w:val="none" w:sz="0" w:space="0" w:color="000000"/>
-                <w:left w:val="none" w:sz="0" w:space="0" w:color="000000"/>
-                <w:right w:val="none" w:sz="0" w:space="0" w:color="000000"/>
-              </w:pBdr>
-              <w:spacing w:after="100" w:before="100" w:line="240"/>
-              <w:ind w:left="100" w:right="100" w:firstLine="0" w:firstLineChars="0"/>
-            </w:pPr>
-            <w:r>
-              <w:rPr>
-                <w:rFonts w:ascii="Arial" w:hAnsi="Arial" w:eastAsia="Arial" w:cs="Arial"/>
-                <w:i w:val="false"/>
-                <w:b w:val="false"/>
-                <w:u w:val="none"/>
-                <w:sz w:val="22"/>
-                <w:szCs w:val="22"/>
-                <w:color w:val="000000"/>
-              </w:rPr>
-              <w:t xml:space="preserve">1.92 (1.96)</w:t>
-            </w:r>
-          </w:p>
-        </w:tc>
-        <w:tc>
-          <w:tcPr>
-            <w:tcBorders>
-              <w:bottom w:val="none" w:sz="0" w:space="0" w:color="000000"/>
-              <w:top w:val="none" w:sz="0" w:space="0" w:color="000000"/>
-              <w:left w:val="none" w:sz="0" w:space="0" w:color="000000"/>
-              <w:right w:val="none" w:sz="0" w:space="0" w:color="000000"/>
-            </w:tcBorders>
-            <w:shd w:val="clear" w:color="auto" w:fill="FFFFFF"/>
-            <w:tcMar>
-              <w:top w:w="0" w:type="dxa"/>
-              <w:bottom w:w="0" w:type="dxa"/>
-              <w:left w:w="0" w:type="dxa"/>
-              <w:right w:w="0" w:type="dxa"/>
-            </w:tcMar>
-            <w:vAlign w:val="center"/>
-          </w:tcPr>
-          <w:p>
-            <w:pPr>
-              <w:pStyle w:val="Normal"/>
-              <w:jc w:val="center"/>
-              <w:pBdr>
-                <w:bottom w:val="none" w:sz="0" w:space="0" w:color="000000"/>
-                <w:top w:val="none" w:sz="0" w:space="0" w:color="000000"/>
-                <w:left w:val="none" w:sz="0" w:space="0" w:color="000000"/>
-                <w:right w:val="none" w:sz="0" w:space="0" w:color="000000"/>
-              </w:pBdr>
-              <w:spacing w:after="100" w:before="100" w:line="240"/>
-              <w:ind w:left="100" w:right="100" w:firstLine="0" w:firstLineChars="0"/>
-            </w:pPr>
-            <w:r>
-              <w:rPr>
-                <w:rFonts w:ascii="Arial" w:hAnsi="Arial" w:eastAsia="Arial" w:cs="Arial"/>
-                <w:i w:val="false"/>
-                <w:b w:val="false"/>
-                <w:u w:val="none"/>
-                <w:sz w:val="22"/>
-                <w:szCs w:val="22"/>
-                <w:color w:val="000000"/>
-              </w:rPr>
-              <w:t xml:space="preserve">2.64 (2.07)</w:t>
+              <w:t xml:space="preserve">Adipose Tissue on DXA scan (kg)</w:t>
+            </w:r>
+          </w:p>
+        </w:tc>
+        <w:tc>
+          <w:tcPr>
+            <w:tcBorders>
+              <w:bottom w:val="none" w:sz="0" w:space="0" w:color="000000"/>
+              <w:top w:val="none" w:sz="0" w:space="0" w:color="000000"/>
+              <w:left w:val="none" w:sz="0" w:space="0" w:color="000000"/>
+              <w:right w:val="none" w:sz="0" w:space="0" w:color="000000"/>
+            </w:tcBorders>
+            <w:shd w:val="clear" w:color="auto" w:fill="FFFFFF"/>
+            <w:tcMar>
+              <w:top w:w="0" w:type="dxa"/>
+              <w:bottom w:w="0" w:type="dxa"/>
+              <w:left w:w="0" w:type="dxa"/>
+              <w:right w:w="0" w:type="dxa"/>
+            </w:tcMar>
+            <w:vAlign w:val="center"/>
+          </w:tcPr>
+          <w:p>
+            <w:pPr>
+              <w:pStyle w:val="Normal"/>
+              <w:jc w:val="center"/>
+              <w:pBdr>
+                <w:bottom w:val="none" w:sz="0" w:space="0" w:color="000000"/>
+                <w:top w:val="none" w:sz="0" w:space="0" w:color="000000"/>
+                <w:left w:val="none" w:sz="0" w:space="0" w:color="000000"/>
+                <w:right w:val="none" w:sz="0" w:space="0" w:color="000000"/>
+              </w:pBdr>
+              <w:spacing w:after="100" w:before="100" w:line="240"/>
+              <w:ind w:left="100" w:right="100" w:firstLine="0" w:firstLineChars="0"/>
+            </w:pPr>
+            <w:r>
+              <w:rPr>
+                <w:rFonts w:ascii="Arial" w:hAnsi="Arial" w:eastAsia="Arial" w:cs="Arial"/>
+                <w:i w:val="false"/>
+                <w:b w:val="false"/>
+                <w:u w:val="none"/>
+                <w:sz w:val="22"/>
+                <w:szCs w:val="22"/>
+                <w:color w:val="000000"/>
+              </w:rPr>
+              <w:t xml:space="preserve">20.8 [18.9, 32.0]</w:t>
+            </w:r>
+          </w:p>
+        </w:tc>
+        <w:tc>
+          <w:tcPr>
+            <w:tcBorders>
+              <w:bottom w:val="none" w:sz="0" w:space="0" w:color="000000"/>
+              <w:top w:val="none" w:sz="0" w:space="0" w:color="000000"/>
+              <w:left w:val="none" w:sz="0" w:space="0" w:color="000000"/>
+              <w:right w:val="none" w:sz="0" w:space="0" w:color="000000"/>
+            </w:tcBorders>
+            <w:shd w:val="clear" w:color="auto" w:fill="FFFFFF"/>
+            <w:tcMar>
+              <w:top w:w="0" w:type="dxa"/>
+              <w:bottom w:w="0" w:type="dxa"/>
+              <w:left w:w="0" w:type="dxa"/>
+              <w:right w:w="0" w:type="dxa"/>
+            </w:tcMar>
+            <w:vAlign w:val="center"/>
+          </w:tcPr>
+          <w:p>
+            <w:pPr>
+              <w:pStyle w:val="Normal"/>
+              <w:jc w:val="center"/>
+              <w:pBdr>
+                <w:bottom w:val="none" w:sz="0" w:space="0" w:color="000000"/>
+                <w:top w:val="none" w:sz="0" w:space="0" w:color="000000"/>
+                <w:left w:val="none" w:sz="0" w:space="0" w:color="000000"/>
+                <w:right w:val="none" w:sz="0" w:space="0" w:color="000000"/>
+              </w:pBdr>
+              <w:spacing w:after="100" w:before="100" w:line="240"/>
+              <w:ind w:left="100" w:right="100" w:firstLine="0" w:firstLineChars="0"/>
+            </w:pPr>
+            <w:r>
+              <w:rPr>
+                <w:rFonts w:ascii="Arial" w:hAnsi="Arial" w:eastAsia="Arial" w:cs="Arial"/>
+                <w:i w:val="false"/>
+                <w:b w:val="false"/>
+                <w:u w:val="none"/>
+                <w:sz w:val="22"/>
+                <w:szCs w:val="22"/>
+                <w:color w:val="000000"/>
+              </w:rPr>
+              <w:t xml:space="preserve">24.1 [17.3, 28.8]</w:t>
+            </w:r>
+          </w:p>
+        </w:tc>
+        <w:tc>
+          <w:tcPr>
+            <w:tcBorders>
+              <w:bottom w:val="none" w:sz="0" w:space="0" w:color="000000"/>
+              <w:top w:val="none" w:sz="0" w:space="0" w:color="000000"/>
+              <w:left w:val="none" w:sz="0" w:space="0" w:color="000000"/>
+              <w:right w:val="none" w:sz="0" w:space="0" w:color="000000"/>
+            </w:tcBorders>
+            <w:shd w:val="clear" w:color="auto" w:fill="FFFFFF"/>
+            <w:tcMar>
+              <w:top w:w="0" w:type="dxa"/>
+              <w:bottom w:w="0" w:type="dxa"/>
+              <w:left w:w="0" w:type="dxa"/>
+              <w:right w:w="0" w:type="dxa"/>
+            </w:tcMar>
+            <w:vAlign w:val="center"/>
+          </w:tcPr>
+          <w:p>
+            <w:pPr>
+              <w:pStyle w:val="Normal"/>
+              <w:jc w:val="center"/>
+              <w:pBdr>
+                <w:bottom w:val="none" w:sz="0" w:space="0" w:color="000000"/>
+                <w:top w:val="none" w:sz="0" w:space="0" w:color="000000"/>
+                <w:left w:val="none" w:sz="0" w:space="0" w:color="000000"/>
+                <w:right w:val="none" w:sz="0" w:space="0" w:color="000000"/>
+              </w:pBdr>
+              <w:spacing w:after="100" w:before="100" w:line="240"/>
+              <w:ind w:left="100" w:right="100" w:firstLine="0" w:firstLineChars="0"/>
+            </w:pPr>
+            <w:r>
+              <w:rPr>
+                <w:rFonts w:ascii="Arial" w:hAnsi="Arial" w:eastAsia="Arial" w:cs="Arial"/>
+                <w:i w:val="false"/>
+                <w:b w:val="false"/>
+                <w:u w:val="none"/>
+                <w:sz w:val="22"/>
+                <w:szCs w:val="22"/>
+                <w:color w:val="000000"/>
+              </w:rPr>
+              <w:t xml:space="preserve">21.4 [18.2, 30.3]</w:t>
             </w:r>
           </w:p>
         </w:tc>
@@ -7966,139 +7966,139 @@
                 <w:szCs w:val="22"/>
                 <w:color w:val="000000"/>
               </w:rPr>
-              <w:t xml:space="preserve">Hemoglobin (mmol/L)</w:t>
-            </w:r>
-          </w:p>
-        </w:tc>
-        <w:tc>
-          <w:tcPr>
-            <w:tcBorders>
-              <w:bottom w:val="none" w:sz="0" w:space="0" w:color="000000"/>
-              <w:top w:val="none" w:sz="0" w:space="0" w:color="000000"/>
-              <w:left w:val="none" w:sz="0" w:space="0" w:color="000000"/>
-              <w:right w:val="none" w:sz="0" w:space="0" w:color="000000"/>
-            </w:tcBorders>
-            <w:shd w:val="clear" w:color="auto" w:fill="FFFFFF"/>
-            <w:tcMar>
-              <w:top w:w="0" w:type="dxa"/>
-              <w:bottom w:w="0" w:type="dxa"/>
-              <w:left w:w="0" w:type="dxa"/>
-              <w:right w:w="0" w:type="dxa"/>
-            </w:tcMar>
-            <w:vAlign w:val="center"/>
-          </w:tcPr>
-          <w:p>
-            <w:pPr>
-              <w:pStyle w:val="Normal"/>
-              <w:jc w:val="center"/>
-              <w:pBdr>
-                <w:bottom w:val="none" w:sz="0" w:space="0" w:color="000000"/>
-                <w:top w:val="none" w:sz="0" w:space="0" w:color="000000"/>
-                <w:left w:val="none" w:sz="0" w:space="0" w:color="000000"/>
-                <w:right w:val="none" w:sz="0" w:space="0" w:color="000000"/>
-              </w:pBdr>
-              <w:spacing w:after="100" w:before="100" w:line="240"/>
-              <w:ind w:left="100" w:right="100" w:firstLine="0" w:firstLineChars="0"/>
-            </w:pPr>
-            <w:r>
-              <w:rPr>
-                <w:rFonts w:ascii="Arial" w:hAnsi="Arial" w:eastAsia="Arial" w:cs="Arial"/>
-                <w:i w:val="false"/>
-                <w:b w:val="false"/>
-                <w:u w:val="none"/>
-                <w:sz w:val="22"/>
-                <w:szCs w:val="22"/>
-                <w:color w:val="000000"/>
-              </w:rPr>
-              <w:t xml:space="preserve">7.66 (0.600)</w:t>
-            </w:r>
-          </w:p>
-        </w:tc>
-        <w:tc>
-          <w:tcPr>
-            <w:tcBorders>
-              <w:bottom w:val="none" w:sz="0" w:space="0" w:color="000000"/>
-              <w:top w:val="none" w:sz="0" w:space="0" w:color="000000"/>
-              <w:left w:val="none" w:sz="0" w:space="0" w:color="000000"/>
-              <w:right w:val="none" w:sz="0" w:space="0" w:color="000000"/>
-            </w:tcBorders>
-            <w:shd w:val="clear" w:color="auto" w:fill="FFFFFF"/>
-            <w:tcMar>
-              <w:top w:w="0" w:type="dxa"/>
-              <w:bottom w:w="0" w:type="dxa"/>
-              <w:left w:w="0" w:type="dxa"/>
-              <w:right w:w="0" w:type="dxa"/>
-            </w:tcMar>
-            <w:vAlign w:val="center"/>
-          </w:tcPr>
-          <w:p>
-            <w:pPr>
-              <w:pStyle w:val="Normal"/>
-              <w:jc w:val="center"/>
-              <w:pBdr>
-                <w:bottom w:val="none" w:sz="0" w:space="0" w:color="000000"/>
-                <w:top w:val="none" w:sz="0" w:space="0" w:color="000000"/>
-                <w:left w:val="none" w:sz="0" w:space="0" w:color="000000"/>
-                <w:right w:val="none" w:sz="0" w:space="0" w:color="000000"/>
-              </w:pBdr>
-              <w:spacing w:after="100" w:before="100" w:line="240"/>
-              <w:ind w:left="100" w:right="100" w:firstLine="0" w:firstLineChars="0"/>
-            </w:pPr>
-            <w:r>
-              <w:rPr>
-                <w:rFonts w:ascii="Arial" w:hAnsi="Arial" w:eastAsia="Arial" w:cs="Arial"/>
-                <w:i w:val="false"/>
-                <w:b w:val="false"/>
-                <w:u w:val="none"/>
-                <w:sz w:val="22"/>
-                <w:szCs w:val="22"/>
-                <w:color w:val="000000"/>
-              </w:rPr>
-              <w:t xml:space="preserve">8.03 (0.698)</w:t>
-            </w:r>
-          </w:p>
-        </w:tc>
-        <w:tc>
-          <w:tcPr>
-            <w:tcBorders>
-              <w:bottom w:val="none" w:sz="0" w:space="0" w:color="000000"/>
-              <w:top w:val="none" w:sz="0" w:space="0" w:color="000000"/>
-              <w:left w:val="none" w:sz="0" w:space="0" w:color="000000"/>
-              <w:right w:val="none" w:sz="0" w:space="0" w:color="000000"/>
-            </w:tcBorders>
-            <w:shd w:val="clear" w:color="auto" w:fill="FFFFFF"/>
-            <w:tcMar>
-              <w:top w:w="0" w:type="dxa"/>
-              <w:bottom w:w="0" w:type="dxa"/>
-              <w:left w:w="0" w:type="dxa"/>
-              <w:right w:w="0" w:type="dxa"/>
-            </w:tcMar>
-            <w:vAlign w:val="center"/>
-          </w:tcPr>
-          <w:p>
-            <w:pPr>
-              <w:pStyle w:val="Normal"/>
-              <w:jc w:val="center"/>
-              <w:pBdr>
-                <w:bottom w:val="none" w:sz="0" w:space="0" w:color="000000"/>
-                <w:top w:val="none" w:sz="0" w:space="0" w:color="000000"/>
-                <w:left w:val="none" w:sz="0" w:space="0" w:color="000000"/>
-                <w:right w:val="none" w:sz="0" w:space="0" w:color="000000"/>
-              </w:pBdr>
-              <w:spacing w:after="100" w:before="100" w:line="240"/>
-              <w:ind w:left="100" w:right="100" w:firstLine="0" w:firstLineChars="0"/>
-            </w:pPr>
-            <w:r>
-              <w:rPr>
-                <w:rFonts w:ascii="Arial" w:hAnsi="Arial" w:eastAsia="Arial" w:cs="Arial"/>
-                <w:i w:val="false"/>
-                <w:b w:val="false"/>
-                <w:u w:val="none"/>
-                <w:sz w:val="22"/>
-                <w:szCs w:val="22"/>
-                <w:color w:val="000000"/>
-              </w:rPr>
-              <w:t xml:space="preserve">7.78 (0.648)</w:t>
+              <w:t xml:space="preserve">Android fat mass (kg)</w:t>
+            </w:r>
+          </w:p>
+        </w:tc>
+        <w:tc>
+          <w:tcPr>
+            <w:tcBorders>
+              <w:bottom w:val="none" w:sz="0" w:space="0" w:color="000000"/>
+              <w:top w:val="none" w:sz="0" w:space="0" w:color="000000"/>
+              <w:left w:val="none" w:sz="0" w:space="0" w:color="000000"/>
+              <w:right w:val="none" w:sz="0" w:space="0" w:color="000000"/>
+            </w:tcBorders>
+            <w:shd w:val="clear" w:color="auto" w:fill="FFFFFF"/>
+            <w:tcMar>
+              <w:top w:w="0" w:type="dxa"/>
+              <w:bottom w:w="0" w:type="dxa"/>
+              <w:left w:w="0" w:type="dxa"/>
+              <w:right w:w="0" w:type="dxa"/>
+            </w:tcMar>
+            <w:vAlign w:val="center"/>
+          </w:tcPr>
+          <w:p>
+            <w:pPr>
+              <w:pStyle w:val="Normal"/>
+              <w:jc w:val="center"/>
+              <w:pBdr>
+                <w:bottom w:val="none" w:sz="0" w:space="0" w:color="000000"/>
+                <w:top w:val="none" w:sz="0" w:space="0" w:color="000000"/>
+                <w:left w:val="none" w:sz="0" w:space="0" w:color="000000"/>
+                <w:right w:val="none" w:sz="0" w:space="0" w:color="000000"/>
+              </w:pBdr>
+              <w:spacing w:after="100" w:before="100" w:line="240"/>
+              <w:ind w:left="100" w:right="100" w:firstLine="0" w:firstLineChars="0"/>
+            </w:pPr>
+            <w:r>
+              <w:rPr>
+                <w:rFonts w:ascii="Arial" w:hAnsi="Arial" w:eastAsia="Arial" w:cs="Arial"/>
+                <w:i w:val="false"/>
+                <w:b w:val="false"/>
+                <w:u w:val="none"/>
+                <w:sz w:val="22"/>
+                <w:szCs w:val="22"/>
+                <w:color w:val="000000"/>
+              </w:rPr>
+              <w:t xml:space="preserve">1.89 [1.15, 3.34]</w:t>
+            </w:r>
+          </w:p>
+        </w:tc>
+        <w:tc>
+          <w:tcPr>
+            <w:tcBorders>
+              <w:bottom w:val="none" w:sz="0" w:space="0" w:color="000000"/>
+              <w:top w:val="none" w:sz="0" w:space="0" w:color="000000"/>
+              <w:left w:val="none" w:sz="0" w:space="0" w:color="000000"/>
+              <w:right w:val="none" w:sz="0" w:space="0" w:color="000000"/>
+            </w:tcBorders>
+            <w:shd w:val="clear" w:color="auto" w:fill="FFFFFF"/>
+            <w:tcMar>
+              <w:top w:w="0" w:type="dxa"/>
+              <w:bottom w:w="0" w:type="dxa"/>
+              <w:left w:w="0" w:type="dxa"/>
+              <w:right w:w="0" w:type="dxa"/>
+            </w:tcMar>
+            <w:vAlign w:val="center"/>
+          </w:tcPr>
+          <w:p>
+            <w:pPr>
+              <w:pStyle w:val="Normal"/>
+              <w:jc w:val="center"/>
+              <w:pBdr>
+                <w:bottom w:val="none" w:sz="0" w:space="0" w:color="000000"/>
+                <w:top w:val="none" w:sz="0" w:space="0" w:color="000000"/>
+                <w:left w:val="none" w:sz="0" w:space="0" w:color="000000"/>
+                <w:right w:val="none" w:sz="0" w:space="0" w:color="000000"/>
+              </w:pBdr>
+              <w:spacing w:after="100" w:before="100" w:line="240"/>
+              <w:ind w:left="100" w:right="100" w:firstLine="0" w:firstLineChars="0"/>
+            </w:pPr>
+            <w:r>
+              <w:rPr>
+                <w:rFonts w:ascii="Arial" w:hAnsi="Arial" w:eastAsia="Arial" w:cs="Arial"/>
+                <w:i w:val="false"/>
+                <w:b w:val="false"/>
+                <w:u w:val="none"/>
+                <w:sz w:val="22"/>
+                <w:szCs w:val="22"/>
+                <w:color w:val="000000"/>
+              </w:rPr>
+              <w:t xml:space="preserve">2.36 [1.42, 3.35]</w:t>
+            </w:r>
+          </w:p>
+        </w:tc>
+        <w:tc>
+          <w:tcPr>
+            <w:tcBorders>
+              <w:bottom w:val="none" w:sz="0" w:space="0" w:color="000000"/>
+              <w:top w:val="none" w:sz="0" w:space="0" w:color="000000"/>
+              <w:left w:val="none" w:sz="0" w:space="0" w:color="000000"/>
+              <w:right w:val="none" w:sz="0" w:space="0" w:color="000000"/>
+            </w:tcBorders>
+            <w:shd w:val="clear" w:color="auto" w:fill="FFFFFF"/>
+            <w:tcMar>
+              <w:top w:w="0" w:type="dxa"/>
+              <w:bottom w:w="0" w:type="dxa"/>
+              <w:left w:w="0" w:type="dxa"/>
+              <w:right w:w="0" w:type="dxa"/>
+            </w:tcMar>
+            <w:vAlign w:val="center"/>
+          </w:tcPr>
+          <w:p>
+            <w:pPr>
+              <w:pStyle w:val="Normal"/>
+              <w:jc w:val="center"/>
+              <w:pBdr>
+                <w:bottom w:val="none" w:sz="0" w:space="0" w:color="000000"/>
+                <w:top w:val="none" w:sz="0" w:space="0" w:color="000000"/>
+                <w:left w:val="none" w:sz="0" w:space="0" w:color="000000"/>
+                <w:right w:val="none" w:sz="0" w:space="0" w:color="000000"/>
+              </w:pBdr>
+              <w:spacing w:after="100" w:before="100" w:line="240"/>
+              <w:ind w:left="100" w:right="100" w:firstLine="0" w:firstLineChars="0"/>
+            </w:pPr>
+            <w:r>
+              <w:rPr>
+                <w:rFonts w:ascii="Arial" w:hAnsi="Arial" w:eastAsia="Arial" w:cs="Arial"/>
+                <w:i w:val="false"/>
+                <w:b w:val="false"/>
+                <w:u w:val="none"/>
+                <w:sz w:val="22"/>
+                <w:szCs w:val="22"/>
+                <w:color w:val="000000"/>
+              </w:rPr>
+              <w:t xml:space="preserve">1.90 [1.15, 3.34]</w:t>
             </w:r>
           </w:p>
         </w:tc>
@@ -8148,139 +8148,139 @@
                 <w:szCs w:val="22"/>
                 <w:color w:val="000000"/>
               </w:rPr>
-              <w:t xml:space="preserve">Thrombocytes (10^9/L)</w:t>
-            </w:r>
-          </w:p>
-        </w:tc>
-        <w:tc>
-          <w:tcPr>
-            <w:tcBorders>
-              <w:bottom w:val="none" w:sz="0" w:space="0" w:color="000000"/>
-              <w:top w:val="none" w:sz="0" w:space="0" w:color="000000"/>
-              <w:left w:val="none" w:sz="0" w:space="0" w:color="000000"/>
-              <w:right w:val="none" w:sz="0" w:space="0" w:color="000000"/>
-            </w:tcBorders>
-            <w:shd w:val="clear" w:color="auto" w:fill="FFFFFF"/>
-            <w:tcMar>
-              <w:top w:w="0" w:type="dxa"/>
-              <w:bottom w:w="0" w:type="dxa"/>
-              <w:left w:w="0" w:type="dxa"/>
-              <w:right w:w="0" w:type="dxa"/>
-            </w:tcMar>
-            <w:vAlign w:val="center"/>
-          </w:tcPr>
-          <w:p>
-            <w:pPr>
-              <w:pStyle w:val="Normal"/>
-              <w:jc w:val="center"/>
-              <w:pBdr>
-                <w:bottom w:val="none" w:sz="0" w:space="0" w:color="000000"/>
-                <w:top w:val="none" w:sz="0" w:space="0" w:color="000000"/>
-                <w:left w:val="none" w:sz="0" w:space="0" w:color="000000"/>
-                <w:right w:val="none" w:sz="0" w:space="0" w:color="000000"/>
-              </w:pBdr>
-              <w:spacing w:after="100" w:before="100" w:line="240"/>
-              <w:ind w:left="100" w:right="100" w:firstLine="0" w:firstLineChars="0"/>
-            </w:pPr>
-            <w:r>
-              <w:rPr>
-                <w:rFonts w:ascii="Arial" w:hAnsi="Arial" w:eastAsia="Arial" w:cs="Arial"/>
-                <w:i w:val="false"/>
-                <w:b w:val="false"/>
-                <w:u w:val="none"/>
-                <w:sz w:val="22"/>
-                <w:szCs w:val="22"/>
-                <w:color w:val="000000"/>
-              </w:rPr>
-              <w:t xml:space="preserve">244 (51.6)</w:t>
-            </w:r>
-          </w:p>
-        </w:tc>
-        <w:tc>
-          <w:tcPr>
-            <w:tcBorders>
-              <w:bottom w:val="none" w:sz="0" w:space="0" w:color="000000"/>
-              <w:top w:val="none" w:sz="0" w:space="0" w:color="000000"/>
-              <w:left w:val="none" w:sz="0" w:space="0" w:color="000000"/>
-              <w:right w:val="none" w:sz="0" w:space="0" w:color="000000"/>
-            </w:tcBorders>
-            <w:shd w:val="clear" w:color="auto" w:fill="FFFFFF"/>
-            <w:tcMar>
-              <w:top w:w="0" w:type="dxa"/>
-              <w:bottom w:w="0" w:type="dxa"/>
-              <w:left w:w="0" w:type="dxa"/>
-              <w:right w:w="0" w:type="dxa"/>
-            </w:tcMar>
-            <w:vAlign w:val="center"/>
-          </w:tcPr>
-          <w:p>
-            <w:pPr>
-              <w:pStyle w:val="Normal"/>
-              <w:jc w:val="center"/>
-              <w:pBdr>
-                <w:bottom w:val="none" w:sz="0" w:space="0" w:color="000000"/>
-                <w:top w:val="none" w:sz="0" w:space="0" w:color="000000"/>
-                <w:left w:val="none" w:sz="0" w:space="0" w:color="000000"/>
-                <w:right w:val="none" w:sz="0" w:space="0" w:color="000000"/>
-              </w:pBdr>
-              <w:spacing w:after="100" w:before="100" w:line="240"/>
-              <w:ind w:left="100" w:right="100" w:firstLine="0" w:firstLineChars="0"/>
-            </w:pPr>
-            <w:r>
-              <w:rPr>
-                <w:rFonts w:ascii="Arial" w:hAnsi="Arial" w:eastAsia="Arial" w:cs="Arial"/>
-                <w:i w:val="false"/>
-                <w:b w:val="false"/>
-                <w:u w:val="none"/>
-                <w:sz w:val="22"/>
-                <w:szCs w:val="22"/>
-                <w:color w:val="000000"/>
-              </w:rPr>
-              <w:t xml:space="preserve">220 (41.4)</w:t>
-            </w:r>
-          </w:p>
-        </w:tc>
-        <w:tc>
-          <w:tcPr>
-            <w:tcBorders>
-              <w:bottom w:val="none" w:sz="0" w:space="0" w:color="000000"/>
-              <w:top w:val="none" w:sz="0" w:space="0" w:color="000000"/>
-              <w:left w:val="none" w:sz="0" w:space="0" w:color="000000"/>
-              <w:right w:val="none" w:sz="0" w:space="0" w:color="000000"/>
-            </w:tcBorders>
-            <w:shd w:val="clear" w:color="auto" w:fill="FFFFFF"/>
-            <w:tcMar>
-              <w:top w:w="0" w:type="dxa"/>
-              <w:bottom w:w="0" w:type="dxa"/>
-              <w:left w:w="0" w:type="dxa"/>
-              <w:right w:w="0" w:type="dxa"/>
-            </w:tcMar>
-            <w:vAlign w:val="center"/>
-          </w:tcPr>
-          <w:p>
-            <w:pPr>
-              <w:pStyle w:val="Normal"/>
-              <w:jc w:val="center"/>
-              <w:pBdr>
-                <w:bottom w:val="none" w:sz="0" w:space="0" w:color="000000"/>
-                <w:top w:val="none" w:sz="0" w:space="0" w:color="000000"/>
-                <w:left w:val="none" w:sz="0" w:space="0" w:color="000000"/>
-                <w:right w:val="none" w:sz="0" w:space="0" w:color="000000"/>
-              </w:pBdr>
-              <w:spacing w:after="100" w:before="100" w:line="240"/>
-              <w:ind w:left="100" w:right="100" w:firstLine="0" w:firstLineChars="0"/>
-            </w:pPr>
-            <w:r>
-              <w:rPr>
-                <w:rFonts w:ascii="Arial" w:hAnsi="Arial" w:eastAsia="Arial" w:cs="Arial"/>
-                <w:i w:val="false"/>
-                <w:b w:val="false"/>
-                <w:u w:val="none"/>
-                <w:sz w:val="22"/>
-                <w:szCs w:val="22"/>
-                <w:color w:val="000000"/>
-              </w:rPr>
-              <w:t xml:space="preserve">236 (49.0)</w:t>
+              <w:t xml:space="preserve">Gynoid fat mass (kg)</w:t>
+            </w:r>
+          </w:p>
+        </w:tc>
+        <w:tc>
+          <w:tcPr>
+            <w:tcBorders>
+              <w:bottom w:val="none" w:sz="0" w:space="0" w:color="000000"/>
+              <w:top w:val="none" w:sz="0" w:space="0" w:color="000000"/>
+              <w:left w:val="none" w:sz="0" w:space="0" w:color="000000"/>
+              <w:right w:val="none" w:sz="0" w:space="0" w:color="000000"/>
+            </w:tcBorders>
+            <w:shd w:val="clear" w:color="auto" w:fill="FFFFFF"/>
+            <w:tcMar>
+              <w:top w:w="0" w:type="dxa"/>
+              <w:bottom w:w="0" w:type="dxa"/>
+              <w:left w:w="0" w:type="dxa"/>
+              <w:right w:w="0" w:type="dxa"/>
+            </w:tcMar>
+            <w:vAlign w:val="center"/>
+          </w:tcPr>
+          <w:p>
+            <w:pPr>
+              <w:pStyle w:val="Normal"/>
+              <w:jc w:val="center"/>
+              <w:pBdr>
+                <w:bottom w:val="none" w:sz="0" w:space="0" w:color="000000"/>
+                <w:top w:val="none" w:sz="0" w:space="0" w:color="000000"/>
+                <w:left w:val="none" w:sz="0" w:space="0" w:color="000000"/>
+                <w:right w:val="none" w:sz="0" w:space="0" w:color="000000"/>
+              </w:pBdr>
+              <w:spacing w:after="100" w:before="100" w:line="240"/>
+              <w:ind w:left="100" w:right="100" w:firstLine="0" w:firstLineChars="0"/>
+            </w:pPr>
+            <w:r>
+              <w:rPr>
+                <w:rFonts w:ascii="Arial" w:hAnsi="Arial" w:eastAsia="Arial" w:cs="Arial"/>
+                <w:i w:val="false"/>
+                <w:b w:val="false"/>
+                <w:u w:val="none"/>
+                <w:sz w:val="22"/>
+                <w:szCs w:val="22"/>
+                <w:color w:val="000000"/>
+              </w:rPr>
+              <w:t xml:space="preserve">4.51 [4.12, 6.70]</w:t>
+            </w:r>
+          </w:p>
+        </w:tc>
+        <w:tc>
+          <w:tcPr>
+            <w:tcBorders>
+              <w:bottom w:val="none" w:sz="0" w:space="0" w:color="000000"/>
+              <w:top w:val="none" w:sz="0" w:space="0" w:color="000000"/>
+              <w:left w:val="none" w:sz="0" w:space="0" w:color="000000"/>
+              <w:right w:val="none" w:sz="0" w:space="0" w:color="000000"/>
+            </w:tcBorders>
+            <w:shd w:val="clear" w:color="auto" w:fill="FFFFFF"/>
+            <w:tcMar>
+              <w:top w:w="0" w:type="dxa"/>
+              <w:bottom w:w="0" w:type="dxa"/>
+              <w:left w:w="0" w:type="dxa"/>
+              <w:right w:w="0" w:type="dxa"/>
+            </w:tcMar>
+            <w:vAlign w:val="center"/>
+          </w:tcPr>
+          <w:p>
+            <w:pPr>
+              <w:pStyle w:val="Normal"/>
+              <w:jc w:val="center"/>
+              <w:pBdr>
+                <w:bottom w:val="none" w:sz="0" w:space="0" w:color="000000"/>
+                <w:top w:val="none" w:sz="0" w:space="0" w:color="000000"/>
+                <w:left w:val="none" w:sz="0" w:space="0" w:color="000000"/>
+                <w:right w:val="none" w:sz="0" w:space="0" w:color="000000"/>
+              </w:pBdr>
+              <w:spacing w:after="100" w:before="100" w:line="240"/>
+              <w:ind w:left="100" w:right="100" w:firstLine="0" w:firstLineChars="0"/>
+            </w:pPr>
+            <w:r>
+              <w:rPr>
+                <w:rFonts w:ascii="Arial" w:hAnsi="Arial" w:eastAsia="Arial" w:cs="Arial"/>
+                <w:i w:val="false"/>
+                <w:b w:val="false"/>
+                <w:u w:val="none"/>
+                <w:sz w:val="22"/>
+                <w:szCs w:val="22"/>
+                <w:color w:val="000000"/>
+              </w:rPr>
+              <w:t xml:space="preserve">4.49 [3.77, 6.21]</w:t>
+            </w:r>
+          </w:p>
+        </w:tc>
+        <w:tc>
+          <w:tcPr>
+            <w:tcBorders>
+              <w:bottom w:val="none" w:sz="0" w:space="0" w:color="000000"/>
+              <w:top w:val="none" w:sz="0" w:space="0" w:color="000000"/>
+              <w:left w:val="none" w:sz="0" w:space="0" w:color="000000"/>
+              <w:right w:val="none" w:sz="0" w:space="0" w:color="000000"/>
+            </w:tcBorders>
+            <w:shd w:val="clear" w:color="auto" w:fill="FFFFFF"/>
+            <w:tcMar>
+              <w:top w:w="0" w:type="dxa"/>
+              <w:bottom w:w="0" w:type="dxa"/>
+              <w:left w:w="0" w:type="dxa"/>
+              <w:right w:w="0" w:type="dxa"/>
+            </w:tcMar>
+            <w:vAlign w:val="center"/>
+          </w:tcPr>
+          <w:p>
+            <w:pPr>
+              <w:pStyle w:val="Normal"/>
+              <w:jc w:val="center"/>
+              <w:pBdr>
+                <w:bottom w:val="none" w:sz="0" w:space="0" w:color="000000"/>
+                <w:top w:val="none" w:sz="0" w:space="0" w:color="000000"/>
+                <w:left w:val="none" w:sz="0" w:space="0" w:color="000000"/>
+                <w:right w:val="none" w:sz="0" w:space="0" w:color="000000"/>
+              </w:pBdr>
+              <w:spacing w:after="100" w:before="100" w:line="240"/>
+              <w:ind w:left="100" w:right="100" w:firstLine="0" w:firstLineChars="0"/>
+            </w:pPr>
+            <w:r>
+              <w:rPr>
+                <w:rFonts w:ascii="Arial" w:hAnsi="Arial" w:eastAsia="Arial" w:cs="Arial"/>
+                <w:i w:val="false"/>
+                <w:b w:val="false"/>
+                <w:u w:val="none"/>
+                <w:sz w:val="22"/>
+                <w:szCs w:val="22"/>
+                <w:color w:val="000000"/>
+              </w:rPr>
+              <w:t xml:space="preserve">4.51 [4.09, 6.70]</w:t>
             </w:r>
           </w:p>
         </w:tc>
@@ -8330,139 +8330,139 @@
                 <w:szCs w:val="22"/>
                 <w:color w:val="000000"/>
               </w:rPr>
-              <w:t xml:space="preserve">Estimated Glomerular Filtration Rate (ml/min/1.73m²)</w:t>
-            </w:r>
-          </w:p>
-        </w:tc>
-        <w:tc>
-          <w:tcPr>
-            <w:tcBorders>
-              <w:bottom w:val="none" w:sz="0" w:space="0" w:color="000000"/>
-              <w:top w:val="none" w:sz="0" w:space="0" w:color="000000"/>
-              <w:left w:val="none" w:sz="0" w:space="0" w:color="000000"/>
-              <w:right w:val="none" w:sz="0" w:space="0" w:color="000000"/>
-            </w:tcBorders>
-            <w:shd w:val="clear" w:color="auto" w:fill="FFFFFF"/>
-            <w:tcMar>
-              <w:top w:w="0" w:type="dxa"/>
-              <w:bottom w:w="0" w:type="dxa"/>
-              <w:left w:w="0" w:type="dxa"/>
-              <w:right w:w="0" w:type="dxa"/>
-            </w:tcMar>
-            <w:vAlign w:val="center"/>
-          </w:tcPr>
-          <w:p>
-            <w:pPr>
-              <w:pStyle w:val="Normal"/>
-              <w:jc w:val="center"/>
-              <w:pBdr>
-                <w:bottom w:val="none" w:sz="0" w:space="0" w:color="000000"/>
-                <w:top w:val="none" w:sz="0" w:space="0" w:color="000000"/>
-                <w:left w:val="none" w:sz="0" w:space="0" w:color="000000"/>
-                <w:right w:val="none" w:sz="0" w:space="0" w:color="000000"/>
-              </w:pBdr>
-              <w:spacing w:after="100" w:before="100" w:line="240"/>
-              <w:ind w:left="100" w:right="100" w:firstLine="0" w:firstLineChars="0"/>
-            </w:pPr>
-            <w:r>
-              <w:rPr>
-                <w:rFonts w:ascii="Arial" w:hAnsi="Arial" w:eastAsia="Arial" w:cs="Arial"/>
-                <w:i w:val="false"/>
-                <w:b w:val="false"/>
-                <w:u w:val="none"/>
-                <w:sz w:val="22"/>
-                <w:szCs w:val="22"/>
-                <w:color w:val="000000"/>
-              </w:rPr>
-              <w:t xml:space="preserve">79.0 [68.5, 83.5]</w:t>
-            </w:r>
-          </w:p>
-        </w:tc>
-        <w:tc>
-          <w:tcPr>
-            <w:tcBorders>
-              <w:bottom w:val="none" w:sz="0" w:space="0" w:color="000000"/>
-              <w:top w:val="none" w:sz="0" w:space="0" w:color="000000"/>
-              <w:left w:val="none" w:sz="0" w:space="0" w:color="000000"/>
-              <w:right w:val="none" w:sz="0" w:space="0" w:color="000000"/>
-            </w:tcBorders>
-            <w:shd w:val="clear" w:color="auto" w:fill="FFFFFF"/>
-            <w:tcMar>
-              <w:top w:w="0" w:type="dxa"/>
-              <w:bottom w:w="0" w:type="dxa"/>
-              <w:left w:w="0" w:type="dxa"/>
-              <w:right w:w="0" w:type="dxa"/>
-            </w:tcMar>
-            <w:vAlign w:val="center"/>
-          </w:tcPr>
-          <w:p>
-            <w:pPr>
-              <w:pStyle w:val="Normal"/>
-              <w:jc w:val="center"/>
-              <w:pBdr>
-                <w:bottom w:val="none" w:sz="0" w:space="0" w:color="000000"/>
-                <w:top w:val="none" w:sz="0" w:space="0" w:color="000000"/>
-                <w:left w:val="none" w:sz="0" w:space="0" w:color="000000"/>
-                <w:right w:val="none" w:sz="0" w:space="0" w:color="000000"/>
-              </w:pBdr>
-              <w:spacing w:after="100" w:before="100" w:line="240"/>
-              <w:ind w:left="100" w:right="100" w:firstLine="0" w:firstLineChars="0"/>
-            </w:pPr>
-            <w:r>
-              <w:rPr>
-                <w:rFonts w:ascii="Arial" w:hAnsi="Arial" w:eastAsia="Arial" w:cs="Arial"/>
-                <w:i w:val="false"/>
-                <w:b w:val="false"/>
-                <w:u w:val="none"/>
-                <w:sz w:val="22"/>
-                <w:szCs w:val="22"/>
-                <w:color w:val="000000"/>
-              </w:rPr>
-              <w:t xml:space="preserve">82.0 [80.5, 85.5]</w:t>
-            </w:r>
-          </w:p>
-        </w:tc>
-        <w:tc>
-          <w:tcPr>
-            <w:tcBorders>
-              <w:bottom w:val="none" w:sz="0" w:space="0" w:color="000000"/>
-              <w:top w:val="none" w:sz="0" w:space="0" w:color="000000"/>
-              <w:left w:val="none" w:sz="0" w:space="0" w:color="000000"/>
-              <w:right w:val="none" w:sz="0" w:space="0" w:color="000000"/>
-            </w:tcBorders>
-            <w:shd w:val="clear" w:color="auto" w:fill="FFFFFF"/>
-            <w:tcMar>
-              <w:top w:w="0" w:type="dxa"/>
-              <w:bottom w:w="0" w:type="dxa"/>
-              <w:left w:w="0" w:type="dxa"/>
-              <w:right w:w="0" w:type="dxa"/>
-            </w:tcMar>
-            <w:vAlign w:val="center"/>
-          </w:tcPr>
-          <w:p>
-            <w:pPr>
-              <w:pStyle w:val="Normal"/>
-              <w:jc w:val="center"/>
-              <w:pBdr>
-                <w:bottom w:val="none" w:sz="0" w:space="0" w:color="000000"/>
-                <w:top w:val="none" w:sz="0" w:space="0" w:color="000000"/>
-                <w:left w:val="none" w:sz="0" w:space="0" w:color="000000"/>
-                <w:right w:val="none" w:sz="0" w:space="0" w:color="000000"/>
-              </w:pBdr>
-              <w:spacing w:after="100" w:before="100" w:line="240"/>
-              <w:ind w:left="100" w:right="100" w:firstLine="0" w:firstLineChars="0"/>
-            </w:pPr>
-            <w:r>
-              <w:rPr>
-                <w:rFonts w:ascii="Arial" w:hAnsi="Arial" w:eastAsia="Arial" w:cs="Arial"/>
-                <w:i w:val="false"/>
-                <w:b w:val="false"/>
-                <w:u w:val="none"/>
-                <w:sz w:val="22"/>
-                <w:szCs w:val="22"/>
-                <w:color w:val="000000"/>
-              </w:rPr>
-              <w:t xml:space="preserve">80.5 [73.0, 84.3]</w:t>
+              <w:t xml:space="preserve">Total lean mass (kg)</w:t>
+            </w:r>
+          </w:p>
+        </w:tc>
+        <w:tc>
+          <w:tcPr>
+            <w:tcBorders>
+              <w:bottom w:val="none" w:sz="0" w:space="0" w:color="000000"/>
+              <w:top w:val="none" w:sz="0" w:space="0" w:color="000000"/>
+              <w:left w:val="none" w:sz="0" w:space="0" w:color="000000"/>
+              <w:right w:val="none" w:sz="0" w:space="0" w:color="000000"/>
+            </w:tcBorders>
+            <w:shd w:val="clear" w:color="auto" w:fill="FFFFFF"/>
+            <w:tcMar>
+              <w:top w:w="0" w:type="dxa"/>
+              <w:bottom w:w="0" w:type="dxa"/>
+              <w:left w:w="0" w:type="dxa"/>
+              <w:right w:w="0" w:type="dxa"/>
+            </w:tcMar>
+            <w:vAlign w:val="center"/>
+          </w:tcPr>
+          <w:p>
+            <w:pPr>
+              <w:pStyle w:val="Normal"/>
+              <w:jc w:val="center"/>
+              <w:pBdr>
+                <w:bottom w:val="none" w:sz="0" w:space="0" w:color="000000"/>
+                <w:top w:val="none" w:sz="0" w:space="0" w:color="000000"/>
+                <w:left w:val="none" w:sz="0" w:space="0" w:color="000000"/>
+                <w:right w:val="none" w:sz="0" w:space="0" w:color="000000"/>
+              </w:pBdr>
+              <w:spacing w:after="100" w:before="100" w:line="240"/>
+              <w:ind w:left="100" w:right="100" w:firstLine="0" w:firstLineChars="0"/>
+            </w:pPr>
+            <w:r>
+              <w:rPr>
+                <w:rFonts w:ascii="Arial" w:hAnsi="Arial" w:eastAsia="Arial" w:cs="Arial"/>
+                <w:i w:val="false"/>
+                <w:b w:val="false"/>
+                <w:u w:val="none"/>
+                <w:sz w:val="22"/>
+                <w:szCs w:val="22"/>
+                <w:color w:val="000000"/>
+              </w:rPr>
+              <w:t xml:space="preserve">41.9 [37.3, 45.7]</w:t>
+            </w:r>
+          </w:p>
+        </w:tc>
+        <w:tc>
+          <w:tcPr>
+            <w:tcBorders>
+              <w:bottom w:val="none" w:sz="0" w:space="0" w:color="000000"/>
+              <w:top w:val="none" w:sz="0" w:space="0" w:color="000000"/>
+              <w:left w:val="none" w:sz="0" w:space="0" w:color="000000"/>
+              <w:right w:val="none" w:sz="0" w:space="0" w:color="000000"/>
+            </w:tcBorders>
+            <w:shd w:val="clear" w:color="auto" w:fill="FFFFFF"/>
+            <w:tcMar>
+              <w:top w:w="0" w:type="dxa"/>
+              <w:bottom w:w="0" w:type="dxa"/>
+              <w:left w:w="0" w:type="dxa"/>
+              <w:right w:w="0" w:type="dxa"/>
+            </w:tcMar>
+            <w:vAlign w:val="center"/>
+          </w:tcPr>
+          <w:p>
+            <w:pPr>
+              <w:pStyle w:val="Normal"/>
+              <w:jc w:val="center"/>
+              <w:pBdr>
+                <w:bottom w:val="none" w:sz="0" w:space="0" w:color="000000"/>
+                <w:top w:val="none" w:sz="0" w:space="0" w:color="000000"/>
+                <w:left w:val="none" w:sz="0" w:space="0" w:color="000000"/>
+                <w:right w:val="none" w:sz="0" w:space="0" w:color="000000"/>
+              </w:pBdr>
+              <w:spacing w:after="100" w:before="100" w:line="240"/>
+              <w:ind w:left="100" w:right="100" w:firstLine="0" w:firstLineChars="0"/>
+            </w:pPr>
+            <w:r>
+              <w:rPr>
+                <w:rFonts w:ascii="Arial" w:hAnsi="Arial" w:eastAsia="Arial" w:cs="Arial"/>
+                <w:i w:val="false"/>
+                <w:b w:val="false"/>
+                <w:u w:val="none"/>
+                <w:sz w:val="22"/>
+                <w:szCs w:val="22"/>
+                <w:color w:val="000000"/>
+              </w:rPr>
+              <w:t xml:space="preserve">42.3 [35.0, 48.0]</w:t>
+            </w:r>
+          </w:p>
+        </w:tc>
+        <w:tc>
+          <w:tcPr>
+            <w:tcBorders>
+              <w:bottom w:val="none" w:sz="0" w:space="0" w:color="000000"/>
+              <w:top w:val="none" w:sz="0" w:space="0" w:color="000000"/>
+              <w:left w:val="none" w:sz="0" w:space="0" w:color="000000"/>
+              <w:right w:val="none" w:sz="0" w:space="0" w:color="000000"/>
+            </w:tcBorders>
+            <w:shd w:val="clear" w:color="auto" w:fill="FFFFFF"/>
+            <w:tcMar>
+              <w:top w:w="0" w:type="dxa"/>
+              <w:bottom w:w="0" w:type="dxa"/>
+              <w:left w:w="0" w:type="dxa"/>
+              <w:right w:w="0" w:type="dxa"/>
+            </w:tcMar>
+            <w:vAlign w:val="center"/>
+          </w:tcPr>
+          <w:p>
+            <w:pPr>
+              <w:pStyle w:val="Normal"/>
+              <w:jc w:val="center"/>
+              <w:pBdr>
+                <w:bottom w:val="none" w:sz="0" w:space="0" w:color="000000"/>
+                <w:top w:val="none" w:sz="0" w:space="0" w:color="000000"/>
+                <w:left w:val="none" w:sz="0" w:space="0" w:color="000000"/>
+                <w:right w:val="none" w:sz="0" w:space="0" w:color="000000"/>
+              </w:pBdr>
+              <w:spacing w:after="100" w:before="100" w:line="240"/>
+              <w:ind w:left="100" w:right="100" w:firstLine="0" w:firstLineChars="0"/>
+            </w:pPr>
+            <w:r>
+              <w:rPr>
+                <w:rFonts w:ascii="Arial" w:hAnsi="Arial" w:eastAsia="Arial" w:cs="Arial"/>
+                <w:i w:val="false"/>
+                <w:b w:val="false"/>
+                <w:u w:val="none"/>
+                <w:sz w:val="22"/>
+                <w:szCs w:val="22"/>
+                <w:color w:val="000000"/>
+              </w:rPr>
+              <w:t xml:space="preserve">41.9 [36.7, 45.9]</w:t>
             </w:r>
           </w:p>
         </w:tc>
@@ -8475,6 +8475,916 @@
         <w:tc>
           <w:tcPr>
             <w:tcBorders>
+              <w:bottom w:val="none" w:sz="0" w:space="0" w:color="000000"/>
+              <w:top w:val="none" w:sz="0" w:space="0" w:color="000000"/>
+              <w:left w:val="none" w:sz="0" w:space="0" w:color="000000"/>
+              <w:right w:val="none" w:sz="0" w:space="0" w:color="000000"/>
+            </w:tcBorders>
+            <w:shd w:val="clear" w:color="auto" w:fill="FFFFFF"/>
+            <w:tcMar>
+              <w:top w:w="0" w:type="dxa"/>
+              <w:bottom w:w="0" w:type="dxa"/>
+              <w:left w:w="0" w:type="dxa"/>
+              <w:right w:w="0" w:type="dxa"/>
+            </w:tcMar>
+            <w:vAlign w:val="center"/>
+          </w:tcPr>
+          <w:p>
+            <w:pPr>
+              <w:pStyle w:val="Normal"/>
+              <w:jc w:val="left"/>
+              <w:pBdr>
+                <w:bottom w:val="none" w:sz="0" w:space="0" w:color="000000"/>
+                <w:top w:val="none" w:sz="0" w:space="0" w:color="000000"/>
+                <w:left w:val="none" w:sz="0" w:space="0" w:color="000000"/>
+                <w:right w:val="none" w:sz="0" w:space="0" w:color="000000"/>
+              </w:pBdr>
+              <w:spacing w:after="100" w:before="100" w:line="240"/>
+              <w:ind w:left="100" w:right="100" w:firstLine="0" w:firstLineChars="0"/>
+            </w:pPr>
+            <w:r>
+              <w:rPr>
+                <w:rFonts w:ascii="Arial" w:hAnsi="Arial" w:eastAsia="Arial" w:cs="Arial"/>
+                <w:i w:val="false"/>
+                <w:b w:val="true"/>
+                <w:u w:val="none"/>
+                <w:sz w:val="22"/>
+                <w:szCs w:val="22"/>
+                <w:color w:val="000000"/>
+              </w:rPr>
+              <w:t xml:space="preserve">All IFN  Z-Score (SD)</w:t>
+            </w:r>
+          </w:p>
+        </w:tc>
+        <w:tc>
+          <w:tcPr>
+            <w:tcBorders>
+              <w:bottom w:val="none" w:sz="0" w:space="0" w:color="000000"/>
+              <w:top w:val="none" w:sz="0" w:space="0" w:color="000000"/>
+              <w:left w:val="none" w:sz="0" w:space="0" w:color="000000"/>
+              <w:right w:val="none" w:sz="0" w:space="0" w:color="000000"/>
+            </w:tcBorders>
+            <w:shd w:val="clear" w:color="auto" w:fill="FFFFFF"/>
+            <w:tcMar>
+              <w:top w:w="0" w:type="dxa"/>
+              <w:bottom w:w="0" w:type="dxa"/>
+              <w:left w:w="0" w:type="dxa"/>
+              <w:right w:w="0" w:type="dxa"/>
+            </w:tcMar>
+            <w:vAlign w:val="center"/>
+          </w:tcPr>
+          <w:p>
+            <w:pPr>
+              <w:pStyle w:val="Normal"/>
+              <w:jc w:val="center"/>
+              <w:pBdr>
+                <w:bottom w:val="none" w:sz="0" w:space="0" w:color="000000"/>
+                <w:top w:val="none" w:sz="0" w:space="0" w:color="000000"/>
+                <w:left w:val="none" w:sz="0" w:space="0" w:color="000000"/>
+                <w:right w:val="none" w:sz="0" w:space="0" w:color="000000"/>
+              </w:pBdr>
+              <w:spacing w:after="100" w:before="100" w:line="240"/>
+              <w:ind w:left="100" w:right="100" w:firstLine="0" w:firstLineChars="0"/>
+            </w:pPr>
+            <w:r>
+              <w:rPr>
+                <w:rFonts w:ascii="Arial" w:hAnsi="Arial" w:eastAsia="Arial" w:cs="Arial"/>
+                <w:i w:val="false"/>
+                <w:b w:val="false"/>
+                <w:u w:val="none"/>
+                <w:sz w:val="22"/>
+                <w:szCs w:val="22"/>
+                <w:color w:val="000000"/>
+              </w:rPr>
+              <w:t xml:space="preserve">3.40 [1.00, 4.57]</w:t>
+            </w:r>
+          </w:p>
+        </w:tc>
+        <w:tc>
+          <w:tcPr>
+            <w:tcBorders>
+              <w:bottom w:val="none" w:sz="0" w:space="0" w:color="000000"/>
+              <w:top w:val="none" w:sz="0" w:space="0" w:color="000000"/>
+              <w:left w:val="none" w:sz="0" w:space="0" w:color="000000"/>
+              <w:right w:val="none" w:sz="0" w:space="0" w:color="000000"/>
+            </w:tcBorders>
+            <w:shd w:val="clear" w:color="auto" w:fill="FFFFFF"/>
+            <w:tcMar>
+              <w:top w:w="0" w:type="dxa"/>
+              <w:bottom w:w="0" w:type="dxa"/>
+              <w:left w:w="0" w:type="dxa"/>
+              <w:right w:w="0" w:type="dxa"/>
+            </w:tcMar>
+            <w:vAlign w:val="center"/>
+          </w:tcPr>
+          <w:p>
+            <w:pPr>
+              <w:pStyle w:val="Normal"/>
+              <w:jc w:val="center"/>
+              <w:pBdr>
+                <w:bottom w:val="none" w:sz="0" w:space="0" w:color="000000"/>
+                <w:top w:val="none" w:sz="0" w:space="0" w:color="000000"/>
+                <w:left w:val="none" w:sz="0" w:space="0" w:color="000000"/>
+                <w:right w:val="none" w:sz="0" w:space="0" w:color="000000"/>
+              </w:pBdr>
+              <w:spacing w:after="100" w:before="100" w:line="240"/>
+              <w:ind w:left="100" w:right="100" w:firstLine="0" w:firstLineChars="0"/>
+            </w:pPr>
+            <w:r>
+              <w:rPr>
+                <w:rFonts w:ascii="Arial" w:hAnsi="Arial" w:eastAsia="Arial" w:cs="Arial"/>
+                <w:i w:val="false"/>
+                <w:b w:val="false"/>
+                <w:u w:val="none"/>
+                <w:sz w:val="22"/>
+                <w:szCs w:val="22"/>
+                <w:color w:val="000000"/>
+              </w:rPr>
+              <w:t xml:space="preserve">1.47 [0.350, 2.68]</w:t>
+            </w:r>
+          </w:p>
+        </w:tc>
+        <w:tc>
+          <w:tcPr>
+            <w:tcBorders>
+              <w:bottom w:val="none" w:sz="0" w:space="0" w:color="000000"/>
+              <w:top w:val="none" w:sz="0" w:space="0" w:color="000000"/>
+              <w:left w:val="none" w:sz="0" w:space="0" w:color="000000"/>
+              <w:right w:val="none" w:sz="0" w:space="0" w:color="000000"/>
+            </w:tcBorders>
+            <w:shd w:val="clear" w:color="auto" w:fill="FFFFFF"/>
+            <w:tcMar>
+              <w:top w:w="0" w:type="dxa"/>
+              <w:bottom w:w="0" w:type="dxa"/>
+              <w:left w:w="0" w:type="dxa"/>
+              <w:right w:w="0" w:type="dxa"/>
+            </w:tcMar>
+            <w:vAlign w:val="center"/>
+          </w:tcPr>
+          <w:p>
+            <w:pPr>
+              <w:pStyle w:val="Normal"/>
+              <w:jc w:val="center"/>
+              <w:pBdr>
+                <w:bottom w:val="none" w:sz="0" w:space="0" w:color="000000"/>
+                <w:top w:val="none" w:sz="0" w:space="0" w:color="000000"/>
+                <w:left w:val="none" w:sz="0" w:space="0" w:color="000000"/>
+                <w:right w:val="none" w:sz="0" w:space="0" w:color="000000"/>
+              </w:pBdr>
+              <w:spacing w:after="100" w:before="100" w:line="240"/>
+              <w:ind w:left="100" w:right="100" w:firstLine="0" w:firstLineChars="0"/>
+            </w:pPr>
+            <w:r>
+              <w:rPr>
+                <w:rFonts w:ascii="Arial" w:hAnsi="Arial" w:eastAsia="Arial" w:cs="Arial"/>
+                <w:i w:val="false"/>
+                <w:b w:val="false"/>
+                <w:u w:val="none"/>
+                <w:sz w:val="22"/>
+                <w:szCs w:val="22"/>
+                <w:color w:val="000000"/>
+              </w:rPr>
+              <w:t xml:space="preserve">2.93 [0.562, 4.28]</w:t>
+            </w:r>
+          </w:p>
+        </w:tc>
+      </w:tr>
+      <w:tr>
+        <w:trPr>
+          <w:trHeight w:val="617" w:hRule="auto"/>
+        </w:trPr>
+        body47
+        <w:tc>
+          <w:tcPr>
+            <w:tcBorders>
+              <w:bottom w:val="none" w:sz="0" w:space="0" w:color="000000"/>
+              <w:top w:val="none" w:sz="0" w:space="0" w:color="000000"/>
+              <w:left w:val="none" w:sz="0" w:space="0" w:color="000000"/>
+              <w:right w:val="none" w:sz="0" w:space="0" w:color="000000"/>
+            </w:tcBorders>
+            <w:shd w:val="clear" w:color="auto" w:fill="FFFFFF"/>
+            <w:tcMar>
+              <w:top w:w="0" w:type="dxa"/>
+              <w:bottom w:w="0" w:type="dxa"/>
+              <w:left w:w="0" w:type="dxa"/>
+              <w:right w:w="0" w:type="dxa"/>
+            </w:tcMar>
+            <w:vAlign w:val="center"/>
+          </w:tcPr>
+          <w:p>
+            <w:pPr>
+              <w:pStyle w:val="Normal"/>
+              <w:jc w:val="left"/>
+              <w:pBdr>
+                <w:bottom w:val="none" w:sz="0" w:space="0" w:color="000000"/>
+                <w:top w:val="none" w:sz="0" w:space="0" w:color="000000"/>
+                <w:left w:val="none" w:sz="0" w:space="0" w:color="000000"/>
+                <w:right w:val="none" w:sz="0" w:space="0" w:color="000000"/>
+              </w:pBdr>
+              <w:spacing w:after="100" w:before="100" w:line="240"/>
+              <w:ind w:left="100" w:right="100" w:firstLine="0" w:firstLineChars="0"/>
+            </w:pPr>
+            <w:r>
+              <w:rPr>
+                <w:rFonts w:ascii="Arial" w:hAnsi="Arial" w:eastAsia="Arial" w:cs="Arial"/>
+                <w:i w:val="false"/>
+                <w:b w:val="true"/>
+                <w:u w:val="none"/>
+                <w:sz w:val="22"/>
+                <w:szCs w:val="22"/>
+                <w:color w:val="000000"/>
+              </w:rPr>
+              <w:t xml:space="preserve">IFN-1  Z-Score (SD)</w:t>
+            </w:r>
+          </w:p>
+        </w:tc>
+        <w:tc>
+          <w:tcPr>
+            <w:tcBorders>
+              <w:bottom w:val="none" w:sz="0" w:space="0" w:color="000000"/>
+              <w:top w:val="none" w:sz="0" w:space="0" w:color="000000"/>
+              <w:left w:val="none" w:sz="0" w:space="0" w:color="000000"/>
+              <w:right w:val="none" w:sz="0" w:space="0" w:color="000000"/>
+            </w:tcBorders>
+            <w:shd w:val="clear" w:color="auto" w:fill="FFFFFF"/>
+            <w:tcMar>
+              <w:top w:w="0" w:type="dxa"/>
+              <w:bottom w:w="0" w:type="dxa"/>
+              <w:left w:w="0" w:type="dxa"/>
+              <w:right w:w="0" w:type="dxa"/>
+            </w:tcMar>
+            <w:vAlign w:val="center"/>
+          </w:tcPr>
+          <w:p>
+            <w:pPr>
+              <w:pStyle w:val="Normal"/>
+              <w:jc w:val="center"/>
+              <w:pBdr>
+                <w:bottom w:val="none" w:sz="0" w:space="0" w:color="000000"/>
+                <w:top w:val="none" w:sz="0" w:space="0" w:color="000000"/>
+                <w:left w:val="none" w:sz="0" w:space="0" w:color="000000"/>
+                <w:right w:val="none" w:sz="0" w:space="0" w:color="000000"/>
+              </w:pBdr>
+              <w:spacing w:after="100" w:before="100" w:line="240"/>
+              <w:ind w:left="100" w:right="100" w:firstLine="0" w:firstLineChars="0"/>
+            </w:pPr>
+            <w:r>
+              <w:rPr>
+                <w:rFonts w:ascii="Arial" w:hAnsi="Arial" w:eastAsia="Arial" w:cs="Arial"/>
+                <w:i w:val="false"/>
+                <w:b w:val="false"/>
+                <w:u w:val="none"/>
+                <w:sz w:val="22"/>
+                <w:szCs w:val="22"/>
+                <w:color w:val="000000"/>
+              </w:rPr>
+              <w:t xml:space="preserve">3.75 [0.889, 4.73]</w:t>
+            </w:r>
+          </w:p>
+        </w:tc>
+        <w:tc>
+          <w:tcPr>
+            <w:tcBorders>
+              <w:bottom w:val="none" w:sz="0" w:space="0" w:color="000000"/>
+              <w:top w:val="none" w:sz="0" w:space="0" w:color="000000"/>
+              <w:left w:val="none" w:sz="0" w:space="0" w:color="000000"/>
+              <w:right w:val="none" w:sz="0" w:space="0" w:color="000000"/>
+            </w:tcBorders>
+            <w:shd w:val="clear" w:color="auto" w:fill="FFFFFF"/>
+            <w:tcMar>
+              <w:top w:w="0" w:type="dxa"/>
+              <w:bottom w:w="0" w:type="dxa"/>
+              <w:left w:w="0" w:type="dxa"/>
+              <w:right w:w="0" w:type="dxa"/>
+            </w:tcMar>
+            <w:vAlign w:val="center"/>
+          </w:tcPr>
+          <w:p>
+            <w:pPr>
+              <w:pStyle w:val="Normal"/>
+              <w:jc w:val="center"/>
+              <w:pBdr>
+                <w:bottom w:val="none" w:sz="0" w:space="0" w:color="000000"/>
+                <w:top w:val="none" w:sz="0" w:space="0" w:color="000000"/>
+                <w:left w:val="none" w:sz="0" w:space="0" w:color="000000"/>
+                <w:right w:val="none" w:sz="0" w:space="0" w:color="000000"/>
+              </w:pBdr>
+              <w:spacing w:after="100" w:before="100" w:line="240"/>
+              <w:ind w:left="100" w:right="100" w:firstLine="0" w:firstLineChars="0"/>
+            </w:pPr>
+            <w:r>
+              <w:rPr>
+                <w:rFonts w:ascii="Arial" w:hAnsi="Arial" w:eastAsia="Arial" w:cs="Arial"/>
+                <w:i w:val="false"/>
+                <w:b w:val="false"/>
+                <w:u w:val="none"/>
+                <w:sz w:val="22"/>
+                <w:szCs w:val="22"/>
+                <w:color w:val="000000"/>
+              </w:rPr>
+              <w:t xml:space="preserve">1.38 [0.292, 2.86]</w:t>
+            </w:r>
+          </w:p>
+        </w:tc>
+        <w:tc>
+          <w:tcPr>
+            <w:tcBorders>
+              <w:bottom w:val="none" w:sz="0" w:space="0" w:color="000000"/>
+              <w:top w:val="none" w:sz="0" w:space="0" w:color="000000"/>
+              <w:left w:val="none" w:sz="0" w:space="0" w:color="000000"/>
+              <w:right w:val="none" w:sz="0" w:space="0" w:color="000000"/>
+            </w:tcBorders>
+            <w:shd w:val="clear" w:color="auto" w:fill="FFFFFF"/>
+            <w:tcMar>
+              <w:top w:w="0" w:type="dxa"/>
+              <w:bottom w:w="0" w:type="dxa"/>
+              <w:left w:w="0" w:type="dxa"/>
+              <w:right w:w="0" w:type="dxa"/>
+            </w:tcMar>
+            <w:vAlign w:val="center"/>
+          </w:tcPr>
+          <w:p>
+            <w:pPr>
+              <w:pStyle w:val="Normal"/>
+              <w:jc w:val="center"/>
+              <w:pBdr>
+                <w:bottom w:val="none" w:sz="0" w:space="0" w:color="000000"/>
+                <w:top w:val="none" w:sz="0" w:space="0" w:color="000000"/>
+                <w:left w:val="none" w:sz="0" w:space="0" w:color="000000"/>
+                <w:right w:val="none" w:sz="0" w:space="0" w:color="000000"/>
+              </w:pBdr>
+              <w:spacing w:after="100" w:before="100" w:line="240"/>
+              <w:ind w:left="100" w:right="100" w:firstLine="0" w:firstLineChars="0"/>
+            </w:pPr>
+            <w:r>
+              <w:rPr>
+                <w:rFonts w:ascii="Arial" w:hAnsi="Arial" w:eastAsia="Arial" w:cs="Arial"/>
+                <w:i w:val="false"/>
+                <w:b w:val="false"/>
+                <w:u w:val="none"/>
+                <w:sz w:val="22"/>
+                <w:szCs w:val="22"/>
+                <w:color w:val="000000"/>
+              </w:rPr>
+              <w:t xml:space="preserve">3.09 [0.652, 4.56]</w:t>
+            </w:r>
+          </w:p>
+        </w:tc>
+      </w:tr>
+      <w:tr>
+        <w:trPr>
+          <w:trHeight w:val="617" w:hRule="auto"/>
+        </w:trPr>
+        body48
+        <w:tc>
+          <w:tcPr>
+            <w:tcBorders>
+              <w:bottom w:val="none" w:sz="0" w:space="0" w:color="000000"/>
+              <w:top w:val="none" w:sz="0" w:space="0" w:color="000000"/>
+              <w:left w:val="none" w:sz="0" w:space="0" w:color="000000"/>
+              <w:right w:val="none" w:sz="0" w:space="0" w:color="000000"/>
+            </w:tcBorders>
+            <w:shd w:val="clear" w:color="auto" w:fill="FFFFFF"/>
+            <w:tcMar>
+              <w:top w:w="0" w:type="dxa"/>
+              <w:bottom w:w="0" w:type="dxa"/>
+              <w:left w:w="0" w:type="dxa"/>
+              <w:right w:w="0" w:type="dxa"/>
+            </w:tcMar>
+            <w:vAlign w:val="center"/>
+          </w:tcPr>
+          <w:p>
+            <w:pPr>
+              <w:pStyle w:val="Normal"/>
+              <w:jc w:val="left"/>
+              <w:pBdr>
+                <w:bottom w:val="none" w:sz="0" w:space="0" w:color="000000"/>
+                <w:top w:val="none" w:sz="0" w:space="0" w:color="000000"/>
+                <w:left w:val="none" w:sz="0" w:space="0" w:color="000000"/>
+                <w:right w:val="none" w:sz="0" w:space="0" w:color="000000"/>
+              </w:pBdr>
+              <w:spacing w:after="100" w:before="100" w:line="240"/>
+              <w:ind w:left="100" w:right="100" w:firstLine="0" w:firstLineChars="0"/>
+            </w:pPr>
+            <w:r>
+              <w:rPr>
+                <w:rFonts w:ascii="Arial" w:hAnsi="Arial" w:eastAsia="Arial" w:cs="Arial"/>
+                <w:i w:val="false"/>
+                <w:b w:val="true"/>
+                <w:u w:val="none"/>
+                <w:sz w:val="22"/>
+                <w:szCs w:val="22"/>
+                <w:color w:val="000000"/>
+              </w:rPr>
+              <w:t xml:space="preserve">Hemoglobin (mmol/L)</w:t>
+            </w:r>
+          </w:p>
+        </w:tc>
+        <w:tc>
+          <w:tcPr>
+            <w:tcBorders>
+              <w:bottom w:val="none" w:sz="0" w:space="0" w:color="000000"/>
+              <w:top w:val="none" w:sz="0" w:space="0" w:color="000000"/>
+              <w:left w:val="none" w:sz="0" w:space="0" w:color="000000"/>
+              <w:right w:val="none" w:sz="0" w:space="0" w:color="000000"/>
+            </w:tcBorders>
+            <w:shd w:val="clear" w:color="auto" w:fill="FFFFFF"/>
+            <w:tcMar>
+              <w:top w:w="0" w:type="dxa"/>
+              <w:bottom w:w="0" w:type="dxa"/>
+              <w:left w:w="0" w:type="dxa"/>
+              <w:right w:w="0" w:type="dxa"/>
+            </w:tcMar>
+            <w:vAlign w:val="center"/>
+          </w:tcPr>
+          <w:p>
+            <w:pPr>
+              <w:pStyle w:val="Normal"/>
+              <w:jc w:val="center"/>
+              <w:pBdr>
+                <w:bottom w:val="none" w:sz="0" w:space="0" w:color="000000"/>
+                <w:top w:val="none" w:sz="0" w:space="0" w:color="000000"/>
+                <w:left w:val="none" w:sz="0" w:space="0" w:color="000000"/>
+                <w:right w:val="none" w:sz="0" w:space="0" w:color="000000"/>
+              </w:pBdr>
+              <w:spacing w:after="100" w:before="100" w:line="240"/>
+              <w:ind w:left="100" w:right="100" w:firstLine="0" w:firstLineChars="0"/>
+            </w:pPr>
+            <w:r>
+              <w:rPr>
+                <w:rFonts w:ascii="Arial" w:hAnsi="Arial" w:eastAsia="Arial" w:cs="Arial"/>
+                <w:i w:val="false"/>
+                <w:b w:val="false"/>
+                <w:u w:val="none"/>
+                <w:sz w:val="22"/>
+                <w:szCs w:val="22"/>
+                <w:color w:val="000000"/>
+              </w:rPr>
+              <w:t xml:space="preserve">7.66 (0.600)</w:t>
+            </w:r>
+          </w:p>
+        </w:tc>
+        <w:tc>
+          <w:tcPr>
+            <w:tcBorders>
+              <w:bottom w:val="none" w:sz="0" w:space="0" w:color="000000"/>
+              <w:top w:val="none" w:sz="0" w:space="0" w:color="000000"/>
+              <w:left w:val="none" w:sz="0" w:space="0" w:color="000000"/>
+              <w:right w:val="none" w:sz="0" w:space="0" w:color="000000"/>
+            </w:tcBorders>
+            <w:shd w:val="clear" w:color="auto" w:fill="FFFFFF"/>
+            <w:tcMar>
+              <w:top w:w="0" w:type="dxa"/>
+              <w:bottom w:w="0" w:type="dxa"/>
+              <w:left w:w="0" w:type="dxa"/>
+              <w:right w:w="0" w:type="dxa"/>
+            </w:tcMar>
+            <w:vAlign w:val="center"/>
+          </w:tcPr>
+          <w:p>
+            <w:pPr>
+              <w:pStyle w:val="Normal"/>
+              <w:jc w:val="center"/>
+              <w:pBdr>
+                <w:bottom w:val="none" w:sz="0" w:space="0" w:color="000000"/>
+                <w:top w:val="none" w:sz="0" w:space="0" w:color="000000"/>
+                <w:left w:val="none" w:sz="0" w:space="0" w:color="000000"/>
+                <w:right w:val="none" w:sz="0" w:space="0" w:color="000000"/>
+              </w:pBdr>
+              <w:spacing w:after="100" w:before="100" w:line="240"/>
+              <w:ind w:left="100" w:right="100" w:firstLine="0" w:firstLineChars="0"/>
+            </w:pPr>
+            <w:r>
+              <w:rPr>
+                <w:rFonts w:ascii="Arial" w:hAnsi="Arial" w:eastAsia="Arial" w:cs="Arial"/>
+                <w:i w:val="false"/>
+                <w:b w:val="false"/>
+                <w:u w:val="none"/>
+                <w:sz w:val="22"/>
+                <w:szCs w:val="22"/>
+                <w:color w:val="000000"/>
+              </w:rPr>
+              <w:t xml:space="preserve">8.03 (0.698)</w:t>
+            </w:r>
+          </w:p>
+        </w:tc>
+        <w:tc>
+          <w:tcPr>
+            <w:tcBorders>
+              <w:bottom w:val="none" w:sz="0" w:space="0" w:color="000000"/>
+              <w:top w:val="none" w:sz="0" w:space="0" w:color="000000"/>
+              <w:left w:val="none" w:sz="0" w:space="0" w:color="000000"/>
+              <w:right w:val="none" w:sz="0" w:space="0" w:color="000000"/>
+            </w:tcBorders>
+            <w:shd w:val="clear" w:color="auto" w:fill="FFFFFF"/>
+            <w:tcMar>
+              <w:top w:w="0" w:type="dxa"/>
+              <w:bottom w:w="0" w:type="dxa"/>
+              <w:left w:w="0" w:type="dxa"/>
+              <w:right w:w="0" w:type="dxa"/>
+            </w:tcMar>
+            <w:vAlign w:val="center"/>
+          </w:tcPr>
+          <w:p>
+            <w:pPr>
+              <w:pStyle w:val="Normal"/>
+              <w:jc w:val="center"/>
+              <w:pBdr>
+                <w:bottom w:val="none" w:sz="0" w:space="0" w:color="000000"/>
+                <w:top w:val="none" w:sz="0" w:space="0" w:color="000000"/>
+                <w:left w:val="none" w:sz="0" w:space="0" w:color="000000"/>
+                <w:right w:val="none" w:sz="0" w:space="0" w:color="000000"/>
+              </w:pBdr>
+              <w:spacing w:after="100" w:before="100" w:line="240"/>
+              <w:ind w:left="100" w:right="100" w:firstLine="0" w:firstLineChars="0"/>
+            </w:pPr>
+            <w:r>
+              <w:rPr>
+                <w:rFonts w:ascii="Arial" w:hAnsi="Arial" w:eastAsia="Arial" w:cs="Arial"/>
+                <w:i w:val="false"/>
+                <w:b w:val="false"/>
+                <w:u w:val="none"/>
+                <w:sz w:val="22"/>
+                <w:szCs w:val="22"/>
+                <w:color w:val="000000"/>
+              </w:rPr>
+              <w:t xml:space="preserve">7.78 (0.648)</w:t>
+            </w:r>
+          </w:p>
+        </w:tc>
+      </w:tr>
+      <w:tr>
+        <w:trPr>
+          <w:trHeight w:val="617" w:hRule="auto"/>
+        </w:trPr>
+        body49
+        <w:tc>
+          <w:tcPr>
+            <w:tcBorders>
+              <w:bottom w:val="none" w:sz="0" w:space="0" w:color="000000"/>
+              <w:top w:val="none" w:sz="0" w:space="0" w:color="000000"/>
+              <w:left w:val="none" w:sz="0" w:space="0" w:color="000000"/>
+              <w:right w:val="none" w:sz="0" w:space="0" w:color="000000"/>
+            </w:tcBorders>
+            <w:shd w:val="clear" w:color="auto" w:fill="FFFFFF"/>
+            <w:tcMar>
+              <w:top w:w="0" w:type="dxa"/>
+              <w:bottom w:w="0" w:type="dxa"/>
+              <w:left w:w="0" w:type="dxa"/>
+              <w:right w:w="0" w:type="dxa"/>
+            </w:tcMar>
+            <w:vAlign w:val="center"/>
+          </w:tcPr>
+          <w:p>
+            <w:pPr>
+              <w:pStyle w:val="Normal"/>
+              <w:jc w:val="left"/>
+              <w:pBdr>
+                <w:bottom w:val="none" w:sz="0" w:space="0" w:color="000000"/>
+                <w:top w:val="none" w:sz="0" w:space="0" w:color="000000"/>
+                <w:left w:val="none" w:sz="0" w:space="0" w:color="000000"/>
+                <w:right w:val="none" w:sz="0" w:space="0" w:color="000000"/>
+              </w:pBdr>
+              <w:spacing w:after="100" w:before="100" w:line="240"/>
+              <w:ind w:left="100" w:right="100" w:firstLine="0" w:firstLineChars="0"/>
+            </w:pPr>
+            <w:r>
+              <w:rPr>
+                <w:rFonts w:ascii="Arial" w:hAnsi="Arial" w:eastAsia="Arial" w:cs="Arial"/>
+                <w:i w:val="false"/>
+                <w:b w:val="true"/>
+                <w:u w:val="none"/>
+                <w:sz w:val="22"/>
+                <w:szCs w:val="22"/>
+                <w:color w:val="000000"/>
+              </w:rPr>
+              <w:t xml:space="preserve">Thrombocytes (10^9/L)</w:t>
+            </w:r>
+          </w:p>
+        </w:tc>
+        <w:tc>
+          <w:tcPr>
+            <w:tcBorders>
+              <w:bottom w:val="none" w:sz="0" w:space="0" w:color="000000"/>
+              <w:top w:val="none" w:sz="0" w:space="0" w:color="000000"/>
+              <w:left w:val="none" w:sz="0" w:space="0" w:color="000000"/>
+              <w:right w:val="none" w:sz="0" w:space="0" w:color="000000"/>
+            </w:tcBorders>
+            <w:shd w:val="clear" w:color="auto" w:fill="FFFFFF"/>
+            <w:tcMar>
+              <w:top w:w="0" w:type="dxa"/>
+              <w:bottom w:w="0" w:type="dxa"/>
+              <w:left w:w="0" w:type="dxa"/>
+              <w:right w:w="0" w:type="dxa"/>
+            </w:tcMar>
+            <w:vAlign w:val="center"/>
+          </w:tcPr>
+          <w:p>
+            <w:pPr>
+              <w:pStyle w:val="Normal"/>
+              <w:jc w:val="center"/>
+              <w:pBdr>
+                <w:bottom w:val="none" w:sz="0" w:space="0" w:color="000000"/>
+                <w:top w:val="none" w:sz="0" w:space="0" w:color="000000"/>
+                <w:left w:val="none" w:sz="0" w:space="0" w:color="000000"/>
+                <w:right w:val="none" w:sz="0" w:space="0" w:color="000000"/>
+              </w:pBdr>
+              <w:spacing w:after="100" w:before="100" w:line="240"/>
+              <w:ind w:left="100" w:right="100" w:firstLine="0" w:firstLineChars="0"/>
+            </w:pPr>
+            <w:r>
+              <w:rPr>
+                <w:rFonts w:ascii="Arial" w:hAnsi="Arial" w:eastAsia="Arial" w:cs="Arial"/>
+                <w:i w:val="false"/>
+                <w:b w:val="false"/>
+                <w:u w:val="none"/>
+                <w:sz w:val="22"/>
+                <w:szCs w:val="22"/>
+                <w:color w:val="000000"/>
+              </w:rPr>
+              <w:t xml:space="preserve">244 (51.6)</w:t>
+            </w:r>
+          </w:p>
+        </w:tc>
+        <w:tc>
+          <w:tcPr>
+            <w:tcBorders>
+              <w:bottom w:val="none" w:sz="0" w:space="0" w:color="000000"/>
+              <w:top w:val="none" w:sz="0" w:space="0" w:color="000000"/>
+              <w:left w:val="none" w:sz="0" w:space="0" w:color="000000"/>
+              <w:right w:val="none" w:sz="0" w:space="0" w:color="000000"/>
+            </w:tcBorders>
+            <w:shd w:val="clear" w:color="auto" w:fill="FFFFFF"/>
+            <w:tcMar>
+              <w:top w:w="0" w:type="dxa"/>
+              <w:bottom w:w="0" w:type="dxa"/>
+              <w:left w:w="0" w:type="dxa"/>
+              <w:right w:w="0" w:type="dxa"/>
+            </w:tcMar>
+            <w:vAlign w:val="center"/>
+          </w:tcPr>
+          <w:p>
+            <w:pPr>
+              <w:pStyle w:val="Normal"/>
+              <w:jc w:val="center"/>
+              <w:pBdr>
+                <w:bottom w:val="none" w:sz="0" w:space="0" w:color="000000"/>
+                <w:top w:val="none" w:sz="0" w:space="0" w:color="000000"/>
+                <w:left w:val="none" w:sz="0" w:space="0" w:color="000000"/>
+                <w:right w:val="none" w:sz="0" w:space="0" w:color="000000"/>
+              </w:pBdr>
+              <w:spacing w:after="100" w:before="100" w:line="240"/>
+              <w:ind w:left="100" w:right="100" w:firstLine="0" w:firstLineChars="0"/>
+            </w:pPr>
+            <w:r>
+              <w:rPr>
+                <w:rFonts w:ascii="Arial" w:hAnsi="Arial" w:eastAsia="Arial" w:cs="Arial"/>
+                <w:i w:val="false"/>
+                <w:b w:val="false"/>
+                <w:u w:val="none"/>
+                <w:sz w:val="22"/>
+                <w:szCs w:val="22"/>
+                <w:color w:val="000000"/>
+              </w:rPr>
+              <w:t xml:space="preserve">220 (41.4)</w:t>
+            </w:r>
+          </w:p>
+        </w:tc>
+        <w:tc>
+          <w:tcPr>
+            <w:tcBorders>
+              <w:bottom w:val="none" w:sz="0" w:space="0" w:color="000000"/>
+              <w:top w:val="none" w:sz="0" w:space="0" w:color="000000"/>
+              <w:left w:val="none" w:sz="0" w:space="0" w:color="000000"/>
+              <w:right w:val="none" w:sz="0" w:space="0" w:color="000000"/>
+            </w:tcBorders>
+            <w:shd w:val="clear" w:color="auto" w:fill="FFFFFF"/>
+            <w:tcMar>
+              <w:top w:w="0" w:type="dxa"/>
+              <w:bottom w:w="0" w:type="dxa"/>
+              <w:left w:w="0" w:type="dxa"/>
+              <w:right w:w="0" w:type="dxa"/>
+            </w:tcMar>
+            <w:vAlign w:val="center"/>
+          </w:tcPr>
+          <w:p>
+            <w:pPr>
+              <w:pStyle w:val="Normal"/>
+              <w:jc w:val="center"/>
+              <w:pBdr>
+                <w:bottom w:val="none" w:sz="0" w:space="0" w:color="000000"/>
+                <w:top w:val="none" w:sz="0" w:space="0" w:color="000000"/>
+                <w:left w:val="none" w:sz="0" w:space="0" w:color="000000"/>
+                <w:right w:val="none" w:sz="0" w:space="0" w:color="000000"/>
+              </w:pBdr>
+              <w:spacing w:after="100" w:before="100" w:line="240"/>
+              <w:ind w:left="100" w:right="100" w:firstLine="0" w:firstLineChars="0"/>
+            </w:pPr>
+            <w:r>
+              <w:rPr>
+                <w:rFonts w:ascii="Arial" w:hAnsi="Arial" w:eastAsia="Arial" w:cs="Arial"/>
+                <w:i w:val="false"/>
+                <w:b w:val="false"/>
+                <w:u w:val="none"/>
+                <w:sz w:val="22"/>
+                <w:szCs w:val="22"/>
+                <w:color w:val="000000"/>
+              </w:rPr>
+              <w:t xml:space="preserve">236 (49.0)</w:t>
+            </w:r>
+          </w:p>
+        </w:tc>
+      </w:tr>
+      <w:tr>
+        <w:trPr>
+          <w:trHeight w:val="617" w:hRule="auto"/>
+        </w:trPr>
+        body50
+        <w:tc>
+          <w:tcPr>
+            <w:tcBorders>
+              <w:bottom w:val="none" w:sz="0" w:space="0" w:color="000000"/>
+              <w:top w:val="none" w:sz="0" w:space="0" w:color="000000"/>
+              <w:left w:val="none" w:sz="0" w:space="0" w:color="000000"/>
+              <w:right w:val="none" w:sz="0" w:space="0" w:color="000000"/>
+            </w:tcBorders>
+            <w:shd w:val="clear" w:color="auto" w:fill="FFFFFF"/>
+            <w:tcMar>
+              <w:top w:w="0" w:type="dxa"/>
+              <w:bottom w:w="0" w:type="dxa"/>
+              <w:left w:w="0" w:type="dxa"/>
+              <w:right w:w="0" w:type="dxa"/>
+            </w:tcMar>
+            <w:vAlign w:val="center"/>
+          </w:tcPr>
+          <w:p>
+            <w:pPr>
+              <w:pStyle w:val="Normal"/>
+              <w:jc w:val="left"/>
+              <w:pBdr>
+                <w:bottom w:val="none" w:sz="0" w:space="0" w:color="000000"/>
+                <w:top w:val="none" w:sz="0" w:space="0" w:color="000000"/>
+                <w:left w:val="none" w:sz="0" w:space="0" w:color="000000"/>
+                <w:right w:val="none" w:sz="0" w:space="0" w:color="000000"/>
+              </w:pBdr>
+              <w:spacing w:after="100" w:before="100" w:line="240"/>
+              <w:ind w:left="100" w:right="100" w:firstLine="0" w:firstLineChars="0"/>
+            </w:pPr>
+            <w:r>
+              <w:rPr>
+                <w:rFonts w:ascii="Arial" w:hAnsi="Arial" w:eastAsia="Arial" w:cs="Arial"/>
+                <w:i w:val="false"/>
+                <w:b w:val="true"/>
+                <w:u w:val="none"/>
+                <w:sz w:val="22"/>
+                <w:szCs w:val="22"/>
+                <w:color w:val="000000"/>
+              </w:rPr>
+              <w:t xml:space="preserve">Estimated Glomerular Filtration Rate (ml/min/1.73m²)</w:t>
+            </w:r>
+          </w:p>
+        </w:tc>
+        <w:tc>
+          <w:tcPr>
+            <w:tcBorders>
+              <w:bottom w:val="none" w:sz="0" w:space="0" w:color="000000"/>
+              <w:top w:val="none" w:sz="0" w:space="0" w:color="000000"/>
+              <w:left w:val="none" w:sz="0" w:space="0" w:color="000000"/>
+              <w:right w:val="none" w:sz="0" w:space="0" w:color="000000"/>
+            </w:tcBorders>
+            <w:shd w:val="clear" w:color="auto" w:fill="FFFFFF"/>
+            <w:tcMar>
+              <w:top w:w="0" w:type="dxa"/>
+              <w:bottom w:w="0" w:type="dxa"/>
+              <w:left w:w="0" w:type="dxa"/>
+              <w:right w:w="0" w:type="dxa"/>
+            </w:tcMar>
+            <w:vAlign w:val="center"/>
+          </w:tcPr>
+          <w:p>
+            <w:pPr>
+              <w:pStyle w:val="Normal"/>
+              <w:jc w:val="center"/>
+              <w:pBdr>
+                <w:bottom w:val="none" w:sz="0" w:space="0" w:color="000000"/>
+                <w:top w:val="none" w:sz="0" w:space="0" w:color="000000"/>
+                <w:left w:val="none" w:sz="0" w:space="0" w:color="000000"/>
+                <w:right w:val="none" w:sz="0" w:space="0" w:color="000000"/>
+              </w:pBdr>
+              <w:spacing w:after="100" w:before="100" w:line="240"/>
+              <w:ind w:left="100" w:right="100" w:firstLine="0" w:firstLineChars="0"/>
+            </w:pPr>
+            <w:r>
+              <w:rPr>
+                <w:rFonts w:ascii="Arial" w:hAnsi="Arial" w:eastAsia="Arial" w:cs="Arial"/>
+                <w:i w:val="false"/>
+                <w:b w:val="false"/>
+                <w:u w:val="none"/>
+                <w:sz w:val="22"/>
+                <w:szCs w:val="22"/>
+                <w:color w:val="000000"/>
+              </w:rPr>
+              <w:t xml:space="preserve">79.0 [68.5, 83.5]</w:t>
+            </w:r>
+          </w:p>
+        </w:tc>
+        <w:tc>
+          <w:tcPr>
+            <w:tcBorders>
+              <w:bottom w:val="none" w:sz="0" w:space="0" w:color="000000"/>
+              <w:top w:val="none" w:sz="0" w:space="0" w:color="000000"/>
+              <w:left w:val="none" w:sz="0" w:space="0" w:color="000000"/>
+              <w:right w:val="none" w:sz="0" w:space="0" w:color="000000"/>
+            </w:tcBorders>
+            <w:shd w:val="clear" w:color="auto" w:fill="FFFFFF"/>
+            <w:tcMar>
+              <w:top w:w="0" w:type="dxa"/>
+              <w:bottom w:w="0" w:type="dxa"/>
+              <w:left w:w="0" w:type="dxa"/>
+              <w:right w:w="0" w:type="dxa"/>
+            </w:tcMar>
+            <w:vAlign w:val="center"/>
+          </w:tcPr>
+          <w:p>
+            <w:pPr>
+              <w:pStyle w:val="Normal"/>
+              <w:jc w:val="center"/>
+              <w:pBdr>
+                <w:bottom w:val="none" w:sz="0" w:space="0" w:color="000000"/>
+                <w:top w:val="none" w:sz="0" w:space="0" w:color="000000"/>
+                <w:left w:val="none" w:sz="0" w:space="0" w:color="000000"/>
+                <w:right w:val="none" w:sz="0" w:space="0" w:color="000000"/>
+              </w:pBdr>
+              <w:spacing w:after="100" w:before="100" w:line="240"/>
+              <w:ind w:left="100" w:right="100" w:firstLine="0" w:firstLineChars="0"/>
+            </w:pPr>
+            <w:r>
+              <w:rPr>
+                <w:rFonts w:ascii="Arial" w:hAnsi="Arial" w:eastAsia="Arial" w:cs="Arial"/>
+                <w:i w:val="false"/>
+                <w:b w:val="false"/>
+                <w:u w:val="none"/>
+                <w:sz w:val="22"/>
+                <w:szCs w:val="22"/>
+                <w:color w:val="000000"/>
+              </w:rPr>
+              <w:t xml:space="preserve">82.0 [80.5, 85.5]</w:t>
+            </w:r>
+          </w:p>
+        </w:tc>
+        <w:tc>
+          <w:tcPr>
+            <w:tcBorders>
+              <w:bottom w:val="none" w:sz="0" w:space="0" w:color="000000"/>
+              <w:top w:val="none" w:sz="0" w:space="0" w:color="000000"/>
+              <w:left w:val="none" w:sz="0" w:space="0" w:color="000000"/>
+              <w:right w:val="none" w:sz="0" w:space="0" w:color="000000"/>
+            </w:tcBorders>
+            <w:shd w:val="clear" w:color="auto" w:fill="FFFFFF"/>
+            <w:tcMar>
+              <w:top w:w="0" w:type="dxa"/>
+              <w:bottom w:w="0" w:type="dxa"/>
+              <w:left w:w="0" w:type="dxa"/>
+              <w:right w:w="0" w:type="dxa"/>
+            </w:tcMar>
+            <w:vAlign w:val="center"/>
+          </w:tcPr>
+          <w:p>
+            <w:pPr>
+              <w:pStyle w:val="Normal"/>
+              <w:jc w:val="center"/>
+              <w:pBdr>
+                <w:bottom w:val="none" w:sz="0" w:space="0" w:color="000000"/>
+                <w:top w:val="none" w:sz="0" w:space="0" w:color="000000"/>
+                <w:left w:val="none" w:sz="0" w:space="0" w:color="000000"/>
+                <w:right w:val="none" w:sz="0" w:space="0" w:color="000000"/>
+              </w:pBdr>
+              <w:spacing w:after="100" w:before="100" w:line="240"/>
+              <w:ind w:left="100" w:right="100" w:firstLine="0" w:firstLineChars="0"/>
+            </w:pPr>
+            <w:r>
+              <w:rPr>
+                <w:rFonts w:ascii="Arial" w:hAnsi="Arial" w:eastAsia="Arial" w:cs="Arial"/>
+                <w:i w:val="false"/>
+                <w:b w:val="false"/>
+                <w:u w:val="none"/>
+                <w:sz w:val="22"/>
+                <w:szCs w:val="22"/>
+                <w:color w:val="000000"/>
+              </w:rPr>
+              <w:t xml:space="preserve">80.5 [73.0, 84.3]</w:t>
+            </w:r>
+          </w:p>
+        </w:tc>
+      </w:tr>
+      <w:tr>
+        <w:trPr>
+          <w:trHeight w:val="617" w:hRule="auto"/>
+        </w:trPr>
+        body51
+        <w:tc>
+          <w:tcPr>
+            <w:tcBorders>
               <w:bottom w:val="single" w:sz="12" w:space="0" w:color="666666"/>
               <w:top w:val="none" w:sz="0" w:space="0" w:color="000000"/>
               <w:left w:val="none" w:sz="0" w:space="0" w:color="000000"/>
@@ -8518,12 +9428,11 @@
         </w:tc>
         <w:tc>
           <w:tcPr>
-            <w:gridSpan w:val="4"/>
-            <w:tcBorders>
-              <w:bottom w:val="none" w:sz="0" w:space="0" w:color="FFFFFF"/>
-              <w:top w:val="single" w:sz="12" w:space="0" w:color="666666"/>
-              <w:left w:val="none" w:sz="0" w:space="0" w:color="FFFFFF"/>
-              <w:right w:val="none" w:sz="0" w:space="0" w:color="FFFFFF"/>
+            <w:tcBorders>
+              <w:bottom w:val="single" w:sz="12" w:space="0" w:color="666666"/>
+              <w:top w:val="none" w:sz="0" w:space="0" w:color="000000"/>
+              <w:left w:val="none" w:sz="0" w:space="0" w:color="000000"/>
+              <w:right w:val="none" w:sz="0" w:space="0" w:color="000000"/>
             </w:tcBorders>
             <w:shd w:val="clear" w:color="auto" w:fill="FFFFFF"/>
             <w:tcMar>
@@ -8563,12 +9472,11 @@
         </w:tc>
         <w:tc>
           <w:tcPr>
-            <w:gridSpan w:val="4"/>
-            <w:tcBorders>
-              <w:bottom w:val="none" w:sz="0" w:space="0" w:color="FFFFFF"/>
-              <w:top w:val="single" w:sz="12" w:space="0" w:color="666666"/>
-              <w:left w:val="none" w:sz="0" w:space="0" w:color="FFFFFF"/>
-              <w:right w:val="none" w:sz="0" w:space="0" w:color="FFFFFF"/>
+            <w:tcBorders>
+              <w:bottom w:val="single" w:sz="12" w:space="0" w:color="666666"/>
+              <w:top w:val="none" w:sz="0" w:space="0" w:color="000000"/>
+              <w:left w:val="none" w:sz="0" w:space="0" w:color="000000"/>
+              <w:right w:val="none" w:sz="0" w:space="0" w:color="000000"/>
             </w:tcBorders>
             <w:shd w:val="clear" w:color="auto" w:fill="FFFFFF"/>
             <w:tcMar>
@@ -8608,12 +9516,11 @@
         </w:tc>
         <w:tc>
           <w:tcPr>
-            <w:gridSpan w:val="4"/>
-            <w:tcBorders>
-              <w:bottom w:val="none" w:sz="0" w:space="0" w:color="FFFFFF"/>
-              <w:top w:val="single" w:sz="12" w:space="0" w:color="666666"/>
-              <w:left w:val="none" w:sz="0" w:space="0" w:color="FFFFFF"/>
-              <w:right w:val="none" w:sz="0" w:space="0" w:color="FFFFFF"/>
+            <w:tcBorders>
+              <w:bottom w:val="single" w:sz="12" w:space="0" w:color="666666"/>
+              <w:top w:val="none" w:sz="0" w:space="0" w:color="000000"/>
+              <w:left w:val="none" w:sz="0" w:space="0" w:color="000000"/>
+              <w:right w:val="none" w:sz="0" w:space="0" w:color="000000"/>
             </w:tcBorders>
             <w:shd w:val="clear" w:color="auto" w:fill="FFFFFF"/>
             <w:tcMar>
@@ -8659,6 +9566,7 @@
         footer 1
         <w:tc>
           <w:tcPr>
+            <w:gridSpan w:val="4"/>
             <w:tcBorders>
               <w:bottom w:val="none" w:sz="0" w:space="0" w:color="FFFFFF"/>
               <w:top w:val="single" w:sz="12" w:space="0" w:color="666666"/>
@@ -8709,6 +9617,7 @@
         footer 2
         <w:tc>
           <w:tcPr>
+            <w:gridSpan w:val="4"/>
             <w:tcBorders>
               <w:bottom w:val="none" w:sz="0" w:space="0" w:color="FFFFFF"/>
               <w:top w:val="none" w:sz="0" w:space="0" w:color="FFFFFF"/>
@@ -8843,6 +9752,7 @@
         footer 3
         <w:tc>
           <w:tcPr>
+            <w:gridSpan w:val="4"/>
             <w:tcBorders>
               <w:bottom w:val="none" w:sz="0" w:space="0" w:color="FFFFFF"/>
               <w:top w:val="none" w:sz="0" w:space="0" w:color="FFFFFF"/>
